--- a/reports/新生代议员涉华行为分析/特朗普2.0时期美国新生代议员涉华行为分析.docx
+++ b/reports/新生代议员涉华行为分析/特朗普2.0时期美国新生代议员涉华行为分析.docx
@@ -5,23 +5,19 @@
     <w:p>
       <w:pPr>
         <w:pStyle w:val="Title"/>
-      </w:pPr>
-      <w:r>
-        <w:rPr>
-          <w:rFonts w:hint="eastAsia"/>
-        </w:rPr>
-        <w:t xml:space="preserve">特朗普2.0时期美国新生代议员涉华行为分析</w:t>
+        <w:jc w:val="center"/>
+      </w:pPr>
+      <w:r>
+        <w:t>特朗普2.0时期美国新生代议员涉华行为分析</w:t>
       </w:r>
     </w:p>
     <w:p>
       <w:pPr>
         <w:pStyle w:val="Subtitle"/>
-      </w:pPr>
-      <w:r>
-        <w:rPr>
-          <w:rFonts w:hint="eastAsia"/>
-        </w:rPr>
-        <w:t xml:space="preserve">——基于第119届国会的考察</w:t>
+        <w:jc w:val="center"/>
+      </w:pPr>
+      <w:r>
+        <w:t>——基于第119届国会的考察</w:t>
       </w:r>
     </w:p>
     <w:p>
@@ -587,7 +583,6 @@
     </w:p>
     <w:tbl>
       <w:tblPr>
-        <w:tblStyle w:val="Table"/>
         <w:tblW w:type="auto" w:w="0"/>
         <w:tblLook w:firstRow="1" w:lastRow="0" w:firstColumn="0" w:lastColumn="0" w:noHBand="0" w:noVBand="0" w:val="0020"/>
       </w:tblPr>
@@ -605,10 +600,13 @@
           <w:p>
             <w:pPr>
               <w:pStyle w:val="Compact"/>
-            </w:pPr>
-            <w:r>
-              <w:rPr>
-                <w:rFonts w:hint="eastAsia"/>
+              <w:spacing w:line="240" w:lineRule="auto"/>
+              <w:ind w:firstLine="0"/>
+            </w:pPr>
+            <w:r>
+              <w:rPr>
+                <w:rFonts w:hint="eastAsia"/>
+                <w:sz w:val="21"/>
               </w:rPr>
               <w:t xml:space="preserve">指标</w:t>
             </w:r>
@@ -619,10 +617,13 @@
           <w:p>
             <w:pPr>
               <w:pStyle w:val="Compact"/>
-            </w:pPr>
-            <w:r>
-              <w:rPr>
-                <w:rFonts w:hint="eastAsia"/>
+              <w:spacing w:line="240" w:lineRule="auto"/>
+              <w:ind w:firstLine="0"/>
+            </w:pPr>
+            <w:r>
+              <w:rPr>
+                <w:rFonts w:hint="eastAsia"/>
+                <w:sz w:val="21"/>
               </w:rPr>
               <w:t xml:space="preserve">基础样本（n=97）</w:t>
             </w:r>
@@ -633,10 +634,13 @@
           <w:p>
             <w:pPr>
               <w:pStyle w:val="Compact"/>
-            </w:pPr>
-            <w:r>
-              <w:rPr>
-                <w:rFonts w:hint="eastAsia"/>
+              <w:spacing w:line="240" w:lineRule="auto"/>
+              <w:ind w:firstLine="0"/>
+            </w:pPr>
+            <w:r>
+              <w:rPr>
+                <w:rFonts w:hint="eastAsia"/>
+                <w:sz w:val="21"/>
               </w:rPr>
               <w:t xml:space="preserve">核心样本（n=20）</w:t>
             </w:r>
@@ -649,10 +653,13 @@
           <w:p>
             <w:pPr>
               <w:pStyle w:val="Compact"/>
-            </w:pPr>
-            <w:r>
-              <w:rPr>
-                <w:rFonts w:hint="eastAsia"/>
+              <w:spacing w:line="240" w:lineRule="auto"/>
+              <w:ind w:firstLine="0"/>
+            </w:pPr>
+            <w:r>
+              <w:rPr>
+                <w:rFonts w:hint="eastAsia"/>
+                <w:sz w:val="21"/>
               </w:rPr>
               <w:t xml:space="preserve">众议员/参议员</w:t>
             </w:r>
@@ -663,8 +670,13 @@
           <w:p>
             <w:pPr>
               <w:pStyle w:val="Compact"/>
-            </w:pPr>
-            <w:r>
+              <w:spacing w:line="240" w:lineRule="auto"/>
+              <w:ind w:firstLine="0"/>
+            </w:pPr>
+            <w:r>
+              <w:rPr>
+                <w:sz w:val="21"/>
+              </w:rPr>
               <w:t xml:space="preserve">91/6</w:t>
             </w:r>
           </w:p>
@@ -674,8 +686,13 @@
           <w:p>
             <w:pPr>
               <w:pStyle w:val="Compact"/>
-            </w:pPr>
-            <w:r>
+              <w:spacing w:line="240" w:lineRule="auto"/>
+              <w:ind w:firstLine="0"/>
+            </w:pPr>
+            <w:r>
+              <w:rPr>
+                <w:sz w:val="21"/>
+              </w:rPr>
               <w:t xml:space="preserve">17/3</w:t>
             </w:r>
           </w:p>
@@ -687,10 +704,13 @@
           <w:p>
             <w:pPr>
               <w:pStyle w:val="Compact"/>
-            </w:pPr>
-            <w:r>
-              <w:rPr>
-                <w:rFonts w:hint="eastAsia"/>
+              <w:spacing w:line="240" w:lineRule="auto"/>
+              <w:ind w:firstLine="0"/>
+            </w:pPr>
+            <w:r>
+              <w:rPr>
+                <w:rFonts w:hint="eastAsia"/>
+                <w:sz w:val="21"/>
               </w:rPr>
               <w:t xml:space="preserve">共和党/民主党/独立</w:t>
             </w:r>
@@ -701,8 +721,13 @@
           <w:p>
             <w:pPr>
               <w:pStyle w:val="Compact"/>
-            </w:pPr>
-            <w:r>
+              <w:spacing w:line="240" w:lineRule="auto"/>
+              <w:ind w:firstLine="0"/>
+            </w:pPr>
+            <w:r>
+              <w:rPr>
+                <w:sz w:val="21"/>
+              </w:rPr>
               <w:t xml:space="preserve">47/49/1</w:t>
             </w:r>
           </w:p>
@@ -712,8 +737,13 @@
           <w:p>
             <w:pPr>
               <w:pStyle w:val="Compact"/>
-            </w:pPr>
-            <w:r>
+              <w:spacing w:line="240" w:lineRule="auto"/>
+              <w:ind w:firstLine="0"/>
+            </w:pPr>
+            <w:r>
+              <w:rPr>
+                <w:sz w:val="21"/>
+              </w:rPr>
               <w:t xml:space="preserve">13/7/0</w:t>
             </w:r>
           </w:p>
@@ -725,10 +755,13 @@
           <w:p>
             <w:pPr>
               <w:pStyle w:val="Compact"/>
-            </w:pPr>
-            <w:r>
-              <w:rPr>
-                <w:rFonts w:hint="eastAsia"/>
+              <w:spacing w:line="240" w:lineRule="auto"/>
+              <w:ind w:firstLine="0"/>
+            </w:pPr>
+            <w:r>
+              <w:rPr>
+                <w:rFonts w:hint="eastAsia"/>
+                <w:sz w:val="21"/>
               </w:rPr>
               <w:t xml:space="preserve">男性/女性</w:t>
             </w:r>
@@ -739,8 +772,13 @@
           <w:p>
             <w:pPr>
               <w:pStyle w:val="Compact"/>
-            </w:pPr>
-            <w:r>
+              <w:spacing w:line="240" w:lineRule="auto"/>
+              <w:ind w:firstLine="0"/>
+            </w:pPr>
+            <w:r>
+              <w:rPr>
+                <w:sz w:val="21"/>
+              </w:rPr>
               <w:t xml:space="preserve">67/30</w:t>
             </w:r>
           </w:p>
@@ -750,8 +788,13 @@
           <w:p>
             <w:pPr>
               <w:pStyle w:val="Compact"/>
-            </w:pPr>
-            <w:r>
+              <w:spacing w:line="240" w:lineRule="auto"/>
+              <w:ind w:firstLine="0"/>
+            </w:pPr>
+            <w:r>
+              <w:rPr>
+                <w:sz w:val="21"/>
+              </w:rPr>
               <w:t xml:space="preserve">18/2</w:t>
             </w:r>
           </w:p>
@@ -763,10 +806,13 @@
           <w:p>
             <w:pPr>
               <w:pStyle w:val="Compact"/>
-            </w:pPr>
-            <w:r>
-              <w:rPr>
-                <w:rFonts w:hint="eastAsia"/>
+              <w:spacing w:line="240" w:lineRule="auto"/>
+              <w:ind w:firstLine="0"/>
+            </w:pPr>
+            <w:r>
+              <w:rPr>
+                <w:rFonts w:hint="eastAsia"/>
+                <w:sz w:val="21"/>
               </w:rPr>
               <w:t xml:space="preserve">平均年龄（2025年1月3日）</w:t>
             </w:r>
@@ -777,10 +823,13 @@
           <w:p>
             <w:pPr>
               <w:pStyle w:val="Compact"/>
-            </w:pPr>
-            <w:r>
-              <w:rPr>
-                <w:rFonts w:hint="eastAsia"/>
+              <w:spacing w:line="240" w:lineRule="auto"/>
+              <w:ind w:firstLine="0"/>
+            </w:pPr>
+            <w:r>
+              <w:rPr>
+                <w:rFonts w:hint="eastAsia"/>
+                <w:sz w:val="21"/>
               </w:rPr>
               <w:t xml:space="preserve">39.9岁</w:t>
             </w:r>
@@ -791,10 +840,13 @@
           <w:p>
             <w:pPr>
               <w:pStyle w:val="Compact"/>
-            </w:pPr>
-            <w:r>
-              <w:rPr>
-                <w:rFonts w:hint="eastAsia"/>
+              <w:spacing w:line="240" w:lineRule="auto"/>
+              <w:ind w:firstLine="0"/>
+            </w:pPr>
+            <w:r>
+              <w:rPr>
+                <w:rFonts w:hint="eastAsia"/>
+                <w:sz w:val="21"/>
               </w:rPr>
               <w:t xml:space="preserve">40.5岁</w:t>
             </w:r>
@@ -807,10 +859,13 @@
           <w:p>
             <w:pPr>
               <w:pStyle w:val="Compact"/>
-            </w:pPr>
-            <w:r>
-              <w:rPr>
-                <w:rFonts w:hint="eastAsia"/>
+              <w:spacing w:line="240" w:lineRule="auto"/>
+              <w:ind w:firstLine="0"/>
+            </w:pPr>
+            <w:r>
+              <w:rPr>
+                <w:rFonts w:hint="eastAsia"/>
+                <w:sz w:val="21"/>
               </w:rPr>
               <w:t xml:space="preserve">2025年及以后首次就任者</w:t>
             </w:r>
@@ -821,10 +876,13 @@
           <w:p>
             <w:pPr>
               <w:pStyle w:val="Compact"/>
-            </w:pPr>
-            <w:r>
-              <w:rPr>
-                <w:rFonts w:hint="eastAsia"/>
+              <w:spacing w:line="240" w:lineRule="auto"/>
+              <w:ind w:firstLine="0"/>
+            </w:pPr>
+            <w:r>
+              <w:rPr>
+                <w:rFonts w:hint="eastAsia"/>
+                <w:sz w:val="21"/>
               </w:rPr>
               <w:t xml:space="preserve">30人（31%）</w:t>
             </w:r>
@@ -835,10 +893,13 @@
           <w:p>
             <w:pPr>
               <w:pStyle w:val="Compact"/>
-            </w:pPr>
-            <w:r>
-              <w:rPr>
-                <w:rFonts w:hint="eastAsia"/>
+              <w:spacing w:line="240" w:lineRule="auto"/>
+              <w:ind w:firstLine="0"/>
+            </w:pPr>
+            <w:r>
+              <w:rPr>
+                <w:rFonts w:hint="eastAsia"/>
+                <w:sz w:val="21"/>
               </w:rPr>
               <w:t xml:space="preserve">8人（40%）</w:t>
             </w:r>
@@ -851,10 +912,13 @@
           <w:p>
             <w:pPr>
               <w:pStyle w:val="Compact"/>
-            </w:pPr>
-            <w:r>
-              <w:rPr>
-                <w:rFonts w:hint="eastAsia"/>
+              <w:spacing w:line="240" w:lineRule="auto"/>
+              <w:ind w:firstLine="0"/>
+            </w:pPr>
+            <w:r>
+              <w:rPr>
+                <w:rFonts w:hint="eastAsia"/>
+                <w:sz w:val="21"/>
               </w:rPr>
               <w:t xml:space="preserve">2019年首次就任者</w:t>
             </w:r>
@@ -865,10 +929,13 @@
           <w:p>
             <w:pPr>
               <w:pStyle w:val="Compact"/>
-            </w:pPr>
-            <w:r>
-              <w:rPr>
-                <w:rFonts w:hint="eastAsia"/>
+              <w:spacing w:line="240" w:lineRule="auto"/>
+              <w:ind w:firstLine="0"/>
+            </w:pPr>
+            <w:r>
+              <w:rPr>
+                <w:rFonts w:hint="eastAsia"/>
+                <w:sz w:val="21"/>
               </w:rPr>
               <w:t xml:space="preserve">17人（18%）</w:t>
             </w:r>
@@ -879,10 +946,13 @@
           <w:p>
             <w:pPr>
               <w:pStyle w:val="Compact"/>
-            </w:pPr>
-            <w:r>
-              <w:rPr>
-                <w:rFonts w:hint="eastAsia"/>
+              <w:spacing w:line="240" w:lineRule="auto"/>
+              <w:ind w:firstLine="0"/>
+            </w:pPr>
+            <w:r>
+              <w:rPr>
+                <w:rFonts w:hint="eastAsia"/>
+                <w:sz w:val="21"/>
               </w:rPr>
               <w:t xml:space="preserve">5人（25%）</w:t>
             </w:r>
@@ -895,10 +965,13 @@
           <w:p>
             <w:pPr>
               <w:pStyle w:val="Compact"/>
-            </w:pPr>
-            <w:r>
-              <w:rPr>
-                <w:rFonts w:hint="eastAsia"/>
+              <w:spacing w:line="240" w:lineRule="auto"/>
+              <w:ind w:firstLine="0"/>
+            </w:pPr>
+            <w:r>
+              <w:rPr>
+                <w:rFonts w:hint="eastAsia"/>
+                <w:sz w:val="21"/>
               </w:rPr>
               <w:t xml:space="preserve">观察期内主提涉华法案</w:t>
             </w:r>
@@ -909,10 +982,13 @@
           <w:p>
             <w:pPr>
               <w:pStyle w:val="Compact"/>
-            </w:pPr>
-            <w:r>
-              <w:rPr>
-                <w:rFonts w:hint="eastAsia"/>
+              <w:spacing w:line="240" w:lineRule="auto"/>
+              <w:ind w:firstLine="0"/>
+            </w:pPr>
+            <w:r>
+              <w:rPr>
+                <w:rFonts w:hint="eastAsia"/>
+                <w:sz w:val="21"/>
               </w:rPr>
               <w:t xml:space="preserve">31人，56项</w:t>
             </w:r>
@@ -923,10 +999,13 @@
           <w:p>
             <w:pPr>
               <w:pStyle w:val="Compact"/>
-            </w:pPr>
-            <w:r>
-              <w:rPr>
-                <w:rFonts w:hint="eastAsia"/>
+              <w:spacing w:line="240" w:lineRule="auto"/>
+              <w:ind w:firstLine="0"/>
+            </w:pPr>
+            <w:r>
+              <w:rPr>
+                <w:rFonts w:hint="eastAsia"/>
+                <w:sz w:val="21"/>
               </w:rPr>
               <w:t xml:space="preserve">20人，45项</w:t>
             </w:r>
@@ -939,10 +1018,13 @@
           <w:p>
             <w:pPr>
               <w:pStyle w:val="Compact"/>
-            </w:pPr>
-            <w:r>
-              <w:rPr>
-                <w:rFonts w:hint="eastAsia"/>
+              <w:spacing w:line="240" w:lineRule="auto"/>
+              <w:ind w:firstLine="0"/>
+            </w:pPr>
+            <w:r>
+              <w:rPr>
+                <w:rFonts w:hint="eastAsia"/>
+                <w:sz w:val="21"/>
               </w:rPr>
               <w:t xml:space="preserve">观察期内联署涉华法案</w:t>
             </w:r>
@@ -953,10 +1035,13 @@
           <w:p>
             <w:pPr>
               <w:pStyle w:val="Compact"/>
-            </w:pPr>
-            <w:r>
-              <w:rPr>
-                <w:rFonts w:hint="eastAsia"/>
+              <w:spacing w:line="240" w:lineRule="auto"/>
+              <w:ind w:firstLine="0"/>
+            </w:pPr>
+            <w:r>
+              <w:rPr>
+                <w:rFonts w:hint="eastAsia"/>
+                <w:sz w:val="21"/>
               </w:rPr>
               <w:t xml:space="preserve">77人，446人次</w:t>
             </w:r>
@@ -967,10 +1052,13 @@
           <w:p>
             <w:pPr>
               <w:pStyle w:val="Compact"/>
-            </w:pPr>
-            <w:r>
-              <w:rPr>
-                <w:rFonts w:hint="eastAsia"/>
+              <w:spacing w:line="240" w:lineRule="auto"/>
+              <w:ind w:firstLine="0"/>
+            </w:pPr>
+            <w:r>
+              <w:rPr>
+                <w:rFonts w:hint="eastAsia"/>
+                <w:sz w:val="21"/>
               </w:rPr>
               <w:t xml:space="preserve">20人，203人次</w:t>
             </w:r>
@@ -1517,7 +1605,6 @@
     </w:p>
     <w:tbl>
       <w:tblPr>
-        <w:tblStyle w:val="Table"/>
         <w:tblW w:type="auto" w:w="0"/>
         <w:tblLook w:firstRow="1" w:lastRow="0" w:firstColumn="0" w:lastColumn="0" w:noHBand="0" w:noVBand="0" w:val="0020"/>
       </w:tblPr>
@@ -1537,10 +1624,13 @@
           <w:p>
             <w:pPr>
               <w:pStyle w:val="Compact"/>
-            </w:pPr>
-            <w:r>
-              <w:rPr>
-                <w:rFonts w:hint="eastAsia"/>
+              <w:spacing w:line="240" w:lineRule="auto"/>
+              <w:ind w:firstLine="0"/>
+            </w:pPr>
+            <w:r>
+              <w:rPr>
+                <w:rFonts w:hint="eastAsia"/>
+                <w:sz w:val="21"/>
               </w:rPr>
               <w:t xml:space="preserve">季度</w:t>
             </w:r>
@@ -1551,10 +1641,13 @@
           <w:p>
             <w:pPr>
               <w:pStyle w:val="Compact"/>
-            </w:pPr>
-            <w:r>
-              <w:rPr>
-                <w:rFonts w:hint="eastAsia"/>
+              <w:spacing w:line="240" w:lineRule="auto"/>
+              <w:ind w:firstLine="0"/>
+            </w:pPr>
+            <w:r>
+              <w:rPr>
+                <w:rFonts w:hint="eastAsia"/>
+                <w:sz w:val="21"/>
               </w:rPr>
               <w:t xml:space="preserve">基础样本主提</w:t>
             </w:r>
@@ -1565,10 +1658,13 @@
           <w:p>
             <w:pPr>
               <w:pStyle w:val="Compact"/>
-            </w:pPr>
-            <w:r>
-              <w:rPr>
-                <w:rFonts w:hint="eastAsia"/>
+              <w:spacing w:line="240" w:lineRule="auto"/>
+              <w:ind w:firstLine="0"/>
+            </w:pPr>
+            <w:r>
+              <w:rPr>
+                <w:rFonts w:hint="eastAsia"/>
+                <w:sz w:val="21"/>
               </w:rPr>
               <w:t xml:space="preserve">全国会合计</w:t>
             </w:r>
@@ -1579,10 +1675,13 @@
           <w:p>
             <w:pPr>
               <w:pStyle w:val="Compact"/>
-            </w:pPr>
-            <w:r>
-              <w:rPr>
-                <w:rFonts w:hint="eastAsia"/>
+              <w:spacing w:line="240" w:lineRule="auto"/>
+              <w:ind w:firstLine="0"/>
+            </w:pPr>
+            <w:r>
+              <w:rPr>
+                <w:rFonts w:hint="eastAsia"/>
+                <w:sz w:val="21"/>
               </w:rPr>
               <w:t xml:space="preserve">基础样本占比</w:t>
             </w:r>
@@ -1593,10 +1692,13 @@
           <w:p>
             <w:pPr>
               <w:pStyle w:val="Compact"/>
-            </w:pPr>
-            <w:r>
-              <w:rPr>
-                <w:rFonts w:hint="eastAsia"/>
+              <w:spacing w:line="240" w:lineRule="auto"/>
+              <w:ind w:firstLine="0"/>
+            </w:pPr>
+            <w:r>
+              <w:rPr>
+                <w:rFonts w:hint="eastAsia"/>
+                <w:sz w:val="21"/>
               </w:rPr>
               <w:t xml:space="preserve">同期重要背景</w:t>
             </w:r>
@@ -1609,10 +1711,13 @@
           <w:p>
             <w:pPr>
               <w:pStyle w:val="Compact"/>
-            </w:pPr>
-            <w:r>
-              <w:rPr>
-                <w:rFonts w:hint="eastAsia"/>
+              <w:spacing w:line="240" w:lineRule="auto"/>
+              <w:ind w:firstLine="0"/>
+            </w:pPr>
+            <w:r>
+              <w:rPr>
+                <w:rFonts w:hint="eastAsia"/>
+                <w:sz w:val="21"/>
               </w:rPr>
               <w:t xml:space="preserve">2025年第一季度</w:t>
             </w:r>
@@ -1623,8 +1728,13 @@
           <w:p>
             <w:pPr>
               <w:pStyle w:val="Compact"/>
-            </w:pPr>
-            <w:r>
+              <w:spacing w:line="240" w:lineRule="auto"/>
+              <w:ind w:firstLine="0"/>
+            </w:pPr>
+            <w:r>
+              <w:rPr>
+                <w:sz w:val="21"/>
+              </w:rPr>
               <w:t xml:space="preserve">15</w:t>
             </w:r>
           </w:p>
@@ -1634,8 +1744,13 @@
           <w:p>
             <w:pPr>
               <w:pStyle w:val="Compact"/>
-            </w:pPr>
-            <w:r>
+              <w:spacing w:line="240" w:lineRule="auto"/>
+              <w:ind w:firstLine="0"/>
+            </w:pPr>
+            <w:r>
+              <w:rPr>
+                <w:sz w:val="21"/>
+              </w:rPr>
               <w:t xml:space="preserve">155</w:t>
             </w:r>
           </w:p>
@@ -1645,8 +1760,13 @@
           <w:p>
             <w:pPr>
               <w:pStyle w:val="Compact"/>
-            </w:pPr>
-            <w:r>
+              <w:spacing w:line="240" w:lineRule="auto"/>
+              <w:ind w:firstLine="0"/>
+            </w:pPr>
+            <w:r>
+              <w:rPr>
+                <w:sz w:val="21"/>
+              </w:rPr>
               <w:t xml:space="preserve">9.7%</w:t>
             </w:r>
           </w:p>
@@ -1656,10 +1776,13 @@
           <w:p>
             <w:pPr>
               <w:pStyle w:val="Compact"/>
-            </w:pPr>
-            <w:r>
-              <w:rPr>
-                <w:rFonts w:hint="eastAsia"/>
+              <w:spacing w:line="240" w:lineRule="auto"/>
+              <w:ind w:firstLine="0"/>
+            </w:pPr>
+            <w:r>
+              <w:rPr>
+                <w:rFonts w:hint="eastAsia"/>
+                <w:sz w:val="21"/>
               </w:rPr>
               <w:t xml:space="preserve">新国会开幕；对华加征关税升级</w:t>
             </w:r>
@@ -1672,10 +1795,13 @@
           <w:p>
             <w:pPr>
               <w:pStyle w:val="Compact"/>
-            </w:pPr>
-            <w:r>
-              <w:rPr>
-                <w:rFonts w:hint="eastAsia"/>
+              <w:spacing w:line="240" w:lineRule="auto"/>
+              <w:ind w:firstLine="0"/>
+            </w:pPr>
+            <w:r>
+              <w:rPr>
+                <w:rFonts w:hint="eastAsia"/>
+                <w:sz w:val="21"/>
               </w:rPr>
               <w:t xml:space="preserve">2025年第二季度</w:t>
             </w:r>
@@ -1686,8 +1812,13 @@
           <w:p>
             <w:pPr>
               <w:pStyle w:val="Compact"/>
-            </w:pPr>
-            <w:r>
+              <w:spacing w:line="240" w:lineRule="auto"/>
+              <w:ind w:firstLine="0"/>
+            </w:pPr>
+            <w:r>
+              <w:rPr>
+                <w:sz w:val="21"/>
+              </w:rPr>
               <w:t xml:space="preserve">7</w:t>
             </w:r>
           </w:p>
@@ -1697,8 +1828,13 @@
           <w:p>
             <w:pPr>
               <w:pStyle w:val="Compact"/>
-            </w:pPr>
-            <w:r>
+              <w:spacing w:line="240" w:lineRule="auto"/>
+              <w:ind w:firstLine="0"/>
+            </w:pPr>
+            <w:r>
+              <w:rPr>
+                <w:sz w:val="21"/>
+              </w:rPr>
               <w:t xml:space="preserve">77</w:t>
             </w:r>
           </w:p>
@@ -1708,8 +1844,13 @@
           <w:p>
             <w:pPr>
               <w:pStyle w:val="Compact"/>
-            </w:pPr>
-            <w:r>
+              <w:spacing w:line="240" w:lineRule="auto"/>
+              <w:ind w:firstLine="0"/>
+            </w:pPr>
+            <w:r>
+              <w:rPr>
+                <w:sz w:val="21"/>
+              </w:rPr>
               <w:t xml:space="preserve">9.1%</w:t>
             </w:r>
           </w:p>
@@ -1719,10 +1860,13 @@
           <w:p>
             <w:pPr>
               <w:pStyle w:val="Compact"/>
-            </w:pPr>
-            <w:r>
-              <w:rPr>
-                <w:rFonts w:hint="eastAsia"/>
+              <w:spacing w:line="240" w:lineRule="auto"/>
+              <w:ind w:firstLine="0"/>
+            </w:pPr>
+            <w:r>
+              <w:rPr>
+                <w:rFonts w:hint="eastAsia"/>
+                <w:sz w:val="21"/>
               </w:rPr>
               <w:t xml:space="preserve">日内瓦、伦敦经贸磋商</w:t>
             </w:r>
@@ -1735,10 +1879,13 @@
           <w:p>
             <w:pPr>
               <w:pStyle w:val="Compact"/>
-            </w:pPr>
-            <w:r>
-              <w:rPr>
-                <w:rFonts w:hint="eastAsia"/>
+              <w:spacing w:line="240" w:lineRule="auto"/>
+              <w:ind w:firstLine="0"/>
+            </w:pPr>
+            <w:r>
+              <w:rPr>
+                <w:rFonts w:hint="eastAsia"/>
+                <w:sz w:val="21"/>
               </w:rPr>
               <w:t xml:space="preserve">2025年第三季度</w:t>
             </w:r>
@@ -1749,8 +1896,13 @@
           <w:p>
             <w:pPr>
               <w:pStyle w:val="Compact"/>
-            </w:pPr>
-            <w:r>
+              <w:spacing w:line="240" w:lineRule="auto"/>
+              <w:ind w:firstLine="0"/>
+            </w:pPr>
+            <w:r>
+              <w:rPr>
+                <w:sz w:val="21"/>
+              </w:rPr>
               <w:t xml:space="preserve">8</w:t>
             </w:r>
           </w:p>
@@ -1760,8 +1912,13 @@
           <w:p>
             <w:pPr>
               <w:pStyle w:val="Compact"/>
-            </w:pPr>
-            <w:r>
+              <w:spacing w:line="240" w:lineRule="auto"/>
+              <w:ind w:firstLine="0"/>
+            </w:pPr>
+            <w:r>
+              <w:rPr>
+                <w:sz w:val="21"/>
+              </w:rPr>
               <w:t xml:space="preserve">60</w:t>
             </w:r>
           </w:p>
@@ -1771,8 +1928,13 @@
           <w:p>
             <w:pPr>
               <w:pStyle w:val="Compact"/>
-            </w:pPr>
-            <w:r>
+              <w:spacing w:line="240" w:lineRule="auto"/>
+              <w:ind w:firstLine="0"/>
+            </w:pPr>
+            <w:r>
+              <w:rPr>
+                <w:sz w:val="21"/>
+              </w:rPr>
               <w:t xml:space="preserve">13.3%</w:t>
             </w:r>
           </w:p>
@@ -1782,10 +1944,13 @@
           <w:p>
             <w:pPr>
               <w:pStyle w:val="Compact"/>
-            </w:pPr>
-            <w:r>
-              <w:rPr>
-                <w:rFonts w:hint="eastAsia"/>
+              <w:spacing w:line="240" w:lineRule="auto"/>
+              <w:ind w:firstLine="0"/>
+            </w:pPr>
+            <w:r>
+              <w:rPr>
+                <w:rFonts w:hint="eastAsia"/>
+                <w:sz w:val="21"/>
               </w:rPr>
               <w:t xml:space="preserve">国防授权法众议院审议</w:t>
             </w:r>
@@ -1798,10 +1963,13 @@
           <w:p>
             <w:pPr>
               <w:pStyle w:val="Compact"/>
-            </w:pPr>
-            <w:r>
-              <w:rPr>
-                <w:rFonts w:hint="eastAsia"/>
+              <w:spacing w:line="240" w:lineRule="auto"/>
+              <w:ind w:firstLine="0"/>
+            </w:pPr>
+            <w:r>
+              <w:rPr>
+                <w:rFonts w:hint="eastAsia"/>
+                <w:sz w:val="21"/>
               </w:rPr>
               <w:t xml:space="preserve">2025年第四季度</w:t>
             </w:r>
@@ -1812,8 +1980,13 @@
           <w:p>
             <w:pPr>
               <w:pStyle w:val="Compact"/>
-            </w:pPr>
-            <w:r>
+              <w:spacing w:line="240" w:lineRule="auto"/>
+              <w:ind w:firstLine="0"/>
+            </w:pPr>
+            <w:r>
+              <w:rPr>
+                <w:sz w:val="21"/>
+              </w:rPr>
               <w:t xml:space="preserve">3</w:t>
             </w:r>
           </w:p>
@@ -1823,8 +1996,13 @@
           <w:p>
             <w:pPr>
               <w:pStyle w:val="Compact"/>
-            </w:pPr>
-            <w:r>
+              <w:spacing w:line="240" w:lineRule="auto"/>
+              <w:ind w:firstLine="0"/>
+            </w:pPr>
+            <w:r>
+              <w:rPr>
+                <w:sz w:val="21"/>
+              </w:rPr>
               <w:t xml:space="preserve">62</w:t>
             </w:r>
           </w:p>
@@ -1834,8 +2012,13 @@
           <w:p>
             <w:pPr>
               <w:pStyle w:val="Compact"/>
-            </w:pPr>
-            <w:r>
+              <w:spacing w:line="240" w:lineRule="auto"/>
+              <w:ind w:firstLine="0"/>
+            </w:pPr>
+            <w:r>
+              <w:rPr>
+                <w:sz w:val="21"/>
+              </w:rPr>
               <w:t xml:space="preserve">4.8%</w:t>
             </w:r>
           </w:p>
@@ -1845,10 +2028,13 @@
           <w:p>
             <w:pPr>
               <w:pStyle w:val="Compact"/>
-            </w:pPr>
-            <w:r>
-              <w:rPr>
-                <w:rFonts w:hint="eastAsia"/>
+              <w:spacing w:line="240" w:lineRule="auto"/>
+              <w:ind w:firstLine="0"/>
+            </w:pPr>
+            <w:r>
+              <w:rPr>
+                <w:rFonts w:hint="eastAsia"/>
+                <w:sz w:val="21"/>
               </w:rPr>
               <w:t xml:space="preserve">政府停摆；釜山会晤；国防授权法签署</w:t>
             </w:r>
@@ -1861,10 +2047,13 @@
           <w:p>
             <w:pPr>
               <w:pStyle w:val="Compact"/>
-            </w:pPr>
-            <w:r>
-              <w:rPr>
-                <w:rFonts w:hint="eastAsia"/>
+              <w:spacing w:line="240" w:lineRule="auto"/>
+              <w:ind w:firstLine="0"/>
+            </w:pPr>
+            <w:r>
+              <w:rPr>
+                <w:rFonts w:hint="eastAsia"/>
+                <w:sz w:val="21"/>
               </w:rPr>
               <w:t xml:space="preserve">2026年第一季度</w:t>
             </w:r>
@@ -1875,8 +2064,13 @@
           <w:p>
             <w:pPr>
               <w:pStyle w:val="Compact"/>
-            </w:pPr>
-            <w:r>
+              <w:spacing w:line="240" w:lineRule="auto"/>
+              <w:ind w:firstLine="0"/>
+            </w:pPr>
+            <w:r>
+              <w:rPr>
+                <w:sz w:val="21"/>
+              </w:rPr>
               <w:t xml:space="preserve">6</w:t>
             </w:r>
           </w:p>
@@ -1886,8 +2080,13 @@
           <w:p>
             <w:pPr>
               <w:pStyle w:val="Compact"/>
-            </w:pPr>
-            <w:r>
+              <w:spacing w:line="240" w:lineRule="auto"/>
+              <w:ind w:firstLine="0"/>
+            </w:pPr>
+            <w:r>
+              <w:rPr>
+                <w:sz w:val="21"/>
+              </w:rPr>
               <w:t xml:space="preserve">42</w:t>
             </w:r>
           </w:p>
@@ -1897,8 +2096,13 @@
           <w:p>
             <w:pPr>
               <w:pStyle w:val="Compact"/>
-            </w:pPr>
-            <w:r>
+              <w:spacing w:line="240" w:lineRule="auto"/>
+              <w:ind w:firstLine="0"/>
+            </w:pPr>
+            <w:r>
+              <w:rPr>
+                <w:sz w:val="21"/>
+              </w:rPr>
               <w:t xml:space="preserve">14.3%</w:t>
             </w:r>
           </w:p>
@@ -1908,10 +2112,13 @@
           <w:p>
             <w:pPr>
               <w:pStyle w:val="Compact"/>
-            </w:pPr>
-            <w:r>
-              <w:rPr>
-                <w:rFonts w:hint="eastAsia"/>
+              <w:spacing w:line="240" w:lineRule="auto"/>
+              <w:ind w:firstLine="0"/>
+            </w:pPr>
+            <w:r>
+              <w:rPr>
+                <w:rFonts w:hint="eastAsia"/>
+                <w:sz w:val="21"/>
               </w:rPr>
               <w:t xml:space="preserve">关税判决；对伊朗军事行动</w:t>
             </w:r>
@@ -1924,10 +2131,13 @@
           <w:p>
             <w:pPr>
               <w:pStyle w:val="Compact"/>
-            </w:pPr>
-            <w:r>
-              <w:rPr>
-                <w:rFonts w:hint="eastAsia"/>
+              <w:spacing w:line="240" w:lineRule="auto"/>
+              <w:ind w:firstLine="0"/>
+            </w:pPr>
+            <w:r>
+              <w:rPr>
+                <w:rFonts w:hint="eastAsia"/>
+                <w:sz w:val="21"/>
               </w:rPr>
               <w:t xml:space="preserve">2026年第二季度</w:t>
             </w:r>
@@ -1938,8 +2148,13 @@
           <w:p>
             <w:pPr>
               <w:pStyle w:val="Compact"/>
-            </w:pPr>
-            <w:r>
+              <w:spacing w:line="240" w:lineRule="auto"/>
+              <w:ind w:firstLine="0"/>
+            </w:pPr>
+            <w:r>
+              <w:rPr>
+                <w:sz w:val="21"/>
+              </w:rPr>
               <w:t xml:space="preserve">10</w:t>
             </w:r>
           </w:p>
@@ -1949,8 +2164,13 @@
           <w:p>
             <w:pPr>
               <w:pStyle w:val="Compact"/>
-            </w:pPr>
-            <w:r>
+              <w:spacing w:line="240" w:lineRule="auto"/>
+              <w:ind w:firstLine="0"/>
+            </w:pPr>
+            <w:r>
+              <w:rPr>
+                <w:sz w:val="21"/>
+              </w:rPr>
               <w:t xml:space="preserve">80</w:t>
             </w:r>
           </w:p>
@@ -1960,8 +2180,13 @@
           <w:p>
             <w:pPr>
               <w:pStyle w:val="Compact"/>
-            </w:pPr>
-            <w:r>
+              <w:spacing w:line="240" w:lineRule="auto"/>
+              <w:ind w:firstLine="0"/>
+            </w:pPr>
+            <w:r>
+              <w:rPr>
+                <w:sz w:val="21"/>
+              </w:rPr>
               <w:t xml:space="preserve">12.5%</w:t>
             </w:r>
           </w:p>
@@ -1971,10 +2196,13 @@
           <w:p>
             <w:pPr>
               <w:pStyle w:val="Compact"/>
-            </w:pPr>
-            <w:r>
-              <w:rPr>
-                <w:rFonts w:hint="eastAsia"/>
+              <w:spacing w:line="240" w:lineRule="auto"/>
+              <w:ind w:firstLine="0"/>
+            </w:pPr>
+            <w:r>
+              <w:rPr>
+                <w:rFonts w:hint="eastAsia"/>
+                <w:sz w:val="21"/>
               </w:rPr>
               <w:t xml:space="preserve">特朗普访华；对台军售“搁置”争议</w:t>
             </w:r>
@@ -1987,10 +2215,13 @@
           <w:p>
             <w:pPr>
               <w:pStyle w:val="Compact"/>
-            </w:pPr>
-            <w:r>
-              <w:rPr>
-                <w:rFonts w:hint="eastAsia"/>
+              <w:spacing w:line="240" w:lineRule="auto"/>
+              <w:ind w:firstLine="0"/>
+            </w:pPr>
+            <w:r>
+              <w:rPr>
+                <w:rFonts w:hint="eastAsia"/>
+                <w:sz w:val="21"/>
               </w:rPr>
               <w:t xml:space="preserve">2026年第三季度</w:t>
             </w:r>
@@ -2001,8 +2232,13 @@
           <w:p>
             <w:pPr>
               <w:pStyle w:val="Compact"/>
-            </w:pPr>
-            <w:r>
+              <w:spacing w:line="240" w:lineRule="auto"/>
+              <w:ind w:firstLine="0"/>
+            </w:pPr>
+            <w:r>
+              <w:rPr>
+                <w:sz w:val="21"/>
+              </w:rPr>
               <w:t xml:space="preserve">5</w:t>
             </w:r>
           </w:p>
@@ -2012,8 +2248,13 @@
           <w:p>
             <w:pPr>
               <w:pStyle w:val="Compact"/>
-            </w:pPr>
-            <w:r>
+              <w:spacing w:line="240" w:lineRule="auto"/>
+              <w:ind w:firstLine="0"/>
+            </w:pPr>
+            <w:r>
+              <w:rPr>
+                <w:sz w:val="21"/>
+              </w:rPr>
               <w:t xml:space="preserve">43</w:t>
             </w:r>
           </w:p>
@@ -2023,8 +2264,13 @@
           <w:p>
             <w:pPr>
               <w:pStyle w:val="Compact"/>
-            </w:pPr>
-            <w:r>
+              <w:spacing w:line="240" w:lineRule="auto"/>
+              <w:ind w:firstLine="0"/>
+            </w:pPr>
+            <w:r>
+              <w:rPr>
+                <w:sz w:val="21"/>
+              </w:rPr>
               <w:t xml:space="preserve">11.6%</w:t>
             </w:r>
           </w:p>
@@ -2034,10 +2280,13 @@
           <w:p>
             <w:pPr>
               <w:pStyle w:val="Compact"/>
-            </w:pPr>
-            <w:r>
-              <w:rPr>
-                <w:rFonts w:hint="eastAsia"/>
+              <w:spacing w:line="240" w:lineRule="auto"/>
+              <w:ind w:firstLine="0"/>
+            </w:pPr>
+            <w:r>
+              <w:rPr>
+                <w:rFonts w:hint="eastAsia"/>
+                <w:sz w:val="21"/>
               </w:rPr>
               <w:t xml:space="preserve">习近平主席访美</w:t>
             </w:r>
@@ -2050,10 +2299,13 @@
           <w:p>
             <w:pPr>
               <w:pStyle w:val="Compact"/>
-            </w:pPr>
-            <w:r>
-              <w:rPr>
-                <w:rFonts w:hint="eastAsia"/>
+              <w:spacing w:line="240" w:lineRule="auto"/>
+              <w:ind w:firstLine="0"/>
+            </w:pPr>
+            <w:r>
+              <w:rPr>
+                <w:rFonts w:hint="eastAsia"/>
+                <w:sz w:val="21"/>
               </w:rPr>
               <w:t xml:space="preserve">2026年第四季度（至10月29日）</w:t>
             </w:r>
@@ -2064,8 +2316,13 @@
           <w:p>
             <w:pPr>
               <w:pStyle w:val="Compact"/>
-            </w:pPr>
-            <w:r>
+              <w:spacing w:line="240" w:lineRule="auto"/>
+              <w:ind w:firstLine="0"/>
+            </w:pPr>
+            <w:r>
+              <w:rPr>
+                <w:sz w:val="21"/>
+              </w:rPr>
               <w:t xml:space="preserve">2</w:t>
             </w:r>
           </w:p>
@@ -2075,8 +2332,13 @@
           <w:p>
             <w:pPr>
               <w:pStyle w:val="Compact"/>
-            </w:pPr>
-            <w:r>
+              <w:spacing w:line="240" w:lineRule="auto"/>
+              <w:ind w:firstLine="0"/>
+            </w:pPr>
+            <w:r>
+              <w:rPr>
+                <w:sz w:val="21"/>
+              </w:rPr>
               <w:t xml:space="preserve">9</w:t>
             </w:r>
           </w:p>
@@ -2086,8 +2348,13 @@
           <w:p>
             <w:pPr>
               <w:pStyle w:val="Compact"/>
-            </w:pPr>
-            <w:r>
+              <w:spacing w:line="240" w:lineRule="auto"/>
+              <w:ind w:firstLine="0"/>
+            </w:pPr>
+            <w:r>
+              <w:rPr>
+                <w:sz w:val="21"/>
+              </w:rPr>
               <w:t xml:space="preserve">—</w:t>
             </w:r>
           </w:p>
@@ -2097,10 +2364,13 @@
           <w:p>
             <w:pPr>
               <w:pStyle w:val="Compact"/>
-            </w:pPr>
-            <w:r>
-              <w:rPr>
-                <w:rFonts w:hint="eastAsia"/>
+              <w:spacing w:line="240" w:lineRule="auto"/>
+              <w:ind w:firstLine="0"/>
+            </w:pPr>
+            <w:r>
+              <w:rPr>
+                <w:rFonts w:hint="eastAsia"/>
+                <w:sz w:val="21"/>
               </w:rPr>
               <w:t xml:space="preserve">中期选举临近</w:t>
             </w:r>
@@ -2113,10 +2383,13 @@
           <w:p>
             <w:pPr>
               <w:pStyle w:val="Compact"/>
-            </w:pPr>
-            <w:r>
-              <w:rPr>
-                <w:rFonts w:hint="eastAsia"/>
+              <w:spacing w:line="240" w:lineRule="auto"/>
+              <w:ind w:firstLine="0"/>
+            </w:pPr>
+            <w:r>
+              <w:rPr>
+                <w:rFonts w:hint="eastAsia"/>
+                <w:sz w:val="21"/>
               </w:rPr>
               <w:t xml:space="preserve">合计</w:t>
             </w:r>
@@ -2127,8 +2400,13 @@
           <w:p>
             <w:pPr>
               <w:pStyle w:val="Compact"/>
-            </w:pPr>
-            <w:r>
+              <w:spacing w:line="240" w:lineRule="auto"/>
+              <w:ind w:firstLine="0"/>
+            </w:pPr>
+            <w:r>
+              <w:rPr>
+                <w:sz w:val="21"/>
+              </w:rPr>
               <w:t xml:space="preserve">56</w:t>
             </w:r>
           </w:p>
@@ -2138,8 +2416,13 @@
           <w:p>
             <w:pPr>
               <w:pStyle w:val="Compact"/>
-            </w:pPr>
-            <w:r>
+              <w:spacing w:line="240" w:lineRule="auto"/>
+              <w:ind w:firstLine="0"/>
+            </w:pPr>
+            <w:r>
+              <w:rPr>
+                <w:sz w:val="21"/>
+              </w:rPr>
               <w:t xml:space="preserve">528</w:t>
             </w:r>
           </w:p>
@@ -2149,8 +2432,13 @@
           <w:p>
             <w:pPr>
               <w:pStyle w:val="Compact"/>
-            </w:pPr>
-            <w:r>
+              <w:spacing w:line="240" w:lineRule="auto"/>
+              <w:ind w:firstLine="0"/>
+            </w:pPr>
+            <w:r>
+              <w:rPr>
+                <w:sz w:val="21"/>
+              </w:rPr>
               <w:t xml:space="preserve">10.6%</w:t>
             </w:r>
           </w:p>
@@ -2160,6 +2448,8 @@
           <w:p>
             <w:pPr>
               <w:pStyle w:val="Compact"/>
+              <w:spacing w:line="240" w:lineRule="auto"/>
+              <w:ind w:firstLine="0"/>
             </w:pPr>
           </w:p>
         </w:tc>
@@ -2265,7 +2555,6 @@
     </w:p>
     <w:tbl>
       <w:tblPr>
-        <w:tblStyle w:val="Table"/>
         <w:tblW w:type="pct" w:w="5000"/>
         <w:tblLayout w:type="fixed"/>
         <w:tblLook w:firstRow="1" w:lastRow="0" w:firstColumn="0" w:lastColumn="0" w:noHBand="0" w:noVBand="0" w:val="0020"/>
@@ -2286,10 +2575,13 @@
           <w:p>
             <w:pPr>
               <w:pStyle w:val="Compact"/>
-            </w:pPr>
-            <w:r>
-              <w:rPr>
-                <w:rFonts w:hint="eastAsia"/>
+              <w:spacing w:line="240" w:lineRule="auto"/>
+              <w:ind w:firstLine="0"/>
+            </w:pPr>
+            <w:r>
+              <w:rPr>
+                <w:rFonts w:hint="eastAsia"/>
+                <w:sz w:val="21"/>
               </w:rPr>
               <w:t xml:space="preserve">议题类别</w:t>
             </w:r>
@@ -2300,10 +2592,13 @@
           <w:p>
             <w:pPr>
               <w:pStyle w:val="Compact"/>
-            </w:pPr>
-            <w:r>
-              <w:rPr>
-                <w:rFonts w:hint="eastAsia"/>
+              <w:spacing w:line="240" w:lineRule="auto"/>
+              <w:ind w:firstLine="0"/>
+            </w:pPr>
+            <w:r>
+              <w:rPr>
+                <w:rFonts w:hint="eastAsia"/>
+                <w:sz w:val="21"/>
               </w:rPr>
               <w:t xml:space="preserve">合计</w:t>
             </w:r>
@@ -2314,10 +2609,13 @@
           <w:p>
             <w:pPr>
               <w:pStyle w:val="Compact"/>
-            </w:pPr>
-            <w:r>
-              <w:rPr>
-                <w:rFonts w:hint="eastAsia"/>
+              <w:spacing w:line="240" w:lineRule="auto"/>
+              <w:ind w:firstLine="0"/>
+            </w:pPr>
+            <w:r>
+              <w:rPr>
+                <w:rFonts w:hint="eastAsia"/>
+                <w:sz w:val="21"/>
               </w:rPr>
               <w:t xml:space="preserve">共和党主提</w:t>
             </w:r>
@@ -2328,10 +2626,13 @@
           <w:p>
             <w:pPr>
               <w:pStyle w:val="Compact"/>
-            </w:pPr>
-            <w:r>
-              <w:rPr>
-                <w:rFonts w:hint="eastAsia"/>
+              <w:spacing w:line="240" w:lineRule="auto"/>
+              <w:ind w:firstLine="0"/>
+            </w:pPr>
+            <w:r>
+              <w:rPr>
+                <w:rFonts w:hint="eastAsia"/>
+                <w:sz w:val="21"/>
               </w:rPr>
               <w:t xml:space="preserve">民主党主提</w:t>
             </w:r>
@@ -2342,10 +2643,13 @@
           <w:p>
             <w:pPr>
               <w:pStyle w:val="Compact"/>
-            </w:pPr>
-            <w:r>
-              <w:rPr>
-                <w:rFonts w:hint="eastAsia"/>
+              <w:spacing w:line="240" w:lineRule="auto"/>
+              <w:ind w:firstLine="0"/>
+            </w:pPr>
+            <w:r>
+              <w:rPr>
+                <w:rFonts w:hint="eastAsia"/>
+                <w:sz w:val="21"/>
               </w:rPr>
               <w:t xml:space="preserve">代表性法案</w:t>
             </w:r>
@@ -2358,10 +2662,13 @@
           <w:p>
             <w:pPr>
               <w:pStyle w:val="Compact"/>
-            </w:pPr>
-            <w:r>
-              <w:rPr>
-                <w:rFonts w:hint="eastAsia"/>
+              <w:spacing w:line="240" w:lineRule="auto"/>
+              <w:ind w:firstLine="0"/>
+            </w:pPr>
+            <w:r>
+              <w:rPr>
+                <w:rFonts w:hint="eastAsia"/>
+                <w:sz w:val="21"/>
               </w:rPr>
               <w:t xml:space="preserve">出口管制、投资审查与供应链</w:t>
             </w:r>
@@ -2372,8 +2679,13 @@
           <w:p>
             <w:pPr>
               <w:pStyle w:val="Compact"/>
-            </w:pPr>
-            <w:r>
+              <w:spacing w:line="240" w:lineRule="auto"/>
+              <w:ind w:firstLine="0"/>
+            </w:pPr>
+            <w:r>
+              <w:rPr>
+                <w:sz w:val="21"/>
+              </w:rPr>
               <w:t xml:space="preserve">16</w:t>
             </w:r>
           </w:p>
@@ -2383,8 +2695,13 @@
           <w:p>
             <w:pPr>
               <w:pStyle w:val="Compact"/>
-            </w:pPr>
-            <w:r>
+              <w:spacing w:line="240" w:lineRule="auto"/>
+              <w:ind w:firstLine="0"/>
+            </w:pPr>
+            <w:r>
+              <w:rPr>
+                <w:sz w:val="21"/>
+              </w:rPr>
               <w:t xml:space="preserve">11</w:t>
             </w:r>
           </w:p>
@@ -2394,8 +2711,13 @@
           <w:p>
             <w:pPr>
               <w:pStyle w:val="Compact"/>
-            </w:pPr>
-            <w:r>
+              <w:spacing w:line="240" w:lineRule="auto"/>
+              <w:ind w:firstLine="0"/>
+            </w:pPr>
+            <w:r>
+              <w:rPr>
+                <w:sz w:val="21"/>
+              </w:rPr>
               <w:t xml:space="preserve">5</w:t>
             </w:r>
           </w:p>
@@ -2405,10 +2727,13 @@
           <w:p>
             <w:pPr>
               <w:pStyle w:val="Compact"/>
-            </w:pPr>
-            <w:r>
-              <w:rPr>
-                <w:rFonts w:hint="eastAsia"/>
+              <w:spacing w:line="240" w:lineRule="auto"/>
+              <w:ind w:firstLine="0"/>
+            </w:pPr>
+            <w:r>
+              <w:rPr>
+                <w:rFonts w:hint="eastAsia"/>
+                <w:sz w:val="21"/>
               </w:rPr>
               <w:t xml:space="preserve">《对手法》（米勒）；《中国经纪商与投资顾问暂停法》（劳勒）</w:t>
             </w:r>
@@ -2421,10 +2746,13 @@
           <w:p>
             <w:pPr>
               <w:pStyle w:val="Compact"/>
-            </w:pPr>
-            <w:r>
-              <w:rPr>
-                <w:rFonts w:hint="eastAsia"/>
+              <w:spacing w:line="240" w:lineRule="auto"/>
+              <w:ind w:firstLine="0"/>
+            </w:pPr>
+            <w:r>
+              <w:rPr>
+                <w:rFonts w:hint="eastAsia"/>
+                <w:sz w:val="21"/>
               </w:rPr>
               <w:t xml:space="preserve">科技竞争、人工智能与数据</w:t>
             </w:r>
@@ -2435,8 +2763,13 @@
           <w:p>
             <w:pPr>
               <w:pStyle w:val="Compact"/>
-            </w:pPr>
-            <w:r>
+              <w:spacing w:line="240" w:lineRule="auto"/>
+              <w:ind w:firstLine="0"/>
+            </w:pPr>
+            <w:r>
+              <w:rPr>
+                <w:sz w:val="21"/>
+              </w:rPr>
               <w:t xml:space="preserve">13</w:t>
             </w:r>
           </w:p>
@@ -2446,8 +2779,13 @@
           <w:p>
             <w:pPr>
               <w:pStyle w:val="Compact"/>
-            </w:pPr>
-            <w:r>
+              <w:spacing w:line="240" w:lineRule="auto"/>
+              <w:ind w:firstLine="0"/>
+            </w:pPr>
+            <w:r>
+              <w:rPr>
+                <w:sz w:val="21"/>
+              </w:rPr>
               <w:t xml:space="preserve">9</w:t>
             </w:r>
           </w:p>
@@ -2457,8 +2795,13 @@
           <w:p>
             <w:pPr>
               <w:pStyle w:val="Compact"/>
-            </w:pPr>
-            <w:r>
+              <w:spacing w:line="240" w:lineRule="auto"/>
+              <w:ind w:firstLine="0"/>
+            </w:pPr>
+            <w:r>
+              <w:rPr>
+                <w:sz w:val="21"/>
+              </w:rPr>
               <w:t xml:space="preserve">4</w:t>
             </w:r>
           </w:p>
@@ -2468,10 +2811,13 @@
           <w:p>
             <w:pPr>
               <w:pStyle w:val="Compact"/>
-            </w:pPr>
-            <w:r>
-              <w:rPr>
-                <w:rFonts w:hint="eastAsia"/>
+              <w:spacing w:line="240" w:lineRule="auto"/>
+              <w:ind w:firstLine="0"/>
+            </w:pPr>
+            <w:r>
+              <w:rPr>
+                <w:rFonts w:hint="eastAsia"/>
+                <w:sz w:val="21"/>
               </w:rPr>
               <w:t xml:space="preserve">《美国人工智能能力与中国脱钩法》（霍利）；《推进美国量子领导力法》（劳勒、安迪·金）</w:t>
             </w:r>
@@ -2484,10 +2830,13 @@
           <w:p>
             <w:pPr>
               <w:pStyle w:val="Compact"/>
-            </w:pPr>
-            <w:r>
-              <w:rPr>
-                <w:rFonts w:hint="eastAsia"/>
+              <w:spacing w:line="240" w:lineRule="auto"/>
+              <w:ind w:firstLine="0"/>
+            </w:pPr>
+            <w:r>
+              <w:rPr>
+                <w:rFonts w:hint="eastAsia"/>
+                <w:sz w:val="21"/>
               </w:rPr>
               <w:t xml:space="preserve">影响力渗透与公共安全</w:t>
             </w:r>
@@ -2498,8 +2847,13 @@
           <w:p>
             <w:pPr>
               <w:pStyle w:val="Compact"/>
-            </w:pPr>
-            <w:r>
+              <w:spacing w:line="240" w:lineRule="auto"/>
+              <w:ind w:firstLine="0"/>
+            </w:pPr>
+            <w:r>
+              <w:rPr>
+                <w:sz w:val="21"/>
+              </w:rPr>
               <w:t xml:space="preserve">11</w:t>
             </w:r>
           </w:p>
@@ -2509,8 +2863,13 @@
           <w:p>
             <w:pPr>
               <w:pStyle w:val="Compact"/>
-            </w:pPr>
-            <w:r>
+              <w:spacing w:line="240" w:lineRule="auto"/>
+              <w:ind w:firstLine="0"/>
+            </w:pPr>
+            <w:r>
+              <w:rPr>
+                <w:sz w:val="21"/>
+              </w:rPr>
               <w:t xml:space="preserve">9</w:t>
             </w:r>
           </w:p>
@@ -2520,8 +2879,13 @@
           <w:p>
             <w:pPr>
               <w:pStyle w:val="Compact"/>
-            </w:pPr>
-            <w:r>
+              <w:spacing w:line="240" w:lineRule="auto"/>
+              <w:ind w:firstLine="0"/>
+            </w:pPr>
+            <w:r>
+              <w:rPr>
+                <w:sz w:val="21"/>
+              </w:rPr>
               <w:t xml:space="preserve">2</w:t>
             </w:r>
           </w:p>
@@ -2531,10 +2895,13 @@
           <w:p>
             <w:pPr>
               <w:pStyle w:val="Compact"/>
-            </w:pPr>
-            <w:r>
-              <w:rPr>
-                <w:rFonts w:hint="eastAsia"/>
+              <w:spacing w:line="240" w:lineRule="auto"/>
+              <w:ind w:firstLine="0"/>
+            </w:pPr>
+            <w:r>
+              <w:rPr>
+                <w:rFonts w:hint="eastAsia"/>
+                <w:sz w:val="21"/>
               </w:rPr>
               <w:t xml:space="preserve">《保护美国创新与经济安全免受中共侵害法》（古登）；《打击中共影响力法》（陈）</w:t>
             </w:r>
@@ -2547,10 +2914,13 @@
           <w:p>
             <w:pPr>
               <w:pStyle w:val="Compact"/>
-            </w:pPr>
-            <w:r>
-              <w:rPr>
-                <w:rFonts w:hint="eastAsia"/>
+              <w:spacing w:line="240" w:lineRule="auto"/>
+              <w:ind w:firstLine="0"/>
+            </w:pPr>
+            <w:r>
+              <w:rPr>
+                <w:rFonts w:hint="eastAsia"/>
+                <w:sz w:val="21"/>
               </w:rPr>
               <w:t xml:space="preserve">贸易、关税与市场准入</w:t>
             </w:r>
@@ -2561,8 +2931,13 @@
           <w:p>
             <w:pPr>
               <w:pStyle w:val="Compact"/>
-            </w:pPr>
-            <w:r>
+              <w:spacing w:line="240" w:lineRule="auto"/>
+              <w:ind w:firstLine="0"/>
+            </w:pPr>
+            <w:r>
+              <w:rPr>
+                <w:sz w:val="21"/>
+              </w:rPr>
               <w:t xml:space="preserve">9</w:t>
             </w:r>
           </w:p>
@@ -2572,8 +2947,13 @@
           <w:p>
             <w:pPr>
               <w:pStyle w:val="Compact"/>
-            </w:pPr>
-            <w:r>
+              <w:spacing w:line="240" w:lineRule="auto"/>
+              <w:ind w:firstLine="0"/>
+            </w:pPr>
+            <w:r>
+              <w:rPr>
+                <w:sz w:val="21"/>
+              </w:rPr>
               <w:t xml:space="preserve">5</w:t>
             </w:r>
           </w:p>
@@ -2583,8 +2963,13 @@
           <w:p>
             <w:pPr>
               <w:pStyle w:val="Compact"/>
-            </w:pPr>
-            <w:r>
+              <w:spacing w:line="240" w:lineRule="auto"/>
+              <w:ind w:firstLine="0"/>
+            </w:pPr>
+            <w:r>
+              <w:rPr>
+                <w:sz w:val="21"/>
+              </w:rPr>
               <w:t xml:space="preserve">4</w:t>
             </w:r>
           </w:p>
@@ -2594,10 +2979,13 @@
           <w:p>
             <w:pPr>
               <w:pStyle w:val="Compact"/>
-            </w:pPr>
-            <w:r>
-              <w:rPr>
-                <w:rFonts w:hint="eastAsia"/>
+              <w:spacing w:line="240" w:lineRule="auto"/>
+              <w:ind w:firstLine="0"/>
+            </w:pPr>
+            <w:r>
+              <w:rPr>
+                <w:rFonts w:hint="eastAsia"/>
+                <w:sz w:val="21"/>
               </w:rPr>
               <w:t xml:space="preserve">《禁止中国汽车法》（史蒂文斯）；《安全贸易法》（戈尔登）</w:t>
             </w:r>
@@ -2610,10 +2998,13 @@
           <w:p>
             <w:pPr>
               <w:pStyle w:val="Compact"/>
-            </w:pPr>
-            <w:r>
-              <w:rPr>
-                <w:rFonts w:hint="eastAsia"/>
+              <w:spacing w:line="240" w:lineRule="auto"/>
+              <w:ind w:firstLine="0"/>
+            </w:pPr>
+            <w:r>
+              <w:rPr>
+                <w:rFonts w:hint="eastAsia"/>
+                <w:sz w:val="21"/>
               </w:rPr>
               <w:t xml:space="preserve">军事安全与印太战略</w:t>
             </w:r>
@@ -2624,8 +3015,13 @@
           <w:p>
             <w:pPr>
               <w:pStyle w:val="Compact"/>
-            </w:pPr>
-            <w:r>
+              <w:spacing w:line="240" w:lineRule="auto"/>
+              <w:ind w:firstLine="0"/>
+            </w:pPr>
+            <w:r>
+              <w:rPr>
+                <w:sz w:val="21"/>
+              </w:rPr>
               <w:t xml:space="preserve">8</w:t>
             </w:r>
           </w:p>
@@ -2635,8 +3031,13 @@
           <w:p>
             <w:pPr>
               <w:pStyle w:val="Compact"/>
-            </w:pPr>
-            <w:r>
+              <w:spacing w:line="240" w:lineRule="auto"/>
+              <w:ind w:firstLine="0"/>
+            </w:pPr>
+            <w:r>
+              <w:rPr>
+                <w:sz w:val="21"/>
+              </w:rPr>
               <w:t xml:space="preserve">6</w:t>
             </w:r>
           </w:p>
@@ -2646,8 +3047,13 @@
           <w:p>
             <w:pPr>
               <w:pStyle w:val="Compact"/>
-            </w:pPr>
-            <w:r>
+              <w:spacing w:line="240" w:lineRule="auto"/>
+              <w:ind w:firstLine="0"/>
+            </w:pPr>
+            <w:r>
+              <w:rPr>
+                <w:sz w:val="21"/>
+              </w:rPr>
               <w:t xml:space="preserve">2</w:t>
             </w:r>
           </w:p>
@@ -2657,10 +3063,13 @@
           <w:p>
             <w:pPr>
               <w:pStyle w:val="Compact"/>
-            </w:pPr>
-            <w:r>
-              <w:rPr>
-                <w:rFonts w:hint="eastAsia"/>
+              <w:spacing w:line="240" w:lineRule="auto"/>
+              <w:ind w:firstLine="0"/>
+            </w:pPr>
+            <w:r>
+              <w:rPr>
+                <w:rFonts w:hint="eastAsia"/>
+                <w:sz w:val="21"/>
               </w:rPr>
               <w:t xml:space="preserve">《印太条约组织法》（劳勒）；《中国间谍气球评估法》（弗赖）</w:t>
             </w:r>
@@ -2673,10 +3082,13 @@
           <w:p>
             <w:pPr>
               <w:pStyle w:val="Compact"/>
-            </w:pPr>
-            <w:r>
-              <w:rPr>
-                <w:rFonts w:hint="eastAsia"/>
+              <w:spacing w:line="240" w:lineRule="auto"/>
+              <w:ind w:firstLine="0"/>
+            </w:pPr>
+            <w:r>
+              <w:rPr>
+                <w:rFonts w:hint="eastAsia"/>
+                <w:sz w:val="21"/>
               </w:rPr>
               <w:t xml:space="preserve">台湾及相关安全议题</w:t>
             </w:r>
@@ -2687,8 +3099,13 @@
           <w:p>
             <w:pPr>
               <w:pStyle w:val="Compact"/>
-            </w:pPr>
-            <w:r>
+              <w:spacing w:line="240" w:lineRule="auto"/>
+              <w:ind w:firstLine="0"/>
+            </w:pPr>
+            <w:r>
+              <w:rPr>
+                <w:sz w:val="21"/>
+              </w:rPr>
               <w:t xml:space="preserve">8</w:t>
             </w:r>
           </w:p>
@@ -2698,8 +3115,13 @@
           <w:p>
             <w:pPr>
               <w:pStyle w:val="Compact"/>
-            </w:pPr>
-            <w:r>
+              <w:spacing w:line="240" w:lineRule="auto"/>
+              <w:ind w:firstLine="0"/>
+            </w:pPr>
+            <w:r>
+              <w:rPr>
+                <w:sz w:val="21"/>
+              </w:rPr>
               <w:t xml:space="preserve">7</w:t>
             </w:r>
           </w:p>
@@ -2709,8 +3131,13 @@
           <w:p>
             <w:pPr>
               <w:pStyle w:val="Compact"/>
-            </w:pPr>
-            <w:r>
+              <w:spacing w:line="240" w:lineRule="auto"/>
+              <w:ind w:firstLine="0"/>
+            </w:pPr>
+            <w:r>
+              <w:rPr>
+                <w:sz w:val="21"/>
+              </w:rPr>
               <w:t xml:space="preserve">1</w:t>
             </w:r>
           </w:p>
@@ -2720,10 +3147,13 @@
           <w:p>
             <w:pPr>
               <w:pStyle w:val="Compact"/>
-            </w:pPr>
-            <w:r>
-              <w:rPr>
-                <w:rFonts w:hint="eastAsia"/>
+              <w:spacing w:line="240" w:lineRule="auto"/>
+              <w:ind w:firstLine="0"/>
+            </w:pPr>
+            <w:r>
+              <w:rPr>
+                <w:rFonts w:hint="eastAsia"/>
+                <w:sz w:val="21"/>
               </w:rPr>
               <w:t xml:space="preserve">《美台国防创新伙伴关系法》（纳恩）；《台湾能源安全与反封锁法》（哈里根）</w:t>
             </w:r>
@@ -2736,10 +3166,13 @@
           <w:p>
             <w:pPr>
               <w:pStyle w:val="Compact"/>
-            </w:pPr>
-            <w:r>
-              <w:rPr>
-                <w:rFonts w:hint="eastAsia"/>
+              <w:spacing w:line="240" w:lineRule="auto"/>
+              <w:ind w:firstLine="0"/>
+            </w:pPr>
+            <w:r>
+              <w:rPr>
+                <w:rFonts w:hint="eastAsia"/>
+                <w:sz w:val="21"/>
               </w:rPr>
               <w:t xml:space="preserve">农业、能源、矿产与土地</w:t>
             </w:r>
@@ -2750,8 +3183,13 @@
           <w:p>
             <w:pPr>
               <w:pStyle w:val="Compact"/>
-            </w:pPr>
-            <w:r>
+              <w:spacing w:line="240" w:lineRule="auto"/>
+              <w:ind w:firstLine="0"/>
+            </w:pPr>
+            <w:r>
+              <w:rPr>
+                <w:sz w:val="21"/>
+              </w:rPr>
               <w:t xml:space="preserve">8</w:t>
             </w:r>
           </w:p>
@@ -2761,8 +3199,13 @@
           <w:p>
             <w:pPr>
               <w:pStyle w:val="Compact"/>
-            </w:pPr>
-            <w:r>
+              <w:spacing w:line="240" w:lineRule="auto"/>
+              <w:ind w:firstLine="0"/>
+            </w:pPr>
+            <w:r>
+              <w:rPr>
+                <w:sz w:val="21"/>
+              </w:rPr>
               <w:t xml:space="preserve">7</w:t>
             </w:r>
           </w:p>
@@ -2772,8 +3215,13 @@
           <w:p>
             <w:pPr>
               <w:pStyle w:val="Compact"/>
-            </w:pPr>
-            <w:r>
+              <w:spacing w:line="240" w:lineRule="auto"/>
+              <w:ind w:firstLine="0"/>
+            </w:pPr>
+            <w:r>
+              <w:rPr>
+                <w:sz w:val="21"/>
+              </w:rPr>
               <w:t xml:space="preserve">1</w:t>
             </w:r>
           </w:p>
@@ -2783,10 +3231,13 @@
           <w:p>
             <w:pPr>
               <w:pStyle w:val="Compact"/>
-            </w:pPr>
-            <w:r>
-              <w:rPr>
-                <w:rFonts w:hint="eastAsia"/>
+              <w:spacing w:line="240" w:lineRule="auto"/>
+              <w:ind w:firstLine="0"/>
+            </w:pPr>
+            <w:r>
+              <w:rPr>
+                <w:rFonts w:hint="eastAsia"/>
+                <w:sz w:val="21"/>
               </w:rPr>
               <w:t xml:space="preserve">《保障美国农业安全法》（欣森）；《保护我们的农场和住宅免受中国侵害法》（霍利）</w:t>
             </w:r>
@@ -2799,10 +3250,13 @@
           <w:p>
             <w:pPr>
               <w:pStyle w:val="Compact"/>
-            </w:pPr>
-            <w:r>
-              <w:rPr>
-                <w:rFonts w:hint="eastAsia"/>
+              <w:spacing w:line="240" w:lineRule="auto"/>
+              <w:ind w:firstLine="0"/>
+            </w:pPr>
+            <w:r>
+              <w:rPr>
+                <w:rFonts w:hint="eastAsia"/>
+                <w:sz w:val="21"/>
               </w:rPr>
               <w:t xml:space="preserve">人权、香港、新疆、西藏</w:t>
             </w:r>
@@ -2813,8 +3267,13 @@
           <w:p>
             <w:pPr>
               <w:pStyle w:val="Compact"/>
-            </w:pPr>
-            <w:r>
+              <w:spacing w:line="240" w:lineRule="auto"/>
+              <w:ind w:firstLine="0"/>
+            </w:pPr>
+            <w:r>
+              <w:rPr>
+                <w:sz w:val="21"/>
+              </w:rPr>
               <w:t xml:space="preserve">6</w:t>
             </w:r>
           </w:p>
@@ -2824,8 +3283,13 @@
           <w:p>
             <w:pPr>
               <w:pStyle w:val="Compact"/>
-            </w:pPr>
-            <w:r>
+              <w:spacing w:line="240" w:lineRule="auto"/>
+              <w:ind w:firstLine="0"/>
+            </w:pPr>
+            <w:r>
+              <w:rPr>
+                <w:sz w:val="21"/>
+              </w:rPr>
               <w:t xml:space="preserve">3</w:t>
             </w:r>
           </w:p>
@@ -2835,8 +3299,13 @@
           <w:p>
             <w:pPr>
               <w:pStyle w:val="Compact"/>
-            </w:pPr>
-            <w:r>
+              <w:spacing w:line="240" w:lineRule="auto"/>
+              <w:ind w:firstLine="0"/>
+            </w:pPr>
+            <w:r>
+              <w:rPr>
+                <w:sz w:val="21"/>
+              </w:rPr>
               <w:t xml:space="preserve">3</w:t>
             </w:r>
           </w:p>
@@ -2846,10 +3315,13 @@
           <w:p>
             <w:pPr>
               <w:pStyle w:val="Compact"/>
-            </w:pPr>
-            <w:r>
-              <w:rPr>
-                <w:rFonts w:hint="eastAsia"/>
+              <w:spacing w:line="240" w:lineRule="auto"/>
+              <w:ind w:firstLine="0"/>
+            </w:pPr>
+            <w:r>
+              <w:rPr>
+                <w:rFonts w:hint="eastAsia"/>
+                <w:sz w:val="21"/>
               </w:rPr>
               <w:t xml:space="preserve">《维吾尔人权保护法》《维吾尔强迫劳动披露法》（苏布拉曼尼亚姆）</w:t>
             </w:r>
@@ -2862,10 +3334,13 @@
           <w:p>
             <w:pPr>
               <w:pStyle w:val="Compact"/>
-            </w:pPr>
-            <w:r>
-              <w:rPr>
-                <w:rFonts w:hint="eastAsia"/>
+              <w:spacing w:line="240" w:lineRule="auto"/>
+              <w:ind w:firstLine="0"/>
+            </w:pPr>
+            <w:r>
+              <w:rPr>
+                <w:rFonts w:hint="eastAsia"/>
+                <w:sz w:val="21"/>
               </w:rPr>
               <w:t xml:space="preserve">教育科研与人才交流</w:t>
             </w:r>
@@ -2876,8 +3351,13 @@
           <w:p>
             <w:pPr>
               <w:pStyle w:val="Compact"/>
-            </w:pPr>
-            <w:r>
+              <w:spacing w:line="240" w:lineRule="auto"/>
+              <w:ind w:firstLine="0"/>
+            </w:pPr>
+            <w:r>
+              <w:rPr>
+                <w:sz w:val="21"/>
+              </w:rPr>
               <w:t xml:space="preserve">4</w:t>
             </w:r>
           </w:p>
@@ -2887,8 +3367,13 @@
           <w:p>
             <w:pPr>
               <w:pStyle w:val="Compact"/>
-            </w:pPr>
-            <w:r>
+              <w:spacing w:line="240" w:lineRule="auto"/>
+              <w:ind w:firstLine="0"/>
+            </w:pPr>
+            <w:r>
+              <w:rPr>
+                <w:sz w:val="21"/>
+              </w:rPr>
               <w:t xml:space="preserve">3</w:t>
             </w:r>
           </w:p>
@@ -2898,8 +3383,13 @@
           <w:p>
             <w:pPr>
               <w:pStyle w:val="Compact"/>
-            </w:pPr>
-            <w:r>
+              <w:spacing w:line="240" w:lineRule="auto"/>
+              <w:ind w:firstLine="0"/>
+            </w:pPr>
+            <w:r>
+              <w:rPr>
+                <w:sz w:val="21"/>
+              </w:rPr>
               <w:t xml:space="preserve">1</w:t>
             </w:r>
           </w:p>
@@ -2909,10 +3399,13 @@
           <w:p>
             <w:pPr>
               <w:pStyle w:val="Compact"/>
-            </w:pPr>
-            <w:r>
-              <w:rPr>
-                <w:rFonts w:hint="eastAsia"/>
+              <w:spacing w:line="240" w:lineRule="auto"/>
+              <w:ind w:firstLine="0"/>
+            </w:pPr>
+            <w:r>
+              <w:rPr>
+                <w:rFonts w:hint="eastAsia"/>
+                <w:sz w:val="21"/>
               </w:rPr>
               <w:t xml:space="preserve">《阻止中共签证法》（穆尔）；《保障STEM安全法》（哈里根）</w:t>
             </w:r>
@@ -2925,10 +3418,13 @@
           <w:p>
             <w:pPr>
               <w:pStyle w:val="Compact"/>
-            </w:pPr>
-            <w:r>
-              <w:rPr>
-                <w:rFonts w:hint="eastAsia"/>
+              <w:spacing w:line="240" w:lineRule="auto"/>
+              <w:ind w:firstLine="0"/>
+            </w:pPr>
+            <w:r>
+              <w:rPr>
+                <w:rFonts w:hint="eastAsia"/>
+                <w:sz w:val="21"/>
               </w:rPr>
               <w:t xml:space="preserve">合计</w:t>
             </w:r>
@@ -2939,8 +3435,13 @@
           <w:p>
             <w:pPr>
               <w:pStyle w:val="Compact"/>
-            </w:pPr>
-            <w:r>
+              <w:spacing w:line="240" w:lineRule="auto"/>
+              <w:ind w:firstLine="0"/>
+            </w:pPr>
+            <w:r>
+              <w:rPr>
+                <w:sz w:val="21"/>
+              </w:rPr>
               <w:t xml:space="preserve">83</w:t>
             </w:r>
           </w:p>
@@ -2950,8 +3451,13 @@
           <w:p>
             <w:pPr>
               <w:pStyle w:val="Compact"/>
-            </w:pPr>
-            <w:r>
+              <w:spacing w:line="240" w:lineRule="auto"/>
+              <w:ind w:firstLine="0"/>
+            </w:pPr>
+            <w:r>
+              <w:rPr>
+                <w:sz w:val="21"/>
+              </w:rPr>
               <w:t xml:space="preserve">60</w:t>
             </w:r>
           </w:p>
@@ -2961,8 +3467,13 @@
           <w:p>
             <w:pPr>
               <w:pStyle w:val="Compact"/>
-            </w:pPr>
-            <w:r>
+              <w:spacing w:line="240" w:lineRule="auto"/>
+              <w:ind w:firstLine="0"/>
+            </w:pPr>
+            <w:r>
+              <w:rPr>
+                <w:sz w:val="21"/>
+              </w:rPr>
               <w:t xml:space="preserve">23</w:t>
             </w:r>
           </w:p>
@@ -2972,6 +3483,8 @@
           <w:p>
             <w:pPr>
               <w:pStyle w:val="Compact"/>
+              <w:spacing w:line="240" w:lineRule="auto"/>
+              <w:ind w:firstLine="0"/>
             </w:pPr>
           </w:p>
         </w:tc>
@@ -3067,7 +3580,6 @@
     </w:p>
     <w:tbl>
       <w:tblPr>
-        <w:tblStyle w:val="Table"/>
         <w:tblW w:type="auto" w:w="0"/>
         <w:tblLook w:firstRow="1" w:lastRow="0" w:firstColumn="0" w:lastColumn="0" w:noHBand="0" w:noVBand="0" w:val="0020"/>
       </w:tblPr>
@@ -3087,10 +3599,13 @@
           <w:p>
             <w:pPr>
               <w:pStyle w:val="Compact"/>
-            </w:pPr>
-            <w:r>
-              <w:rPr>
-                <w:rFonts w:hint="eastAsia"/>
+              <w:spacing w:line="240" w:lineRule="auto"/>
+              <w:ind w:firstLine="0"/>
+            </w:pPr>
+            <w:r>
+              <w:rPr>
+                <w:rFonts w:hint="eastAsia"/>
+                <w:sz w:val="21"/>
               </w:rPr>
               <w:t xml:space="preserve">政策工具</w:t>
             </w:r>
@@ -3101,10 +3616,13 @@
           <w:p>
             <w:pPr>
               <w:pStyle w:val="Compact"/>
-            </w:pPr>
-            <w:r>
-              <w:rPr>
-                <w:rFonts w:hint="eastAsia"/>
+              <w:spacing w:line="240" w:lineRule="auto"/>
+              <w:ind w:firstLine="0"/>
+            </w:pPr>
+            <w:r>
+              <w:rPr>
+                <w:rFonts w:hint="eastAsia"/>
+                <w:sz w:val="21"/>
               </w:rPr>
               <w:t xml:space="preserve">合计</w:t>
             </w:r>
@@ -3115,10 +3633,13 @@
           <w:p>
             <w:pPr>
               <w:pStyle w:val="Compact"/>
-            </w:pPr>
-            <w:r>
-              <w:rPr>
-                <w:rFonts w:hint="eastAsia"/>
+              <w:spacing w:line="240" w:lineRule="auto"/>
+              <w:ind w:firstLine="0"/>
+            </w:pPr>
+            <w:r>
+              <w:rPr>
+                <w:rFonts w:hint="eastAsia"/>
+                <w:sz w:val="21"/>
               </w:rPr>
               <w:t xml:space="preserve">共和党</w:t>
             </w:r>
@@ -3129,10 +3650,13 @@
           <w:p>
             <w:pPr>
               <w:pStyle w:val="Compact"/>
-            </w:pPr>
-            <w:r>
-              <w:rPr>
-                <w:rFonts w:hint="eastAsia"/>
+              <w:spacing w:line="240" w:lineRule="auto"/>
+              <w:ind w:firstLine="0"/>
+            </w:pPr>
+            <w:r>
+              <w:rPr>
+                <w:rFonts w:hint="eastAsia"/>
+                <w:sz w:val="21"/>
               </w:rPr>
               <w:t xml:space="preserve">民主党</w:t>
             </w:r>
@@ -3143,10 +3667,13 @@
           <w:p>
             <w:pPr>
               <w:pStyle w:val="Compact"/>
-            </w:pPr>
-            <w:r>
-              <w:rPr>
-                <w:rFonts w:hint="eastAsia"/>
+              <w:spacing w:line="240" w:lineRule="auto"/>
+              <w:ind w:firstLine="0"/>
+            </w:pPr>
+            <w:r>
+              <w:rPr>
+                <w:rFonts w:hint="eastAsia"/>
+                <w:sz w:val="21"/>
               </w:rPr>
               <w:t xml:space="preserve">典型形式</w:t>
             </w:r>
@@ -3159,10 +3686,13 @@
           <w:p>
             <w:pPr>
               <w:pStyle w:val="Compact"/>
-            </w:pPr>
-            <w:r>
-              <w:rPr>
-                <w:rFonts w:hint="eastAsia"/>
+              <w:spacing w:line="240" w:lineRule="auto"/>
+              <w:ind w:firstLine="0"/>
+            </w:pPr>
+            <w:r>
+              <w:rPr>
+                <w:rFonts w:hint="eastAsia"/>
+                <w:sz w:val="21"/>
               </w:rPr>
               <w:t xml:space="preserve">审查型</w:t>
             </w:r>
@@ -3173,8 +3703,13 @@
           <w:p>
             <w:pPr>
               <w:pStyle w:val="Compact"/>
-            </w:pPr>
-            <w:r>
+              <w:spacing w:line="240" w:lineRule="auto"/>
+              <w:ind w:firstLine="0"/>
+            </w:pPr>
+            <w:r>
+              <w:rPr>
+                <w:sz w:val="21"/>
+              </w:rPr>
               <w:t xml:space="preserve">23</w:t>
             </w:r>
           </w:p>
@@ -3184,8 +3719,13 @@
           <w:p>
             <w:pPr>
               <w:pStyle w:val="Compact"/>
-            </w:pPr>
-            <w:r>
+              <w:spacing w:line="240" w:lineRule="auto"/>
+              <w:ind w:firstLine="0"/>
+            </w:pPr>
+            <w:r>
+              <w:rPr>
+                <w:sz w:val="21"/>
+              </w:rPr>
               <w:t xml:space="preserve">18</w:t>
             </w:r>
           </w:p>
@@ -3195,8 +3735,13 @@
           <w:p>
             <w:pPr>
               <w:pStyle w:val="Compact"/>
-            </w:pPr>
-            <w:r>
+              <w:spacing w:line="240" w:lineRule="auto"/>
+              <w:ind w:firstLine="0"/>
+            </w:pPr>
+            <w:r>
+              <w:rPr>
+                <w:sz w:val="21"/>
+              </w:rPr>
               <w:t xml:space="preserve">5</w:t>
             </w:r>
           </w:p>
@@ -3206,10 +3751,13 @@
           <w:p>
             <w:pPr>
               <w:pStyle w:val="Compact"/>
-            </w:pPr>
-            <w:r>
-              <w:rPr>
-                <w:rFonts w:hint="eastAsia"/>
+              <w:spacing w:line="240" w:lineRule="auto"/>
+              <w:ind w:firstLine="0"/>
+            </w:pPr>
+            <w:r>
+              <w:rPr>
+                <w:rFonts w:hint="eastAsia"/>
+                <w:sz w:val="21"/>
               </w:rPr>
               <w:t xml:space="preserve">要求行政部门评估、报告、调查、信息披露</w:t>
             </w:r>
@@ -3222,10 +3770,13 @@
           <w:p>
             <w:pPr>
               <w:pStyle w:val="Compact"/>
-            </w:pPr>
-            <w:r>
-              <w:rPr>
-                <w:rFonts w:hint="eastAsia"/>
+              <w:spacing w:line="240" w:lineRule="auto"/>
+              <w:ind w:firstLine="0"/>
+            </w:pPr>
+            <w:r>
+              <w:rPr>
+                <w:rFonts w:hint="eastAsia"/>
+                <w:sz w:val="21"/>
               </w:rPr>
               <w:t xml:space="preserve">限制型</w:t>
             </w:r>
@@ -3236,8 +3787,13 @@
           <w:p>
             <w:pPr>
               <w:pStyle w:val="Compact"/>
-            </w:pPr>
-            <w:r>
+              <w:spacing w:line="240" w:lineRule="auto"/>
+              <w:ind w:firstLine="0"/>
+            </w:pPr>
+            <w:r>
+              <w:rPr>
+                <w:sz w:val="21"/>
+              </w:rPr>
               <w:t xml:space="preserve">20</w:t>
             </w:r>
           </w:p>
@@ -3247,8 +3803,13 @@
           <w:p>
             <w:pPr>
               <w:pStyle w:val="Compact"/>
-            </w:pPr>
-            <w:r>
+              <w:spacing w:line="240" w:lineRule="auto"/>
+              <w:ind w:firstLine="0"/>
+            </w:pPr>
+            <w:r>
+              <w:rPr>
+                <w:sz w:val="21"/>
+              </w:rPr>
               <w:t xml:space="preserve">15</w:t>
             </w:r>
           </w:p>
@@ -3258,8 +3819,13 @@
           <w:p>
             <w:pPr>
               <w:pStyle w:val="Compact"/>
-            </w:pPr>
-            <w:r>
+              <w:spacing w:line="240" w:lineRule="auto"/>
+              <w:ind w:firstLine="0"/>
+            </w:pPr>
+            <w:r>
+              <w:rPr>
+                <w:sz w:val="21"/>
+              </w:rPr>
               <w:t xml:space="preserve">5</w:t>
             </w:r>
           </w:p>
@@ -3269,10 +3835,13 @@
           <w:p>
             <w:pPr>
               <w:pStyle w:val="Compact"/>
-            </w:pPr>
-            <w:r>
-              <w:rPr>
-                <w:rFonts w:hint="eastAsia"/>
+              <w:spacing w:line="240" w:lineRule="auto"/>
+              <w:ind w:firstLine="0"/>
+            </w:pPr>
+            <w:r>
+              <w:rPr>
+                <w:rFonts w:hint="eastAsia"/>
+                <w:sz w:val="21"/>
               </w:rPr>
               <w:t xml:space="preserve">限制采购、签证、注册、资金使用、市场准入</w:t>
             </w:r>
@@ -3285,10 +3854,13 @@
           <w:p>
             <w:pPr>
               <w:pStyle w:val="Compact"/>
-            </w:pPr>
-            <w:r>
-              <w:rPr>
-                <w:rFonts w:hint="eastAsia"/>
+              <w:spacing w:line="240" w:lineRule="auto"/>
+              <w:ind w:firstLine="0"/>
+            </w:pPr>
+            <w:r>
+              <w:rPr>
+                <w:rFonts w:hint="eastAsia"/>
+                <w:sz w:val="21"/>
               </w:rPr>
               <w:t xml:space="preserve">组织建设型</w:t>
             </w:r>
@@ -3299,8 +3871,13 @@
           <w:p>
             <w:pPr>
               <w:pStyle w:val="Compact"/>
-            </w:pPr>
-            <w:r>
+              <w:spacing w:line="240" w:lineRule="auto"/>
+              <w:ind w:firstLine="0"/>
+            </w:pPr>
+            <w:r>
+              <w:rPr>
+                <w:sz w:val="21"/>
+              </w:rPr>
               <w:t xml:space="preserve">8</w:t>
             </w:r>
           </w:p>
@@ -3310,8 +3887,13 @@
           <w:p>
             <w:pPr>
               <w:pStyle w:val="Compact"/>
-            </w:pPr>
-            <w:r>
+              <w:spacing w:line="240" w:lineRule="auto"/>
+              <w:ind w:firstLine="0"/>
+            </w:pPr>
+            <w:r>
+              <w:rPr>
+                <w:sz w:val="21"/>
+              </w:rPr>
               <w:t xml:space="preserve">7</w:t>
             </w:r>
           </w:p>
@@ -3321,8 +3903,13 @@
           <w:p>
             <w:pPr>
               <w:pStyle w:val="Compact"/>
-            </w:pPr>
-            <w:r>
+              <w:spacing w:line="240" w:lineRule="auto"/>
+              <w:ind w:firstLine="0"/>
+            </w:pPr>
+            <w:r>
+              <w:rPr>
+                <w:sz w:val="21"/>
+              </w:rPr>
               <w:t xml:space="preserve">1</w:t>
             </w:r>
           </w:p>
@@ -3332,10 +3919,13 @@
           <w:p>
             <w:pPr>
               <w:pStyle w:val="Compact"/>
-            </w:pPr>
-            <w:r>
-              <w:rPr>
-                <w:rFonts w:hint="eastAsia"/>
+              <w:spacing w:line="240" w:lineRule="auto"/>
+              <w:ind w:firstLine="0"/>
+            </w:pPr>
+            <w:r>
+              <w:rPr>
+                <w:rFonts w:hint="eastAsia"/>
+                <w:sz w:val="21"/>
               </w:rPr>
               <w:t xml:space="preserve">设立工作组、咨询委员会、专项倡议、伙伴关系</w:t>
             </w:r>
@@ -3348,10 +3938,13 @@
           <w:p>
             <w:pPr>
               <w:pStyle w:val="Compact"/>
-            </w:pPr>
-            <w:r>
-              <w:rPr>
-                <w:rFonts w:hint="eastAsia"/>
+              <w:spacing w:line="240" w:lineRule="auto"/>
+              <w:ind w:firstLine="0"/>
+            </w:pPr>
+            <w:r>
+              <w:rPr>
+                <w:rFonts w:hint="eastAsia"/>
+                <w:sz w:val="21"/>
               </w:rPr>
               <w:t xml:space="preserve">资源投入型</w:t>
             </w:r>
@@ -3362,8 +3955,13 @@
           <w:p>
             <w:pPr>
               <w:pStyle w:val="Compact"/>
-            </w:pPr>
-            <w:r>
+              <w:spacing w:line="240" w:lineRule="auto"/>
+              <w:ind w:firstLine="0"/>
+            </w:pPr>
+            <w:r>
+              <w:rPr>
+                <w:sz w:val="21"/>
+              </w:rPr>
               <w:t xml:space="preserve">8</w:t>
             </w:r>
           </w:p>
@@ -3373,8 +3971,13 @@
           <w:p>
             <w:pPr>
               <w:pStyle w:val="Compact"/>
-            </w:pPr>
-            <w:r>
+              <w:spacing w:line="240" w:lineRule="auto"/>
+              <w:ind w:firstLine="0"/>
+            </w:pPr>
+            <w:r>
+              <w:rPr>
+                <w:sz w:val="21"/>
+              </w:rPr>
               <w:t xml:space="preserve">5</w:t>
             </w:r>
           </w:p>
@@ -3384,8 +3987,13 @@
           <w:p>
             <w:pPr>
               <w:pStyle w:val="Compact"/>
-            </w:pPr>
-            <w:r>
+              <w:spacing w:line="240" w:lineRule="auto"/>
+              <w:ind w:firstLine="0"/>
+            </w:pPr>
+            <w:r>
+              <w:rPr>
+                <w:sz w:val="21"/>
+              </w:rPr>
               <w:t xml:space="preserve">3</w:t>
             </w:r>
           </w:p>
@@ -3395,10 +4003,13 @@
           <w:p>
             <w:pPr>
               <w:pStyle w:val="Compact"/>
-            </w:pPr>
-            <w:r>
-              <w:rPr>
-                <w:rFonts w:hint="eastAsia"/>
+              <w:spacing w:line="240" w:lineRule="auto"/>
+              <w:ind w:firstLine="0"/>
+            </w:pPr>
+            <w:r>
+              <w:rPr>
+                <w:rFonts w:hint="eastAsia"/>
+                <w:sz w:val="21"/>
               </w:rPr>
               <w:t xml:space="preserve">授权经费、扩大融资项目、难民配额</w:t>
             </w:r>
@@ -3411,10 +4022,13 @@
           <w:p>
             <w:pPr>
               <w:pStyle w:val="Compact"/>
-            </w:pPr>
-            <w:r>
-              <w:rPr>
-                <w:rFonts w:hint="eastAsia"/>
+              <w:spacing w:line="240" w:lineRule="auto"/>
+              <w:ind w:firstLine="0"/>
+            </w:pPr>
+            <w:r>
+              <w:rPr>
+                <w:rFonts w:hint="eastAsia"/>
+                <w:sz w:val="21"/>
               </w:rPr>
               <w:t xml:space="preserve">表态型</w:t>
             </w:r>
@@ -3425,8 +4039,13 @@
           <w:p>
             <w:pPr>
               <w:pStyle w:val="Compact"/>
-            </w:pPr>
-            <w:r>
+              <w:spacing w:line="240" w:lineRule="auto"/>
+              <w:ind w:firstLine="0"/>
+            </w:pPr>
+            <w:r>
+              <w:rPr>
+                <w:sz w:val="21"/>
+              </w:rPr>
               <w:t xml:space="preserve">6</w:t>
             </w:r>
           </w:p>
@@ -3436,8 +4055,13 @@
           <w:p>
             <w:pPr>
               <w:pStyle w:val="Compact"/>
-            </w:pPr>
-            <w:r>
+              <w:spacing w:line="240" w:lineRule="auto"/>
+              <w:ind w:firstLine="0"/>
+            </w:pPr>
+            <w:r>
+              <w:rPr>
+                <w:sz w:val="21"/>
+              </w:rPr>
               <w:t xml:space="preserve">4</w:t>
             </w:r>
           </w:p>
@@ -3447,8 +4071,13 @@
           <w:p>
             <w:pPr>
               <w:pStyle w:val="Compact"/>
-            </w:pPr>
-            <w:r>
+              <w:spacing w:line="240" w:lineRule="auto"/>
+              <w:ind w:firstLine="0"/>
+            </w:pPr>
+            <w:r>
+              <w:rPr>
+                <w:sz w:val="21"/>
+              </w:rPr>
               <w:t xml:space="preserve">2</w:t>
             </w:r>
           </w:p>
@@ -3458,10 +4087,13 @@
           <w:p>
             <w:pPr>
               <w:pStyle w:val="Compact"/>
-            </w:pPr>
-            <w:r>
-              <w:rPr>
-                <w:rFonts w:hint="eastAsia"/>
+              <w:spacing w:line="240" w:lineRule="auto"/>
+              <w:ind w:firstLine="0"/>
+            </w:pPr>
+            <w:r>
+              <w:rPr>
+                <w:rFonts w:hint="eastAsia"/>
+                <w:sz w:val="21"/>
               </w:rPr>
               <w:t xml:space="preserve">决议、更名、政策宣示</w:t>
             </w:r>
@@ -3474,10 +4106,13 @@
           <w:p>
             <w:pPr>
               <w:pStyle w:val="Compact"/>
-            </w:pPr>
-            <w:r>
-              <w:rPr>
-                <w:rFonts w:hint="eastAsia"/>
+              <w:spacing w:line="240" w:lineRule="auto"/>
+              <w:ind w:firstLine="0"/>
+            </w:pPr>
+            <w:r>
+              <w:rPr>
+                <w:rFonts w:hint="eastAsia"/>
+                <w:sz w:val="21"/>
               </w:rPr>
               <w:t xml:space="preserve">制裁型</w:t>
             </w:r>
@@ -3488,8 +4123,13 @@
           <w:p>
             <w:pPr>
               <w:pStyle w:val="Compact"/>
-            </w:pPr>
-            <w:r>
+              <w:spacing w:line="240" w:lineRule="auto"/>
+              <w:ind w:firstLine="0"/>
+            </w:pPr>
+            <w:r>
+              <w:rPr>
+                <w:sz w:val="21"/>
+              </w:rPr>
               <w:t xml:space="preserve">3</w:t>
             </w:r>
           </w:p>
@@ -3499,8 +4139,13 @@
           <w:p>
             <w:pPr>
               <w:pStyle w:val="Compact"/>
-            </w:pPr>
-            <w:r>
+              <w:spacing w:line="240" w:lineRule="auto"/>
+              <w:ind w:firstLine="0"/>
+            </w:pPr>
+            <w:r>
+              <w:rPr>
+                <w:sz w:val="21"/>
+              </w:rPr>
               <w:t xml:space="preserve">2</w:t>
             </w:r>
           </w:p>
@@ -3510,8 +4155,13 @@
           <w:p>
             <w:pPr>
               <w:pStyle w:val="Compact"/>
-            </w:pPr>
-            <w:r>
+              <w:spacing w:line="240" w:lineRule="auto"/>
+              <w:ind w:firstLine="0"/>
+            </w:pPr>
+            <w:r>
+              <w:rPr>
+                <w:sz w:val="21"/>
+              </w:rPr>
               <w:t xml:space="preserve">1</w:t>
             </w:r>
           </w:p>
@@ -3521,10 +4171,13 @@
           <w:p>
             <w:pPr>
               <w:pStyle w:val="Compact"/>
-            </w:pPr>
-            <w:r>
-              <w:rPr>
-                <w:rFonts w:hint="eastAsia"/>
+              <w:spacing w:line="240" w:lineRule="auto"/>
+              <w:ind w:firstLine="0"/>
+            </w:pPr>
+            <w:r>
+              <w:rPr>
+                <w:rFonts w:hint="eastAsia"/>
+                <w:sz w:val="21"/>
               </w:rPr>
               <w:t xml:space="preserve">签证制裁、终止税收协定、法典化行政令制裁</w:t>
             </w:r>
@@ -3537,10 +4190,13 @@
           <w:p>
             <w:pPr>
               <w:pStyle w:val="Compact"/>
-            </w:pPr>
-            <w:r>
-              <w:rPr>
-                <w:rFonts w:hint="eastAsia"/>
+              <w:spacing w:line="240" w:lineRule="auto"/>
+              <w:ind w:firstLine="0"/>
+            </w:pPr>
+            <w:r>
+              <w:rPr>
+                <w:rFonts w:hint="eastAsia"/>
+                <w:sz w:val="21"/>
               </w:rPr>
               <w:t xml:space="preserve">管制型</w:t>
             </w:r>
@@ -3551,8 +4207,13 @@
           <w:p>
             <w:pPr>
               <w:pStyle w:val="Compact"/>
-            </w:pPr>
-            <w:r>
+              <w:spacing w:line="240" w:lineRule="auto"/>
+              <w:ind w:firstLine="0"/>
+            </w:pPr>
+            <w:r>
+              <w:rPr>
+                <w:sz w:val="21"/>
+              </w:rPr>
               <w:t xml:space="preserve">2</w:t>
             </w:r>
           </w:p>
@@ -3562,8 +4223,13 @@
           <w:p>
             <w:pPr>
               <w:pStyle w:val="Compact"/>
-            </w:pPr>
-            <w:r>
+              <w:spacing w:line="240" w:lineRule="auto"/>
+              <w:ind w:firstLine="0"/>
+            </w:pPr>
+            <w:r>
+              <w:rPr>
+                <w:sz w:val="21"/>
+              </w:rPr>
               <w:t xml:space="preserve">2</w:t>
             </w:r>
           </w:p>
@@ -3573,8 +4239,13 @@
           <w:p>
             <w:pPr>
               <w:pStyle w:val="Compact"/>
-            </w:pPr>
-            <w:r>
+              <w:spacing w:line="240" w:lineRule="auto"/>
+              <w:ind w:firstLine="0"/>
+            </w:pPr>
+            <w:r>
+              <w:rPr>
+                <w:sz w:val="21"/>
+              </w:rPr>
               <w:t xml:space="preserve">0</w:t>
             </w:r>
           </w:p>
@@ -3584,10 +4255,13 @@
           <w:p>
             <w:pPr>
               <w:pStyle w:val="Compact"/>
-            </w:pPr>
-            <w:r>
-              <w:rPr>
-                <w:rFonts w:hint="eastAsia"/>
+              <w:spacing w:line="240" w:lineRule="auto"/>
+              <w:ind w:firstLine="0"/>
+            </w:pPr>
+            <w:r>
+              <w:rPr>
+                <w:rFonts w:hint="eastAsia"/>
+                <w:sz w:val="21"/>
               </w:rPr>
               <w:t xml:space="preserve">修改出口管制定义、限制技术进出口</w:t>
             </w:r>
@@ -3600,10 +4274,13 @@
           <w:p>
             <w:pPr>
               <w:pStyle w:val="Compact"/>
-            </w:pPr>
-            <w:r>
-              <w:rPr>
-                <w:rFonts w:hint="eastAsia"/>
+              <w:spacing w:line="240" w:lineRule="auto"/>
+              <w:ind w:firstLine="0"/>
+            </w:pPr>
+            <w:r>
+              <w:rPr>
+                <w:rFonts w:hint="eastAsia"/>
+                <w:sz w:val="21"/>
               </w:rPr>
               <w:t xml:space="preserve">合计</w:t>
             </w:r>
@@ -3614,8 +4291,13 @@
           <w:p>
             <w:pPr>
               <w:pStyle w:val="Compact"/>
-            </w:pPr>
-            <w:r>
+              <w:spacing w:line="240" w:lineRule="auto"/>
+              <w:ind w:firstLine="0"/>
+            </w:pPr>
+            <w:r>
+              <w:rPr>
+                <w:sz w:val="21"/>
+              </w:rPr>
               <w:t xml:space="preserve">70</w:t>
             </w:r>
           </w:p>
@@ -3625,8 +4307,13 @@
           <w:p>
             <w:pPr>
               <w:pStyle w:val="Compact"/>
-            </w:pPr>
-            <w:r>
+              <w:spacing w:line="240" w:lineRule="auto"/>
+              <w:ind w:firstLine="0"/>
+            </w:pPr>
+            <w:r>
+              <w:rPr>
+                <w:sz w:val="21"/>
+              </w:rPr>
               <w:t xml:space="preserve">53</w:t>
             </w:r>
           </w:p>
@@ -3636,8 +4323,13 @@
           <w:p>
             <w:pPr>
               <w:pStyle w:val="Compact"/>
-            </w:pPr>
-            <w:r>
+              <w:spacing w:line="240" w:lineRule="auto"/>
+              <w:ind w:firstLine="0"/>
+            </w:pPr>
+            <w:r>
+              <w:rPr>
+                <w:sz w:val="21"/>
+              </w:rPr>
               <w:t xml:space="preserve">17</w:t>
             </w:r>
           </w:p>
@@ -3647,6 +4339,8 @@
           <w:p>
             <w:pPr>
               <w:pStyle w:val="Compact"/>
+              <w:spacing w:line="240" w:lineRule="auto"/>
+              <w:ind w:firstLine="0"/>
             </w:pPr>
           </w:p>
         </w:tc>
@@ -5544,7 +6238,6 @@
     </w:p>
     <w:tbl>
       <w:tblPr>
-        <w:tblStyle w:val="Table"/>
         <w:tblW w:type="pct" w:w="5000"/>
         <w:tblLayout w:type="fixed"/>
         <w:tblLook w:firstRow="1" w:lastRow="0" w:firstColumn="0" w:lastColumn="0" w:noHBand="0" w:noVBand="0" w:val="0020"/>
@@ -5568,10 +6261,13 @@
           <w:p>
             <w:pPr>
               <w:pStyle w:val="Compact"/>
-            </w:pPr>
-            <w:r>
-              <w:rPr>
-                <w:rFonts w:hint="eastAsia"/>
+              <w:spacing w:line="240" w:lineRule="auto"/>
+              <w:ind w:firstLine="0"/>
+            </w:pPr>
+            <w:r>
+              <w:rPr>
+                <w:rFonts w:hint="eastAsia"/>
+                <w:sz w:val="21"/>
               </w:rPr>
               <w:t xml:space="preserve">议员</w:t>
             </w:r>
@@ -5582,10 +6278,13 @@
           <w:p>
             <w:pPr>
               <w:pStyle w:val="Compact"/>
-            </w:pPr>
-            <w:r>
-              <w:rPr>
-                <w:rFonts w:hint="eastAsia"/>
+              <w:spacing w:line="240" w:lineRule="auto"/>
+              <w:ind w:firstLine="0"/>
+            </w:pPr>
+            <w:r>
+              <w:rPr>
+                <w:rFonts w:hint="eastAsia"/>
+                <w:sz w:val="21"/>
               </w:rPr>
               <w:t xml:space="preserve">党派</w:t>
             </w:r>
@@ -5596,10 +6295,13 @@
           <w:p>
             <w:pPr>
               <w:pStyle w:val="Compact"/>
-            </w:pPr>
-            <w:r>
-              <w:rPr>
-                <w:rFonts w:hint="eastAsia"/>
+              <w:spacing w:line="240" w:lineRule="auto"/>
+              <w:ind w:firstLine="0"/>
+            </w:pPr>
+            <w:r>
+              <w:rPr>
+                <w:rFonts w:hint="eastAsia"/>
+                <w:sz w:val="21"/>
               </w:rPr>
               <w:t xml:space="preserve">院别（选区）</w:t>
             </w:r>
@@ -5610,10 +6312,13 @@
           <w:p>
             <w:pPr>
               <w:pStyle w:val="Compact"/>
-            </w:pPr>
-            <w:r>
-              <w:rPr>
-                <w:rFonts w:hint="eastAsia"/>
+              <w:spacing w:line="240" w:lineRule="auto"/>
+              <w:ind w:firstLine="0"/>
+            </w:pPr>
+            <w:r>
+              <w:rPr>
+                <w:rFonts w:hint="eastAsia"/>
+                <w:sz w:val="21"/>
               </w:rPr>
               <w:t xml:space="preserve">年龄</w:t>
             </w:r>
@@ -5624,10 +6329,13 @@
           <w:p>
             <w:pPr>
               <w:pStyle w:val="Compact"/>
-            </w:pPr>
-            <w:r>
-              <w:rPr>
-                <w:rFonts w:hint="eastAsia"/>
+              <w:spacing w:line="240" w:lineRule="auto"/>
+              <w:ind w:firstLine="0"/>
+            </w:pPr>
+            <w:r>
+              <w:rPr>
+                <w:rFonts w:hint="eastAsia"/>
+                <w:sz w:val="21"/>
               </w:rPr>
               <w:t xml:space="preserve">首次就任</w:t>
             </w:r>
@@ -5638,10 +6346,13 @@
           <w:p>
             <w:pPr>
               <w:pStyle w:val="Compact"/>
-            </w:pPr>
-            <w:r>
-              <w:rPr>
-                <w:rFonts w:hint="eastAsia"/>
+              <w:spacing w:line="240" w:lineRule="auto"/>
+              <w:ind w:firstLine="0"/>
+            </w:pPr>
+            <w:r>
+              <w:rPr>
+                <w:rFonts w:hint="eastAsia"/>
+                <w:sz w:val="21"/>
               </w:rPr>
               <w:t xml:space="preserve">第119届国会委员会</w:t>
             </w:r>
@@ -5652,10 +6363,13 @@
           <w:p>
             <w:pPr>
               <w:pStyle w:val="Compact"/>
-            </w:pPr>
-            <w:r>
-              <w:rPr>
-                <w:rFonts w:hint="eastAsia"/>
+              <w:spacing w:line="240" w:lineRule="auto"/>
+              <w:ind w:firstLine="0"/>
+            </w:pPr>
+            <w:r>
+              <w:rPr>
+                <w:rFonts w:hint="eastAsia"/>
+                <w:sz w:val="21"/>
               </w:rPr>
               <w:t xml:space="preserve">主提涉华法案（A类/B类）</w:t>
             </w:r>
@@ -5666,10 +6380,13 @@
           <w:p>
             <w:pPr>
               <w:pStyle w:val="Compact"/>
-            </w:pPr>
-            <w:r>
-              <w:rPr>
-                <w:rFonts w:hint="eastAsia"/>
+              <w:spacing w:line="240" w:lineRule="auto"/>
+              <w:ind w:firstLine="0"/>
+            </w:pPr>
+            <w:r>
+              <w:rPr>
+                <w:rFonts w:hint="eastAsia"/>
+                <w:sz w:val="21"/>
               </w:rPr>
               <w:t xml:space="preserve">联署涉华法案（其中原始联署）</w:t>
             </w:r>
@@ -5682,10 +6399,13 @@
           <w:p>
             <w:pPr>
               <w:pStyle w:val="Compact"/>
-            </w:pPr>
-            <w:r>
-              <w:rPr>
-                <w:rFonts w:hint="eastAsia"/>
+              <w:spacing w:line="240" w:lineRule="auto"/>
+              <w:ind w:firstLine="0"/>
+            </w:pPr>
+            <w:r>
+              <w:rPr>
+                <w:rFonts w:hint="eastAsia"/>
+                <w:sz w:val="21"/>
               </w:rPr>
               <w:t xml:space="preserve">劳勒</w:t>
             </w:r>
@@ -5696,10 +6416,13 @@
           <w:p>
             <w:pPr>
               <w:pStyle w:val="Compact"/>
-            </w:pPr>
-            <w:r>
-              <w:rPr>
-                <w:rFonts w:hint="eastAsia"/>
+              <w:spacing w:line="240" w:lineRule="auto"/>
+              <w:ind w:firstLine="0"/>
+            </w:pPr>
+            <w:r>
+              <w:rPr>
+                <w:rFonts w:hint="eastAsia"/>
+                <w:sz w:val="21"/>
               </w:rPr>
               <w:t xml:space="preserve">共和党</w:t>
             </w:r>
@@ -5710,10 +6433,13 @@
           <w:p>
             <w:pPr>
               <w:pStyle w:val="Compact"/>
-            </w:pPr>
-            <w:r>
-              <w:rPr>
-                <w:rFonts w:hint="eastAsia"/>
+              <w:spacing w:line="240" w:lineRule="auto"/>
+              <w:ind w:firstLine="0"/>
+            </w:pPr>
+            <w:r>
+              <w:rPr>
+                <w:rFonts w:hint="eastAsia"/>
+                <w:sz w:val="21"/>
               </w:rPr>
               <w:t xml:space="preserve">众（NY-17）</w:t>
             </w:r>
@@ -5724,8 +6450,13 @@
           <w:p>
             <w:pPr>
               <w:pStyle w:val="Compact"/>
-            </w:pPr>
-            <w:r>
+              <w:spacing w:line="240" w:lineRule="auto"/>
+              <w:ind w:firstLine="0"/>
+            </w:pPr>
+            <w:r>
+              <w:rPr>
+                <w:sz w:val="21"/>
+              </w:rPr>
               <w:t xml:space="preserve">38</w:t>
             </w:r>
           </w:p>
@@ -5735,8 +6466,13 @@
           <w:p>
             <w:pPr>
               <w:pStyle w:val="Compact"/>
-            </w:pPr>
-            <w:r>
+              <w:spacing w:line="240" w:lineRule="auto"/>
+              <w:ind w:firstLine="0"/>
+            </w:pPr>
+            <w:r>
+              <w:rPr>
+                <w:sz w:val="21"/>
+              </w:rPr>
               <w:t xml:space="preserve">2023</w:t>
             </w:r>
           </w:p>
@@ -5746,10 +6482,13 @@
           <w:p>
             <w:pPr>
               <w:pStyle w:val="Compact"/>
-            </w:pPr>
-            <w:r>
-              <w:rPr>
-                <w:rFonts w:hint="eastAsia"/>
+              <w:spacing w:line="240" w:lineRule="auto"/>
+              <w:ind w:firstLine="0"/>
+            </w:pPr>
+            <w:r>
+              <w:rPr>
+                <w:rFonts w:hint="eastAsia"/>
+                <w:sz w:val="21"/>
               </w:rPr>
               <w:t xml:space="preserve">金融服务、外交</w:t>
             </w:r>
@@ -5760,8 +6499,13 @@
           <w:p>
             <w:pPr>
               <w:pStyle w:val="Compact"/>
-            </w:pPr>
-            <w:r>
+              <w:spacing w:line="240" w:lineRule="auto"/>
+              <w:ind w:firstLine="0"/>
+            </w:pPr>
+            <w:r>
+              <w:rPr>
+                <w:sz w:val="21"/>
+              </w:rPr>
               <w:t xml:space="preserve">4/0</w:t>
             </w:r>
           </w:p>
@@ -5771,10 +6515,13 @@
           <w:p>
             <w:pPr>
               <w:pStyle w:val="Compact"/>
-            </w:pPr>
-            <w:r>
-              <w:rPr>
-                <w:rFonts w:hint="eastAsia"/>
+              <w:spacing w:line="240" w:lineRule="auto"/>
+              <w:ind w:firstLine="0"/>
+            </w:pPr>
+            <w:r>
+              <w:rPr>
+                <w:rFonts w:hint="eastAsia"/>
+                <w:sz w:val="21"/>
               </w:rPr>
               <w:t xml:space="preserve">53（9）</w:t>
             </w:r>
@@ -5787,10 +6534,13 @@
           <w:p>
             <w:pPr>
               <w:pStyle w:val="Compact"/>
-            </w:pPr>
-            <w:r>
-              <w:rPr>
-                <w:rFonts w:hint="eastAsia"/>
+              <w:spacing w:line="240" w:lineRule="auto"/>
+              <w:ind w:firstLine="0"/>
+            </w:pPr>
+            <w:r>
+              <w:rPr>
+                <w:rFonts w:hint="eastAsia"/>
+                <w:sz w:val="21"/>
               </w:rPr>
               <w:t xml:space="preserve">哈里根</w:t>
             </w:r>
@@ -5801,10 +6551,13 @@
           <w:p>
             <w:pPr>
               <w:pStyle w:val="Compact"/>
-            </w:pPr>
-            <w:r>
-              <w:rPr>
-                <w:rFonts w:hint="eastAsia"/>
+              <w:spacing w:line="240" w:lineRule="auto"/>
+              <w:ind w:firstLine="0"/>
+            </w:pPr>
+            <w:r>
+              <w:rPr>
+                <w:rFonts w:hint="eastAsia"/>
+                <w:sz w:val="21"/>
               </w:rPr>
               <w:t xml:space="preserve">共和党</w:t>
             </w:r>
@@ -5815,10 +6568,13 @@
           <w:p>
             <w:pPr>
               <w:pStyle w:val="Compact"/>
-            </w:pPr>
-            <w:r>
-              <w:rPr>
-                <w:rFonts w:hint="eastAsia"/>
+              <w:spacing w:line="240" w:lineRule="auto"/>
+              <w:ind w:firstLine="0"/>
+            </w:pPr>
+            <w:r>
+              <w:rPr>
+                <w:rFonts w:hint="eastAsia"/>
+                <w:sz w:val="21"/>
               </w:rPr>
               <w:t xml:space="preserve">众（NC-10）</w:t>
             </w:r>
@@ -5829,8 +6585,13 @@
           <w:p>
             <w:pPr>
               <w:pStyle w:val="Compact"/>
-            </w:pPr>
-            <w:r>
+              <w:spacing w:line="240" w:lineRule="auto"/>
+              <w:ind w:firstLine="0"/>
+            </w:pPr>
+            <w:r>
+              <w:rPr>
+                <w:sz w:val="21"/>
+              </w:rPr>
               <w:t xml:space="preserve">37</w:t>
             </w:r>
           </w:p>
@@ -5840,8 +6601,13 @@
           <w:p>
             <w:pPr>
               <w:pStyle w:val="Compact"/>
-            </w:pPr>
-            <w:r>
+              <w:spacing w:line="240" w:lineRule="auto"/>
+              <w:ind w:firstLine="0"/>
+            </w:pPr>
+            <w:r>
+              <w:rPr>
+                <w:sz w:val="21"/>
+              </w:rPr>
               <w:t xml:space="preserve">2025</w:t>
             </w:r>
           </w:p>
@@ -5851,10 +6617,13 @@
           <w:p>
             <w:pPr>
               <w:pStyle w:val="Compact"/>
-            </w:pPr>
-            <w:r>
-              <w:rPr>
-                <w:rFonts w:hint="eastAsia"/>
+              <w:spacing w:line="240" w:lineRule="auto"/>
+              <w:ind w:firstLine="0"/>
+            </w:pPr>
+            <w:r>
+              <w:rPr>
+                <w:rFonts w:hint="eastAsia"/>
+                <w:sz w:val="21"/>
               </w:rPr>
               <w:t xml:space="preserve">科学、军事</w:t>
             </w:r>
@@ -5865,8 +6634,13 @@
           <w:p>
             <w:pPr>
               <w:pStyle w:val="Compact"/>
-            </w:pPr>
-            <w:r>
+              <w:spacing w:line="240" w:lineRule="auto"/>
+              <w:ind w:firstLine="0"/>
+            </w:pPr>
+            <w:r>
+              <w:rPr>
+                <w:sz w:val="21"/>
+              </w:rPr>
               <w:t xml:space="preserve">2/2</w:t>
             </w:r>
           </w:p>
@@ -5876,10 +6650,13 @@
           <w:p>
             <w:pPr>
               <w:pStyle w:val="Compact"/>
-            </w:pPr>
-            <w:r>
-              <w:rPr>
-                <w:rFonts w:hint="eastAsia"/>
+              <w:spacing w:line="240" w:lineRule="auto"/>
+              <w:ind w:firstLine="0"/>
+            </w:pPr>
+            <w:r>
+              <w:rPr>
+                <w:rFonts w:hint="eastAsia"/>
+                <w:sz w:val="21"/>
               </w:rPr>
               <w:t xml:space="preserve">18（5）</w:t>
             </w:r>
@@ -5892,10 +6669,13 @@
           <w:p>
             <w:pPr>
               <w:pStyle w:val="Compact"/>
-            </w:pPr>
-            <w:r>
-              <w:rPr>
-                <w:rFonts w:hint="eastAsia"/>
+              <w:spacing w:line="240" w:lineRule="auto"/>
+              <w:ind w:firstLine="0"/>
+            </w:pPr>
+            <w:r>
+              <w:rPr>
+                <w:rFonts w:hint="eastAsia"/>
+                <w:sz w:val="21"/>
               </w:rPr>
               <w:t xml:space="preserve">米尔斯</w:t>
             </w:r>
@@ -5906,10 +6686,13 @@
           <w:p>
             <w:pPr>
               <w:pStyle w:val="Compact"/>
-            </w:pPr>
-            <w:r>
-              <w:rPr>
-                <w:rFonts w:hint="eastAsia"/>
+              <w:spacing w:line="240" w:lineRule="auto"/>
+              <w:ind w:firstLine="0"/>
+            </w:pPr>
+            <w:r>
+              <w:rPr>
+                <w:rFonts w:hint="eastAsia"/>
+                <w:sz w:val="21"/>
               </w:rPr>
               <w:t xml:space="preserve">共和党</w:t>
             </w:r>
@@ -5920,10 +6703,13 @@
           <w:p>
             <w:pPr>
               <w:pStyle w:val="Compact"/>
-            </w:pPr>
-            <w:r>
-              <w:rPr>
-                <w:rFonts w:hint="eastAsia"/>
+              <w:spacing w:line="240" w:lineRule="auto"/>
+              <w:ind w:firstLine="0"/>
+            </w:pPr>
+            <w:r>
+              <w:rPr>
+                <w:rFonts w:hint="eastAsia"/>
+                <w:sz w:val="21"/>
               </w:rPr>
               <w:t xml:space="preserve">众（FL-7）</w:t>
             </w:r>
@@ -5934,8 +6720,13 @@
           <w:p>
             <w:pPr>
               <w:pStyle w:val="Compact"/>
-            </w:pPr>
-            <w:r>
+              <w:spacing w:line="240" w:lineRule="auto"/>
+              <w:ind w:firstLine="0"/>
+            </w:pPr>
+            <w:r>
+              <w:rPr>
+                <w:sz w:val="21"/>
+              </w:rPr>
               <w:t xml:space="preserve">44</w:t>
             </w:r>
           </w:p>
@@ -5945,8 +6736,13 @@
           <w:p>
             <w:pPr>
               <w:pStyle w:val="Compact"/>
-            </w:pPr>
-            <w:r>
+              <w:spacing w:line="240" w:lineRule="auto"/>
+              <w:ind w:firstLine="0"/>
+            </w:pPr>
+            <w:r>
+              <w:rPr>
+                <w:sz w:val="21"/>
+              </w:rPr>
               <w:t xml:space="preserve">2023</w:t>
             </w:r>
           </w:p>
@@ -5956,10 +6752,13 @@
           <w:p>
             <w:pPr>
               <w:pStyle w:val="Compact"/>
-            </w:pPr>
-            <w:r>
-              <w:rPr>
-                <w:rFonts w:hint="eastAsia"/>
+              <w:spacing w:line="240" w:lineRule="auto"/>
+              <w:ind w:firstLine="0"/>
+            </w:pPr>
+            <w:r>
+              <w:rPr>
+                <w:rFonts w:hint="eastAsia"/>
+                <w:sz w:val="21"/>
               </w:rPr>
               <w:t xml:space="preserve">军事、外交</w:t>
             </w:r>
@@ -5970,8 +6769,13 @@
           <w:p>
             <w:pPr>
               <w:pStyle w:val="Compact"/>
-            </w:pPr>
-            <w:r>
+              <w:spacing w:line="240" w:lineRule="auto"/>
+              <w:ind w:firstLine="0"/>
+            </w:pPr>
+            <w:r>
+              <w:rPr>
+                <w:sz w:val="21"/>
+              </w:rPr>
               <w:t xml:space="preserve">3/1</w:t>
             </w:r>
           </w:p>
@@ -5981,10 +6785,13 @@
           <w:p>
             <w:pPr>
               <w:pStyle w:val="Compact"/>
-            </w:pPr>
-            <w:r>
-              <w:rPr>
-                <w:rFonts w:hint="eastAsia"/>
+              <w:spacing w:line="240" w:lineRule="auto"/>
+              <w:ind w:firstLine="0"/>
+            </w:pPr>
+            <w:r>
+              <w:rPr>
+                <w:rFonts w:hint="eastAsia"/>
+                <w:sz w:val="21"/>
               </w:rPr>
               <w:t xml:space="preserve">1（0）</w:t>
             </w:r>
@@ -5997,10 +6804,13 @@
           <w:p>
             <w:pPr>
               <w:pStyle w:val="Compact"/>
-            </w:pPr>
-            <w:r>
-              <w:rPr>
-                <w:rFonts w:hint="eastAsia"/>
+              <w:spacing w:line="240" w:lineRule="auto"/>
+              <w:ind w:firstLine="0"/>
+            </w:pPr>
+            <w:r>
+              <w:rPr>
+                <w:rFonts w:hint="eastAsia"/>
+                <w:sz w:val="21"/>
               </w:rPr>
               <w:t xml:space="preserve">纳恩</w:t>
             </w:r>
@@ -6011,10 +6821,13 @@
           <w:p>
             <w:pPr>
               <w:pStyle w:val="Compact"/>
-            </w:pPr>
-            <w:r>
-              <w:rPr>
-                <w:rFonts w:hint="eastAsia"/>
+              <w:spacing w:line="240" w:lineRule="auto"/>
+              <w:ind w:firstLine="0"/>
+            </w:pPr>
+            <w:r>
+              <w:rPr>
+                <w:rFonts w:hint="eastAsia"/>
+                <w:sz w:val="21"/>
               </w:rPr>
               <w:t xml:space="preserve">共和党</w:t>
             </w:r>
@@ -6025,10 +6838,13 @@
           <w:p>
             <w:pPr>
               <w:pStyle w:val="Compact"/>
-            </w:pPr>
-            <w:r>
-              <w:rPr>
-                <w:rFonts w:hint="eastAsia"/>
+              <w:spacing w:line="240" w:lineRule="auto"/>
+              <w:ind w:firstLine="0"/>
+            </w:pPr>
+            <w:r>
+              <w:rPr>
+                <w:rFonts w:hint="eastAsia"/>
+                <w:sz w:val="21"/>
               </w:rPr>
               <w:t xml:space="preserve">众（IA-3）</w:t>
             </w:r>
@@ -6039,8 +6855,13 @@
           <w:p>
             <w:pPr>
               <w:pStyle w:val="Compact"/>
-            </w:pPr>
-            <w:r>
+              <w:spacing w:line="240" w:lineRule="auto"/>
+              <w:ind w:firstLine="0"/>
+            </w:pPr>
+            <w:r>
+              <w:rPr>
+                <w:sz w:val="21"/>
+              </w:rPr>
               <w:t xml:space="preserve">45</w:t>
             </w:r>
           </w:p>
@@ -6050,8 +6871,13 @@
           <w:p>
             <w:pPr>
               <w:pStyle w:val="Compact"/>
-            </w:pPr>
-            <w:r>
+              <w:spacing w:line="240" w:lineRule="auto"/>
+              <w:ind w:firstLine="0"/>
+            </w:pPr>
+            <w:r>
+              <w:rPr>
+                <w:sz w:val="21"/>
+              </w:rPr>
               <w:t xml:space="preserve">2023</w:t>
             </w:r>
           </w:p>
@@ -6061,10 +6887,13 @@
           <w:p>
             <w:pPr>
               <w:pStyle w:val="Compact"/>
-            </w:pPr>
-            <w:r>
-              <w:rPr>
-                <w:rFonts w:hint="eastAsia"/>
+              <w:spacing w:line="240" w:lineRule="auto"/>
+              <w:ind w:firstLine="0"/>
+            </w:pPr>
+            <w:r>
+              <w:rPr>
+                <w:rFonts w:hint="eastAsia"/>
+                <w:sz w:val="21"/>
               </w:rPr>
               <w:t xml:space="preserve">农业、金融服务、中国问题特设</w:t>
             </w:r>
@@ -6075,8 +6904,13 @@
           <w:p>
             <w:pPr>
               <w:pStyle w:val="Compact"/>
-            </w:pPr>
-            <w:r>
+              <w:spacing w:line="240" w:lineRule="auto"/>
+              <w:ind w:firstLine="0"/>
+            </w:pPr>
+            <w:r>
+              <w:rPr>
+                <w:sz w:val="21"/>
+              </w:rPr>
               <w:t xml:space="preserve">3/0</w:t>
             </w:r>
           </w:p>
@@ -6086,10 +6920,13 @@
           <w:p>
             <w:pPr>
               <w:pStyle w:val="Compact"/>
-            </w:pPr>
-            <w:r>
-              <w:rPr>
-                <w:rFonts w:hint="eastAsia"/>
+              <w:spacing w:line="240" w:lineRule="auto"/>
+              <w:ind w:firstLine="0"/>
+            </w:pPr>
+            <w:r>
+              <w:rPr>
+                <w:rFonts w:hint="eastAsia"/>
+                <w:sz w:val="21"/>
               </w:rPr>
               <w:t xml:space="preserve">20（11）</w:t>
             </w:r>
@@ -6102,10 +6939,13 @@
           <w:p>
             <w:pPr>
               <w:pStyle w:val="Compact"/>
-            </w:pPr>
-            <w:r>
-              <w:rPr>
-                <w:rFonts w:hint="eastAsia"/>
+              <w:spacing w:line="240" w:lineRule="auto"/>
+              <w:ind w:firstLine="0"/>
+            </w:pPr>
+            <w:r>
+              <w:rPr>
+                <w:rFonts w:hint="eastAsia"/>
+                <w:sz w:val="21"/>
               </w:rPr>
               <w:t xml:space="preserve">古登</w:t>
             </w:r>
@@ -6116,10 +6956,13 @@
           <w:p>
             <w:pPr>
               <w:pStyle w:val="Compact"/>
-            </w:pPr>
-            <w:r>
-              <w:rPr>
-                <w:rFonts w:hint="eastAsia"/>
+              <w:spacing w:line="240" w:lineRule="auto"/>
+              <w:ind w:firstLine="0"/>
+            </w:pPr>
+            <w:r>
+              <w:rPr>
+                <w:rFonts w:hint="eastAsia"/>
+                <w:sz w:val="21"/>
               </w:rPr>
               <w:t xml:space="preserve">共和党</w:t>
             </w:r>
@@ -6130,10 +6973,13 @@
           <w:p>
             <w:pPr>
               <w:pStyle w:val="Compact"/>
-            </w:pPr>
-            <w:r>
-              <w:rPr>
-                <w:rFonts w:hint="eastAsia"/>
+              <w:spacing w:line="240" w:lineRule="auto"/>
+              <w:ind w:firstLine="0"/>
+            </w:pPr>
+            <w:r>
+              <w:rPr>
+                <w:rFonts w:hint="eastAsia"/>
+                <w:sz w:val="21"/>
               </w:rPr>
               <w:t xml:space="preserve">众（TX-5）</w:t>
             </w:r>
@@ -6144,8 +6990,13 @@
           <w:p>
             <w:pPr>
               <w:pStyle w:val="Compact"/>
-            </w:pPr>
-            <w:r>
+              <w:spacing w:line="240" w:lineRule="auto"/>
+              <w:ind w:firstLine="0"/>
+            </w:pPr>
+            <w:r>
+              <w:rPr>
+                <w:sz w:val="21"/>
+              </w:rPr>
               <w:t xml:space="preserve">42</w:t>
             </w:r>
           </w:p>
@@ -6155,8 +7006,13 @@
           <w:p>
             <w:pPr>
               <w:pStyle w:val="Compact"/>
-            </w:pPr>
-            <w:r>
+              <w:spacing w:line="240" w:lineRule="auto"/>
+              <w:ind w:firstLine="0"/>
+            </w:pPr>
+            <w:r>
+              <w:rPr>
+                <w:sz w:val="21"/>
+              </w:rPr>
               <w:t xml:space="preserve">2019</w:t>
             </w:r>
           </w:p>
@@ -6166,10 +7022,13 @@
           <w:p>
             <w:pPr>
               <w:pStyle w:val="Compact"/>
-            </w:pPr>
-            <w:r>
-              <w:rPr>
-                <w:rFonts w:hint="eastAsia"/>
+              <w:spacing w:line="240" w:lineRule="auto"/>
+              <w:ind w:firstLine="0"/>
+            </w:pPr>
+            <w:r>
+              <w:rPr>
+                <w:rFonts w:hint="eastAsia"/>
+                <w:sz w:val="21"/>
               </w:rPr>
               <w:t xml:space="preserve">司法、军事</w:t>
             </w:r>
@@ -6180,8 +7039,13 @@
           <w:p>
             <w:pPr>
               <w:pStyle w:val="Compact"/>
-            </w:pPr>
-            <w:r>
+              <w:spacing w:line="240" w:lineRule="auto"/>
+              <w:ind w:firstLine="0"/>
+            </w:pPr>
+            <w:r>
+              <w:rPr>
+                <w:sz w:val="21"/>
+              </w:rPr>
               <w:t xml:space="preserve">2/1</w:t>
             </w:r>
           </w:p>
@@ -6191,10 +7055,13 @@
           <w:p>
             <w:pPr>
               <w:pStyle w:val="Compact"/>
-            </w:pPr>
-            <w:r>
-              <w:rPr>
-                <w:rFonts w:hint="eastAsia"/>
+              <w:spacing w:line="240" w:lineRule="auto"/>
+              <w:ind w:firstLine="0"/>
+            </w:pPr>
+            <w:r>
+              <w:rPr>
+                <w:rFonts w:hint="eastAsia"/>
+                <w:sz w:val="21"/>
               </w:rPr>
               <w:t xml:space="preserve">11（6）</w:t>
             </w:r>
@@ -6207,10 +7074,13 @@
           <w:p>
             <w:pPr>
               <w:pStyle w:val="Compact"/>
-            </w:pPr>
-            <w:r>
-              <w:rPr>
-                <w:rFonts w:hint="eastAsia"/>
+              <w:spacing w:line="240" w:lineRule="auto"/>
+              <w:ind w:firstLine="0"/>
+            </w:pPr>
+            <w:r>
+              <w:rPr>
+                <w:rFonts w:hint="eastAsia"/>
+                <w:sz w:val="21"/>
               </w:rPr>
               <w:t xml:space="preserve">欣森</w:t>
             </w:r>
@@ -6221,10 +7091,13 @@
           <w:p>
             <w:pPr>
               <w:pStyle w:val="Compact"/>
-            </w:pPr>
-            <w:r>
-              <w:rPr>
-                <w:rFonts w:hint="eastAsia"/>
+              <w:spacing w:line="240" w:lineRule="auto"/>
+              <w:ind w:firstLine="0"/>
+            </w:pPr>
+            <w:r>
+              <w:rPr>
+                <w:rFonts w:hint="eastAsia"/>
+                <w:sz w:val="21"/>
               </w:rPr>
               <w:t xml:space="preserve">共和党</w:t>
             </w:r>
@@ -6235,10 +7108,13 @@
           <w:p>
             <w:pPr>
               <w:pStyle w:val="Compact"/>
-            </w:pPr>
-            <w:r>
-              <w:rPr>
-                <w:rFonts w:hint="eastAsia"/>
+              <w:spacing w:line="240" w:lineRule="auto"/>
+              <w:ind w:firstLine="0"/>
+            </w:pPr>
+            <w:r>
+              <w:rPr>
+                <w:rFonts w:hint="eastAsia"/>
+                <w:sz w:val="21"/>
               </w:rPr>
               <w:t xml:space="preserve">众（IA-2）</w:t>
             </w:r>
@@ -6249,8 +7125,13 @@
           <w:p>
             <w:pPr>
               <w:pStyle w:val="Compact"/>
-            </w:pPr>
-            <w:r>
+              <w:spacing w:line="240" w:lineRule="auto"/>
+              <w:ind w:firstLine="0"/>
+            </w:pPr>
+            <w:r>
+              <w:rPr>
+                <w:sz w:val="21"/>
+              </w:rPr>
               <w:t xml:space="preserve">41</w:t>
             </w:r>
           </w:p>
@@ -6260,8 +7141,13 @@
           <w:p>
             <w:pPr>
               <w:pStyle w:val="Compact"/>
-            </w:pPr>
-            <w:r>
+              <w:spacing w:line="240" w:lineRule="auto"/>
+              <w:ind w:firstLine="0"/>
+            </w:pPr>
+            <w:r>
+              <w:rPr>
+                <w:sz w:val="21"/>
+              </w:rPr>
               <w:t xml:space="preserve">2021</w:t>
             </w:r>
           </w:p>
@@ -6271,10 +7157,13 @@
           <w:p>
             <w:pPr>
               <w:pStyle w:val="Compact"/>
-            </w:pPr>
-            <w:r>
-              <w:rPr>
-                <w:rFonts w:hint="eastAsia"/>
+              <w:spacing w:line="240" w:lineRule="auto"/>
+              <w:ind w:firstLine="0"/>
+            </w:pPr>
+            <w:r>
+              <w:rPr>
+                <w:rFonts w:hint="eastAsia"/>
+                <w:sz w:val="21"/>
               </w:rPr>
               <w:t xml:space="preserve">拨款、中国问题特设</w:t>
             </w:r>
@@ -6285,8 +7174,13 @@
           <w:p>
             <w:pPr>
               <w:pStyle w:val="Compact"/>
-            </w:pPr>
-            <w:r>
+              <w:spacing w:line="240" w:lineRule="auto"/>
+              <w:ind w:firstLine="0"/>
+            </w:pPr>
+            <w:r>
+              <w:rPr>
+                <w:sz w:val="21"/>
+              </w:rPr>
               <w:t xml:space="preserve">3/0</w:t>
             </w:r>
           </w:p>
@@ -6296,10 +7190,13 @@
           <w:p>
             <w:pPr>
               <w:pStyle w:val="Compact"/>
-            </w:pPr>
-            <w:r>
-              <w:rPr>
-                <w:rFonts w:hint="eastAsia"/>
+              <w:spacing w:line="240" w:lineRule="auto"/>
+              <w:ind w:firstLine="0"/>
+            </w:pPr>
+            <w:r>
+              <w:rPr>
+                <w:rFonts w:hint="eastAsia"/>
+                <w:sz w:val="21"/>
               </w:rPr>
               <w:t xml:space="preserve">11（6）</w:t>
             </w:r>
@@ -6312,10 +7209,13 @@
           <w:p>
             <w:pPr>
               <w:pStyle w:val="Compact"/>
-            </w:pPr>
-            <w:r>
-              <w:rPr>
-                <w:rFonts w:hint="eastAsia"/>
+              <w:spacing w:line="240" w:lineRule="auto"/>
+              <w:ind w:firstLine="0"/>
+            </w:pPr>
+            <w:r>
+              <w:rPr>
+                <w:rFonts w:hint="eastAsia"/>
+                <w:sz w:val="21"/>
               </w:rPr>
               <w:t xml:space="preserve">霍利</w:t>
             </w:r>
@@ -6326,10 +7226,13 @@
           <w:p>
             <w:pPr>
               <w:pStyle w:val="Compact"/>
-            </w:pPr>
-            <w:r>
-              <w:rPr>
-                <w:rFonts w:hint="eastAsia"/>
+              <w:spacing w:line="240" w:lineRule="auto"/>
+              <w:ind w:firstLine="0"/>
+            </w:pPr>
+            <w:r>
+              <w:rPr>
+                <w:rFonts w:hint="eastAsia"/>
+                <w:sz w:val="21"/>
               </w:rPr>
               <w:t xml:space="preserve">共和党</w:t>
             </w:r>
@@ -6340,10 +7243,13 @@
           <w:p>
             <w:pPr>
               <w:pStyle w:val="Compact"/>
-            </w:pPr>
-            <w:r>
-              <w:rPr>
-                <w:rFonts w:hint="eastAsia"/>
+              <w:spacing w:line="240" w:lineRule="auto"/>
+              <w:ind w:firstLine="0"/>
+            </w:pPr>
+            <w:r>
+              <w:rPr>
+                <w:rFonts w:hint="eastAsia"/>
+                <w:sz w:val="21"/>
               </w:rPr>
               <w:t xml:space="preserve">参（MO）</w:t>
             </w:r>
@@ -6354,8 +7260,13 @@
           <w:p>
             <w:pPr>
               <w:pStyle w:val="Compact"/>
-            </w:pPr>
-            <w:r>
+              <w:spacing w:line="240" w:lineRule="auto"/>
+              <w:ind w:firstLine="0"/>
+            </w:pPr>
+            <w:r>
+              <w:rPr>
+                <w:sz w:val="21"/>
+              </w:rPr>
               <w:t xml:space="preserve">45</w:t>
             </w:r>
           </w:p>
@@ -6365,8 +7276,13 @@
           <w:p>
             <w:pPr>
               <w:pStyle w:val="Compact"/>
-            </w:pPr>
-            <w:r>
+              <w:spacing w:line="240" w:lineRule="auto"/>
+              <w:ind w:firstLine="0"/>
+            </w:pPr>
+            <w:r>
+              <w:rPr>
+                <w:sz w:val="21"/>
+              </w:rPr>
               <w:t xml:space="preserve">2019</w:t>
             </w:r>
           </w:p>
@@ -6376,10 +7292,13 @@
           <w:p>
             <w:pPr>
               <w:pStyle w:val="Compact"/>
-            </w:pPr>
-            <w:r>
-              <w:rPr>
-                <w:rFonts w:hint="eastAsia"/>
+              <w:spacing w:line="240" w:lineRule="auto"/>
+              <w:ind w:firstLine="0"/>
+            </w:pPr>
+            <w:r>
+              <w:rPr>
+                <w:rFonts w:hint="eastAsia"/>
+                <w:sz w:val="21"/>
               </w:rPr>
               <w:t xml:space="preserve">卫生教育劳工养老金、国土安全与政府事务、小企业、司法</w:t>
             </w:r>
@@ -6390,8 +7309,13 @@
           <w:p>
             <w:pPr>
               <w:pStyle w:val="Compact"/>
-            </w:pPr>
-            <w:r>
+              <w:spacing w:line="240" w:lineRule="auto"/>
+              <w:ind w:firstLine="0"/>
+            </w:pPr>
+            <w:r>
+              <w:rPr>
+                <w:sz w:val="21"/>
+              </w:rPr>
               <w:t xml:space="preserve">2/1</w:t>
             </w:r>
           </w:p>
@@ -6401,10 +7325,13 @@
           <w:p>
             <w:pPr>
               <w:pStyle w:val="Compact"/>
-            </w:pPr>
-            <w:r>
-              <w:rPr>
-                <w:rFonts w:hint="eastAsia"/>
+              <w:spacing w:line="240" w:lineRule="auto"/>
+              <w:ind w:firstLine="0"/>
+            </w:pPr>
+            <w:r>
+              <w:rPr>
+                <w:rFonts w:hint="eastAsia"/>
+                <w:sz w:val="21"/>
               </w:rPr>
               <w:t xml:space="preserve">5（4）</w:t>
             </w:r>
@@ -6417,10 +7344,13 @@
           <w:p>
             <w:pPr>
               <w:pStyle w:val="Compact"/>
-            </w:pPr>
-            <w:r>
-              <w:rPr>
-                <w:rFonts w:hint="eastAsia"/>
+              <w:spacing w:line="240" w:lineRule="auto"/>
+              <w:ind w:firstLine="0"/>
+            </w:pPr>
+            <w:r>
+              <w:rPr>
+                <w:rFonts w:hint="eastAsia"/>
+                <w:sz w:val="21"/>
               </w:rPr>
               <w:t xml:space="preserve">苏布拉曼尼亚姆</w:t>
             </w:r>
@@ -6431,10 +7361,13 @@
           <w:p>
             <w:pPr>
               <w:pStyle w:val="Compact"/>
-            </w:pPr>
-            <w:r>
-              <w:rPr>
-                <w:rFonts w:hint="eastAsia"/>
+              <w:spacing w:line="240" w:lineRule="auto"/>
+              <w:ind w:firstLine="0"/>
+            </w:pPr>
+            <w:r>
+              <w:rPr>
+                <w:rFonts w:hint="eastAsia"/>
+                <w:sz w:val="21"/>
               </w:rPr>
               <w:t xml:space="preserve">民主党</w:t>
             </w:r>
@@ -6445,10 +7378,13 @@
           <w:p>
             <w:pPr>
               <w:pStyle w:val="Compact"/>
-            </w:pPr>
-            <w:r>
-              <w:rPr>
-                <w:rFonts w:hint="eastAsia"/>
+              <w:spacing w:line="240" w:lineRule="auto"/>
+              <w:ind w:firstLine="0"/>
+            </w:pPr>
+            <w:r>
+              <w:rPr>
+                <w:rFonts w:hint="eastAsia"/>
+                <w:sz w:val="21"/>
               </w:rPr>
               <w:t xml:space="preserve">众（VA-10）</w:t>
             </w:r>
@@ -6459,8 +7395,13 @@
           <w:p>
             <w:pPr>
               <w:pStyle w:val="Compact"/>
-            </w:pPr>
-            <w:r>
+              <w:spacing w:line="240" w:lineRule="auto"/>
+              <w:ind w:firstLine="0"/>
+            </w:pPr>
+            <w:r>
+              <w:rPr>
+                <w:sz w:val="21"/>
+              </w:rPr>
               <w:t xml:space="preserve">38</w:t>
             </w:r>
           </w:p>
@@ -6470,8 +7411,13 @@
           <w:p>
             <w:pPr>
               <w:pStyle w:val="Compact"/>
-            </w:pPr>
-            <w:r>
+              <w:spacing w:line="240" w:lineRule="auto"/>
+              <w:ind w:firstLine="0"/>
+            </w:pPr>
+            <w:r>
+              <w:rPr>
+                <w:sz w:val="21"/>
+              </w:rPr>
               <w:t xml:space="preserve">2025</w:t>
             </w:r>
           </w:p>
@@ -6481,10 +7427,13 @@
           <w:p>
             <w:pPr>
               <w:pStyle w:val="Compact"/>
-            </w:pPr>
-            <w:r>
-              <w:rPr>
-                <w:rFonts w:hint="eastAsia"/>
+              <w:spacing w:line="240" w:lineRule="auto"/>
+              <w:ind w:firstLine="0"/>
+            </w:pPr>
+            <w:r>
+              <w:rPr>
+                <w:rFonts w:hint="eastAsia"/>
+                <w:sz w:val="21"/>
               </w:rPr>
               <w:t xml:space="preserve">科学、监督</w:t>
             </w:r>
@@ -6495,8 +7444,13 @@
           <w:p>
             <w:pPr>
               <w:pStyle w:val="Compact"/>
-            </w:pPr>
-            <w:r>
+              <w:spacing w:line="240" w:lineRule="auto"/>
+              <w:ind w:firstLine="0"/>
+            </w:pPr>
+            <w:r>
+              <w:rPr>
+                <w:sz w:val="21"/>
+              </w:rPr>
               <w:t xml:space="preserve">3/0</w:t>
             </w:r>
           </w:p>
@@ -6506,10 +7460,13 @@
           <w:p>
             <w:pPr>
               <w:pStyle w:val="Compact"/>
-            </w:pPr>
-            <w:r>
-              <w:rPr>
-                <w:rFonts w:hint="eastAsia"/>
+              <w:spacing w:line="240" w:lineRule="auto"/>
+              <w:ind w:firstLine="0"/>
+            </w:pPr>
+            <w:r>
+              <w:rPr>
+                <w:rFonts w:hint="eastAsia"/>
+                <w:sz w:val="21"/>
               </w:rPr>
               <w:t xml:space="preserve">5（2）</w:t>
             </w:r>
@@ -6522,10 +7479,13 @@
           <w:p>
             <w:pPr>
               <w:pStyle w:val="Compact"/>
-            </w:pPr>
-            <w:r>
-              <w:rPr>
-                <w:rFonts w:hint="eastAsia"/>
+              <w:spacing w:line="240" w:lineRule="auto"/>
+              <w:ind w:firstLine="0"/>
+            </w:pPr>
+            <w:r>
+              <w:rPr>
+                <w:rFonts w:hint="eastAsia"/>
+                <w:sz w:val="21"/>
               </w:rPr>
               <w:t xml:space="preserve">史蒂文斯</w:t>
             </w:r>
@@ -6536,10 +7496,13 @@
           <w:p>
             <w:pPr>
               <w:pStyle w:val="Compact"/>
-            </w:pPr>
-            <w:r>
-              <w:rPr>
-                <w:rFonts w:hint="eastAsia"/>
+              <w:spacing w:line="240" w:lineRule="auto"/>
+              <w:ind w:firstLine="0"/>
+            </w:pPr>
+            <w:r>
+              <w:rPr>
+                <w:rFonts w:hint="eastAsia"/>
+                <w:sz w:val="21"/>
               </w:rPr>
               <w:t xml:space="preserve">民主党</w:t>
             </w:r>
@@ -6550,10 +7513,13 @@
           <w:p>
             <w:pPr>
               <w:pStyle w:val="Compact"/>
-            </w:pPr>
-            <w:r>
-              <w:rPr>
-                <w:rFonts w:hint="eastAsia"/>
+              <w:spacing w:line="240" w:lineRule="auto"/>
+              <w:ind w:firstLine="0"/>
+            </w:pPr>
+            <w:r>
+              <w:rPr>
+                <w:rFonts w:hint="eastAsia"/>
+                <w:sz w:val="21"/>
               </w:rPr>
               <w:t xml:space="preserve">众（MI-11）</w:t>
             </w:r>
@@ -6564,8 +7530,13 @@
           <w:p>
             <w:pPr>
               <w:pStyle w:val="Compact"/>
-            </w:pPr>
-            <w:r>
+              <w:spacing w:line="240" w:lineRule="auto"/>
+              <w:ind w:firstLine="0"/>
+            </w:pPr>
+            <w:r>
+              <w:rPr>
+                <w:sz w:val="21"/>
+              </w:rPr>
               <w:t xml:space="preserve">41</w:t>
             </w:r>
           </w:p>
@@ -6575,8 +7546,13 @@
           <w:p>
             <w:pPr>
               <w:pStyle w:val="Compact"/>
-            </w:pPr>
-            <w:r>
+              <w:spacing w:line="240" w:lineRule="auto"/>
+              <w:ind w:firstLine="0"/>
+            </w:pPr>
+            <w:r>
+              <w:rPr>
+                <w:sz w:val="21"/>
+              </w:rPr>
               <w:t xml:space="preserve">2019</w:t>
             </w:r>
           </w:p>
@@ -6586,10 +7562,13 @@
           <w:p>
             <w:pPr>
               <w:pStyle w:val="Compact"/>
-            </w:pPr>
-            <w:r>
-              <w:rPr>
-                <w:rFonts w:hint="eastAsia"/>
+              <w:spacing w:line="240" w:lineRule="auto"/>
+              <w:ind w:firstLine="0"/>
+            </w:pPr>
+            <w:r>
+              <w:rPr>
+                <w:rFonts w:hint="eastAsia"/>
+                <w:sz w:val="21"/>
               </w:rPr>
               <w:t xml:space="preserve">科学、教育与劳动力、中国问题特设</w:t>
             </w:r>
@@ -6600,8 +7579,13 @@
           <w:p>
             <w:pPr>
               <w:pStyle w:val="Compact"/>
-            </w:pPr>
-            <w:r>
+              <w:spacing w:line="240" w:lineRule="auto"/>
+              <w:ind w:firstLine="0"/>
+            </w:pPr>
+            <w:r>
+              <w:rPr>
+                <w:sz w:val="21"/>
+              </w:rPr>
               <w:t xml:space="preserve">2/1</w:t>
             </w:r>
           </w:p>
@@ -6611,10 +7595,13 @@
           <w:p>
             <w:pPr>
               <w:pStyle w:val="Compact"/>
-            </w:pPr>
-            <w:r>
-              <w:rPr>
-                <w:rFonts w:hint="eastAsia"/>
+              <w:spacing w:line="240" w:lineRule="auto"/>
+              <w:ind w:firstLine="0"/>
+            </w:pPr>
+            <w:r>
+              <w:rPr>
+                <w:rFonts w:hint="eastAsia"/>
+                <w:sz w:val="21"/>
               </w:rPr>
               <w:t xml:space="preserve">4（3）</w:t>
             </w:r>
@@ -6627,10 +7614,13 @@
           <w:p>
             <w:pPr>
               <w:pStyle w:val="Compact"/>
-            </w:pPr>
-            <w:r>
-              <w:rPr>
-                <w:rFonts w:hint="eastAsia"/>
+              <w:spacing w:line="240" w:lineRule="auto"/>
+              <w:ind w:firstLine="0"/>
+            </w:pPr>
+            <w:r>
+              <w:rPr>
+                <w:rFonts w:hint="eastAsia"/>
+                <w:sz w:val="21"/>
               </w:rPr>
               <w:t xml:space="preserve">托雷斯</w:t>
             </w:r>
@@ -6641,10 +7631,13 @@
           <w:p>
             <w:pPr>
               <w:pStyle w:val="Compact"/>
-            </w:pPr>
-            <w:r>
-              <w:rPr>
-                <w:rFonts w:hint="eastAsia"/>
+              <w:spacing w:line="240" w:lineRule="auto"/>
+              <w:ind w:firstLine="0"/>
+            </w:pPr>
+            <w:r>
+              <w:rPr>
+                <w:rFonts w:hint="eastAsia"/>
+                <w:sz w:val="21"/>
               </w:rPr>
               <w:t xml:space="preserve">民主党</w:t>
             </w:r>
@@ -6655,10 +7648,13 @@
           <w:p>
             <w:pPr>
               <w:pStyle w:val="Compact"/>
-            </w:pPr>
-            <w:r>
-              <w:rPr>
-                <w:rFonts w:hint="eastAsia"/>
+              <w:spacing w:line="240" w:lineRule="auto"/>
+              <w:ind w:firstLine="0"/>
+            </w:pPr>
+            <w:r>
+              <w:rPr>
+                <w:rFonts w:hint="eastAsia"/>
+                <w:sz w:val="21"/>
               </w:rPr>
               <w:t xml:space="preserve">众（NY-15）</w:t>
             </w:r>
@@ -6669,8 +7665,13 @@
           <w:p>
             <w:pPr>
               <w:pStyle w:val="Compact"/>
-            </w:pPr>
-            <w:r>
+              <w:spacing w:line="240" w:lineRule="auto"/>
+              <w:ind w:firstLine="0"/>
+            </w:pPr>
+            <w:r>
+              <w:rPr>
+                <w:sz w:val="21"/>
+              </w:rPr>
               <w:t xml:space="preserve">36</w:t>
             </w:r>
           </w:p>
@@ -6680,8 +7681,13 @@
           <w:p>
             <w:pPr>
               <w:pStyle w:val="Compact"/>
-            </w:pPr>
-            <w:r>
+              <w:spacing w:line="240" w:lineRule="auto"/>
+              <w:ind w:firstLine="0"/>
+            </w:pPr>
+            <w:r>
+              <w:rPr>
+                <w:sz w:val="21"/>
+              </w:rPr>
               <w:t xml:space="preserve">2021</w:t>
             </w:r>
           </w:p>
@@ -6691,10 +7697,13 @@
           <w:p>
             <w:pPr>
               <w:pStyle w:val="Compact"/>
-            </w:pPr>
-            <w:r>
-              <w:rPr>
-                <w:rFonts w:hint="eastAsia"/>
+              <w:spacing w:line="240" w:lineRule="auto"/>
+              <w:ind w:firstLine="0"/>
+            </w:pPr>
+            <w:r>
+              <w:rPr>
+                <w:rFonts w:hint="eastAsia"/>
+                <w:sz w:val="21"/>
               </w:rPr>
               <w:t xml:space="preserve">金融服务、中国问题特设</w:t>
             </w:r>
@@ -6705,8 +7714,13 @@
           <w:p>
             <w:pPr>
               <w:pStyle w:val="Compact"/>
-            </w:pPr>
-            <w:r>
+              <w:spacing w:line="240" w:lineRule="auto"/>
+              <w:ind w:firstLine="0"/>
+            </w:pPr>
+            <w:r>
+              <w:rPr>
+                <w:sz w:val="21"/>
+              </w:rPr>
               <w:t xml:space="preserve">0/2</w:t>
             </w:r>
           </w:p>
@@ -6716,10 +7730,13 @@
           <w:p>
             <w:pPr>
               <w:pStyle w:val="Compact"/>
-            </w:pPr>
-            <w:r>
-              <w:rPr>
-                <w:rFonts w:hint="eastAsia"/>
+              <w:spacing w:line="240" w:lineRule="auto"/>
+              <w:ind w:firstLine="0"/>
+            </w:pPr>
+            <w:r>
+              <w:rPr>
+                <w:rFonts w:hint="eastAsia"/>
+                <w:sz w:val="21"/>
               </w:rPr>
               <w:t xml:space="preserve">7（5）</w:t>
             </w:r>
@@ -6732,10 +7749,13 @@
           <w:p>
             <w:pPr>
               <w:pStyle w:val="Compact"/>
-            </w:pPr>
-            <w:r>
-              <w:rPr>
-                <w:rFonts w:hint="eastAsia"/>
+              <w:spacing w:line="240" w:lineRule="auto"/>
+              <w:ind w:firstLine="0"/>
+            </w:pPr>
+            <w:r>
+              <w:rPr>
+                <w:rFonts w:hint="eastAsia"/>
+                <w:sz w:val="21"/>
               </w:rPr>
               <w:t xml:space="preserve">埃文斯</w:t>
             </w:r>
@@ -6746,10 +7766,13 @@
           <w:p>
             <w:pPr>
               <w:pStyle w:val="Compact"/>
-            </w:pPr>
-            <w:r>
-              <w:rPr>
-                <w:rFonts w:hint="eastAsia"/>
+              <w:spacing w:line="240" w:lineRule="auto"/>
+              <w:ind w:firstLine="0"/>
+            </w:pPr>
+            <w:r>
+              <w:rPr>
+                <w:rFonts w:hint="eastAsia"/>
+                <w:sz w:val="21"/>
               </w:rPr>
               <w:t xml:space="preserve">共和党</w:t>
             </w:r>
@@ -6760,10 +7783,13 @@
           <w:p>
             <w:pPr>
               <w:pStyle w:val="Compact"/>
-            </w:pPr>
-            <w:r>
-              <w:rPr>
-                <w:rFonts w:hint="eastAsia"/>
+              <w:spacing w:line="240" w:lineRule="auto"/>
+              <w:ind w:firstLine="0"/>
+            </w:pPr>
+            <w:r>
+              <w:rPr>
+                <w:rFonts w:hint="eastAsia"/>
+                <w:sz w:val="21"/>
               </w:rPr>
               <w:t xml:space="preserve">众（CO-8）</w:t>
             </w:r>
@@ -6774,8 +7800,13 @@
           <w:p>
             <w:pPr>
               <w:pStyle w:val="Compact"/>
-            </w:pPr>
-            <w:r>
+              <w:spacing w:line="240" w:lineRule="auto"/>
+              <w:ind w:firstLine="0"/>
+            </w:pPr>
+            <w:r>
+              <w:rPr>
+                <w:sz w:val="21"/>
+              </w:rPr>
               <w:t xml:space="preserve">38</w:t>
             </w:r>
           </w:p>
@@ -6785,8 +7816,13 @@
           <w:p>
             <w:pPr>
               <w:pStyle w:val="Compact"/>
-            </w:pPr>
-            <w:r>
+              <w:spacing w:line="240" w:lineRule="auto"/>
+              <w:ind w:firstLine="0"/>
+            </w:pPr>
+            <w:r>
+              <w:rPr>
+                <w:sz w:val="21"/>
+              </w:rPr>
               <w:t xml:space="preserve">2025</w:t>
             </w:r>
           </w:p>
@@ -6796,10 +7832,13 @@
           <w:p>
             <w:pPr>
               <w:pStyle w:val="Compact"/>
-            </w:pPr>
-            <w:r>
-              <w:rPr>
-                <w:rFonts w:hint="eastAsia"/>
+              <w:spacing w:line="240" w:lineRule="auto"/>
+              <w:ind w:firstLine="0"/>
+            </w:pPr>
+            <w:r>
+              <w:rPr>
+                <w:rFonts w:hint="eastAsia"/>
+                <w:sz w:val="21"/>
               </w:rPr>
               <w:t xml:space="preserve">国土安全、能源与商务</w:t>
             </w:r>
@@ -6810,8 +7849,13 @@
           <w:p>
             <w:pPr>
               <w:pStyle w:val="Compact"/>
-            </w:pPr>
-            <w:r>
+              <w:spacing w:line="240" w:lineRule="auto"/>
+              <w:ind w:firstLine="0"/>
+            </w:pPr>
+            <w:r>
+              <w:rPr>
+                <w:sz w:val="21"/>
+              </w:rPr>
               <w:t xml:space="preserve">0/2</w:t>
             </w:r>
           </w:p>
@@ -6821,10 +7865,13 @@
           <w:p>
             <w:pPr>
               <w:pStyle w:val="Compact"/>
-            </w:pPr>
-            <w:r>
-              <w:rPr>
-                <w:rFonts w:hint="eastAsia"/>
+              <w:spacing w:line="240" w:lineRule="auto"/>
+              <w:ind w:firstLine="0"/>
+            </w:pPr>
+            <w:r>
+              <w:rPr>
+                <w:rFonts w:hint="eastAsia"/>
+                <w:sz w:val="21"/>
               </w:rPr>
               <w:t xml:space="preserve">7（4）</w:t>
             </w:r>
@@ -6837,10 +7884,13 @@
           <w:p>
             <w:pPr>
               <w:pStyle w:val="Compact"/>
-            </w:pPr>
-            <w:r>
-              <w:rPr>
-                <w:rFonts w:hint="eastAsia"/>
+              <w:spacing w:line="240" w:lineRule="auto"/>
+              <w:ind w:firstLine="0"/>
+            </w:pPr>
+            <w:r>
+              <w:rPr>
+                <w:rFonts w:hint="eastAsia"/>
+                <w:sz w:val="21"/>
               </w:rPr>
               <w:t xml:space="preserve">米勒</w:t>
             </w:r>
@@ -6851,10 +7901,13 @@
           <w:p>
             <w:pPr>
               <w:pStyle w:val="Compact"/>
-            </w:pPr>
-            <w:r>
-              <w:rPr>
-                <w:rFonts w:hint="eastAsia"/>
+              <w:spacing w:line="240" w:lineRule="auto"/>
+              <w:ind w:firstLine="0"/>
+            </w:pPr>
+            <w:r>
+              <w:rPr>
+                <w:rFonts w:hint="eastAsia"/>
+                <w:sz w:val="21"/>
               </w:rPr>
               <w:t xml:space="preserve">共和党</w:t>
             </w:r>
@@ -6865,10 +7918,13 @@
           <w:p>
             <w:pPr>
               <w:pStyle w:val="Compact"/>
-            </w:pPr>
-            <w:r>
-              <w:rPr>
-                <w:rFonts w:hint="eastAsia"/>
+              <w:spacing w:line="240" w:lineRule="auto"/>
+              <w:ind w:firstLine="0"/>
+            </w:pPr>
+            <w:r>
+              <w:rPr>
+                <w:rFonts w:hint="eastAsia"/>
+                <w:sz w:val="21"/>
               </w:rPr>
               <w:t xml:space="preserve">众（OH-7）</w:t>
             </w:r>
@@ -6879,8 +7935,13 @@
           <w:p>
             <w:pPr>
               <w:pStyle w:val="Compact"/>
-            </w:pPr>
-            <w:r>
+              <w:spacing w:line="240" w:lineRule="auto"/>
+              <w:ind w:firstLine="0"/>
+            </w:pPr>
+            <w:r>
+              <w:rPr>
+                <w:sz w:val="21"/>
+              </w:rPr>
               <w:t xml:space="preserve">36</w:t>
             </w:r>
           </w:p>
@@ -6890,8 +7951,13 @@
           <w:p>
             <w:pPr>
               <w:pStyle w:val="Compact"/>
-            </w:pPr>
-            <w:r>
+              <w:spacing w:line="240" w:lineRule="auto"/>
+              <w:ind w:firstLine="0"/>
+            </w:pPr>
+            <w:r>
+              <w:rPr>
+                <w:sz w:val="21"/>
+              </w:rPr>
               <w:t xml:space="preserve">2023</w:t>
             </w:r>
           </w:p>
@@ -6901,10 +7967,13 @@
           <w:p>
             <w:pPr>
               <w:pStyle w:val="Compact"/>
-            </w:pPr>
-            <w:r>
-              <w:rPr>
-                <w:rFonts w:hint="eastAsia"/>
+              <w:spacing w:line="240" w:lineRule="auto"/>
+              <w:ind w:firstLine="0"/>
+            </w:pPr>
+            <w:r>
+              <w:rPr>
+                <w:rFonts w:hint="eastAsia"/>
+                <w:sz w:val="21"/>
               </w:rPr>
               <w:t xml:space="preserve">筹款、外交</w:t>
             </w:r>
@@ -6915,8 +7984,13 @@
           <w:p>
             <w:pPr>
               <w:pStyle w:val="Compact"/>
-            </w:pPr>
-            <w:r>
+              <w:spacing w:line="240" w:lineRule="auto"/>
+              <w:ind w:firstLine="0"/>
+            </w:pPr>
+            <w:r>
+              <w:rPr>
+                <w:sz w:val="21"/>
+              </w:rPr>
               <w:t xml:space="preserve">2/0</w:t>
             </w:r>
           </w:p>
@@ -6926,10 +8000,13 @@
           <w:p>
             <w:pPr>
               <w:pStyle w:val="Compact"/>
-            </w:pPr>
-            <w:r>
-              <w:rPr>
-                <w:rFonts w:hint="eastAsia"/>
+              <w:spacing w:line="240" w:lineRule="auto"/>
+              <w:ind w:firstLine="0"/>
+            </w:pPr>
+            <w:r>
+              <w:rPr>
+                <w:rFonts w:hint="eastAsia"/>
+                <w:sz w:val="21"/>
               </w:rPr>
               <w:t xml:space="preserve">6（1）</w:t>
             </w:r>
@@ -6942,10 +8019,13 @@
           <w:p>
             <w:pPr>
               <w:pStyle w:val="Compact"/>
-            </w:pPr>
-            <w:r>
-              <w:rPr>
-                <w:rFonts w:hint="eastAsia"/>
+              <w:spacing w:line="240" w:lineRule="auto"/>
+              <w:ind w:firstLine="0"/>
+            </w:pPr>
+            <w:r>
+              <w:rPr>
+                <w:rFonts w:hint="eastAsia"/>
+                <w:sz w:val="21"/>
               </w:rPr>
               <w:t xml:space="preserve">克伦肖</w:t>
             </w:r>
@@ -6956,10 +8036,13 @@
           <w:p>
             <w:pPr>
               <w:pStyle w:val="Compact"/>
-            </w:pPr>
-            <w:r>
-              <w:rPr>
-                <w:rFonts w:hint="eastAsia"/>
+              <w:spacing w:line="240" w:lineRule="auto"/>
+              <w:ind w:firstLine="0"/>
+            </w:pPr>
+            <w:r>
+              <w:rPr>
+                <w:rFonts w:hint="eastAsia"/>
+                <w:sz w:val="21"/>
               </w:rPr>
               <w:t xml:space="preserve">共和党</w:t>
             </w:r>
@@ -6970,10 +8053,13 @@
           <w:p>
             <w:pPr>
               <w:pStyle w:val="Compact"/>
-            </w:pPr>
-            <w:r>
-              <w:rPr>
-                <w:rFonts w:hint="eastAsia"/>
+              <w:spacing w:line="240" w:lineRule="auto"/>
+              <w:ind w:firstLine="0"/>
+            </w:pPr>
+            <w:r>
+              <w:rPr>
+                <w:rFonts w:hint="eastAsia"/>
+                <w:sz w:val="21"/>
               </w:rPr>
               <w:t xml:space="preserve">众（TX-2）</w:t>
             </w:r>
@@ -6984,8 +8070,13 @@
           <w:p>
             <w:pPr>
               <w:pStyle w:val="Compact"/>
-            </w:pPr>
-            <w:r>
+              <w:spacing w:line="240" w:lineRule="auto"/>
+              <w:ind w:firstLine="0"/>
+            </w:pPr>
+            <w:r>
+              <w:rPr>
+                <w:sz w:val="21"/>
+              </w:rPr>
               <w:t xml:space="preserve">40</w:t>
             </w:r>
           </w:p>
@@ -6995,8 +8086,13 @@
           <w:p>
             <w:pPr>
               <w:pStyle w:val="Compact"/>
-            </w:pPr>
-            <w:r>
+              <w:spacing w:line="240" w:lineRule="auto"/>
+              <w:ind w:firstLine="0"/>
+            </w:pPr>
+            <w:r>
+              <w:rPr>
+                <w:sz w:val="21"/>
+              </w:rPr>
               <w:t xml:space="preserve">2019</w:t>
             </w:r>
           </w:p>
@@ -7006,10 +8102,13 @@
           <w:p>
             <w:pPr>
               <w:pStyle w:val="Compact"/>
-            </w:pPr>
-            <w:r>
-              <w:rPr>
-                <w:rFonts w:hint="eastAsia"/>
+              <w:spacing w:line="240" w:lineRule="auto"/>
+              <w:ind w:firstLine="0"/>
+            </w:pPr>
+            <w:r>
+              <w:rPr>
+                <w:rFonts w:hint="eastAsia"/>
+                <w:sz w:val="21"/>
               </w:rPr>
               <w:t xml:space="preserve">能源与商务、情报</w:t>
             </w:r>
@@ -7020,8 +8119,13 @@
           <w:p>
             <w:pPr>
               <w:pStyle w:val="Compact"/>
-            </w:pPr>
-            <w:r>
+              <w:spacing w:line="240" w:lineRule="auto"/>
+              <w:ind w:firstLine="0"/>
+            </w:pPr>
+            <w:r>
+              <w:rPr>
+                <w:sz w:val="21"/>
+              </w:rPr>
               <w:t xml:space="preserve">0/2</w:t>
             </w:r>
           </w:p>
@@ -7031,10 +8135,13 @@
           <w:p>
             <w:pPr>
               <w:pStyle w:val="Compact"/>
-            </w:pPr>
-            <w:r>
-              <w:rPr>
-                <w:rFonts w:hint="eastAsia"/>
+              <w:spacing w:line="240" w:lineRule="auto"/>
+              <w:ind w:firstLine="0"/>
+            </w:pPr>
+            <w:r>
+              <w:rPr>
+                <w:rFonts w:hint="eastAsia"/>
+                <w:sz w:val="21"/>
               </w:rPr>
               <w:t xml:space="preserve">4（4）</w:t>
             </w:r>
@@ -7047,10 +8154,13 @@
           <w:p>
             <w:pPr>
               <w:pStyle w:val="Compact"/>
-            </w:pPr>
-            <w:r>
-              <w:rPr>
-                <w:rFonts w:hint="eastAsia"/>
+              <w:spacing w:line="240" w:lineRule="auto"/>
+              <w:ind w:firstLine="0"/>
+            </w:pPr>
+            <w:r>
+              <w:rPr>
+                <w:rFonts w:hint="eastAsia"/>
+                <w:sz w:val="21"/>
               </w:rPr>
               <w:t xml:space="preserve">安迪·金</w:t>
             </w:r>
@@ -7061,10 +8171,13 @@
           <w:p>
             <w:pPr>
               <w:pStyle w:val="Compact"/>
-            </w:pPr>
-            <w:r>
-              <w:rPr>
-                <w:rFonts w:hint="eastAsia"/>
+              <w:spacing w:line="240" w:lineRule="auto"/>
+              <w:ind w:firstLine="0"/>
+            </w:pPr>
+            <w:r>
+              <w:rPr>
+                <w:rFonts w:hint="eastAsia"/>
+                <w:sz w:val="21"/>
               </w:rPr>
               <w:t xml:space="preserve">民主党</w:t>
             </w:r>
@@ -7075,10 +8188,13 @@
           <w:p>
             <w:pPr>
               <w:pStyle w:val="Compact"/>
-            </w:pPr>
-            <w:r>
-              <w:rPr>
-                <w:rFonts w:hint="eastAsia"/>
+              <w:spacing w:line="240" w:lineRule="auto"/>
+              <w:ind w:firstLine="0"/>
+            </w:pPr>
+            <w:r>
+              <w:rPr>
+                <w:rFonts w:hint="eastAsia"/>
+                <w:sz w:val="21"/>
               </w:rPr>
               <w:t xml:space="preserve">参（NJ）</w:t>
             </w:r>
@@ -7089,8 +8205,13 @@
           <w:p>
             <w:pPr>
               <w:pStyle w:val="Compact"/>
-            </w:pPr>
-            <w:r>
+              <w:spacing w:line="240" w:lineRule="auto"/>
+              <w:ind w:firstLine="0"/>
+            </w:pPr>
+            <w:r>
+              <w:rPr>
+                <w:sz w:val="21"/>
+              </w:rPr>
               <w:t xml:space="preserve">42</w:t>
             </w:r>
           </w:p>
@@ -7100,8 +8221,13 @@
           <w:p>
             <w:pPr>
               <w:pStyle w:val="Compact"/>
-            </w:pPr>
-            <w:r>
+              <w:spacing w:line="240" w:lineRule="auto"/>
+              <w:ind w:firstLine="0"/>
+            </w:pPr>
+            <w:r>
+              <w:rPr>
+                <w:sz w:val="21"/>
+              </w:rPr>
               <w:t xml:space="preserve">2019</w:t>
             </w:r>
           </w:p>
@@ -7111,10 +8237,13 @@
           <w:p>
             <w:pPr>
               <w:pStyle w:val="Compact"/>
-            </w:pPr>
-            <w:r>
-              <w:rPr>
-                <w:rFonts w:hint="eastAsia"/>
+              <w:spacing w:line="240" w:lineRule="auto"/>
+              <w:ind w:firstLine="0"/>
+            </w:pPr>
+            <w:r>
+              <w:rPr>
+                <w:rFonts w:hint="eastAsia"/>
+                <w:sz w:val="21"/>
               </w:rPr>
               <w:t xml:space="preserve">银行、商务、卫生教育劳工养老金、国土安全与政府事务</w:t>
             </w:r>
@@ -7125,8 +8254,13 @@
           <w:p>
             <w:pPr>
               <w:pStyle w:val="Compact"/>
-            </w:pPr>
-            <w:r>
+              <w:spacing w:line="240" w:lineRule="auto"/>
+              <w:ind w:firstLine="0"/>
+            </w:pPr>
+            <w:r>
+              <w:rPr>
+                <w:sz w:val="21"/>
+              </w:rPr>
               <w:t xml:space="preserve">1/0</w:t>
             </w:r>
           </w:p>
@@ -7136,10 +8270,13 @@
           <w:p>
             <w:pPr>
               <w:pStyle w:val="Compact"/>
-            </w:pPr>
-            <w:r>
-              <w:rPr>
-                <w:rFonts w:hint="eastAsia"/>
+              <w:spacing w:line="240" w:lineRule="auto"/>
+              <w:ind w:firstLine="0"/>
+            </w:pPr>
+            <w:r>
+              <w:rPr>
+                <w:rFonts w:hint="eastAsia"/>
+                <w:sz w:val="21"/>
               </w:rPr>
               <w:t xml:space="preserve">12（8）</w:t>
             </w:r>
@@ -7152,10 +8289,13 @@
           <w:p>
             <w:pPr>
               <w:pStyle w:val="Compact"/>
-            </w:pPr>
-            <w:r>
-              <w:rPr>
-                <w:rFonts w:hint="eastAsia"/>
+              <w:spacing w:line="240" w:lineRule="auto"/>
+              <w:ind w:firstLine="0"/>
+            </w:pPr>
+            <w:r>
+              <w:rPr>
+                <w:rFonts w:hint="eastAsia"/>
+                <w:sz w:val="21"/>
               </w:rPr>
               <w:t xml:space="preserve">沃金肖</w:t>
             </w:r>
@@ -7166,10 +8306,13 @@
           <w:p>
             <w:pPr>
               <w:pStyle w:val="Compact"/>
-            </w:pPr>
-            <w:r>
-              <w:rPr>
-                <w:rFonts w:hint="eastAsia"/>
+              <w:spacing w:line="240" w:lineRule="auto"/>
+              <w:ind w:firstLine="0"/>
+            </w:pPr>
+            <w:r>
+              <w:rPr>
+                <w:rFonts w:hint="eastAsia"/>
+                <w:sz w:val="21"/>
               </w:rPr>
               <w:t xml:space="preserve">民主党</w:t>
             </w:r>
@@ -7180,10 +8323,13 @@
           <w:p>
             <w:pPr>
               <w:pStyle w:val="Compact"/>
-            </w:pPr>
-            <w:r>
-              <w:rPr>
-                <w:rFonts w:hint="eastAsia"/>
+              <w:spacing w:line="240" w:lineRule="auto"/>
+              <w:ind w:firstLine="0"/>
+            </w:pPr>
+            <w:r>
+              <w:rPr>
+                <w:rFonts w:hint="eastAsia"/>
+                <w:sz w:val="21"/>
               </w:rPr>
               <w:t xml:space="preserve">众（VA-11）</w:t>
             </w:r>
@@ -7194,8 +8340,13 @@
           <w:p>
             <w:pPr>
               <w:pStyle w:val="Compact"/>
-            </w:pPr>
-            <w:r>
+              <w:spacing w:line="240" w:lineRule="auto"/>
+              <w:ind w:firstLine="0"/>
+            </w:pPr>
+            <w:r>
+              <w:rPr>
+                <w:sz w:val="21"/>
+              </w:rPr>
               <w:t xml:space="preserve">42</w:t>
             </w:r>
           </w:p>
@@ -7205,8 +8356,13 @@
           <w:p>
             <w:pPr>
               <w:pStyle w:val="Compact"/>
-            </w:pPr>
-            <w:r>
+              <w:spacing w:line="240" w:lineRule="auto"/>
+              <w:ind w:firstLine="0"/>
+            </w:pPr>
+            <w:r>
+              <w:rPr>
+                <w:sz w:val="21"/>
+              </w:rPr>
               <w:t xml:space="preserve">2025</w:t>
             </w:r>
           </w:p>
@@ -7216,10 +8372,13 @@
           <w:p>
             <w:pPr>
               <w:pStyle w:val="Compact"/>
-            </w:pPr>
-            <w:r>
-              <w:rPr>
-                <w:rFonts w:hint="eastAsia"/>
+              <w:spacing w:line="240" w:lineRule="auto"/>
+              <w:ind w:firstLine="0"/>
+            </w:pPr>
+            <w:r>
+              <w:rPr>
+                <w:rFonts w:hint="eastAsia"/>
+                <w:sz w:val="21"/>
               </w:rPr>
               <w:t xml:space="preserve">国土安全、监督</w:t>
             </w:r>
@@ -7230,8 +8389,13 @@
           <w:p>
             <w:pPr>
               <w:pStyle w:val="Compact"/>
-            </w:pPr>
-            <w:r>
+              <w:spacing w:line="240" w:lineRule="auto"/>
+              <w:ind w:firstLine="0"/>
+            </w:pPr>
+            <w:r>
+              <w:rPr>
+                <w:sz w:val="21"/>
+              </w:rPr>
               <w:t xml:space="preserve">1/0</w:t>
             </w:r>
           </w:p>
@@ -7241,10 +8405,13 @@
           <w:p>
             <w:pPr>
               <w:pStyle w:val="Compact"/>
-            </w:pPr>
-            <w:r>
-              <w:rPr>
-                <w:rFonts w:hint="eastAsia"/>
+              <w:spacing w:line="240" w:lineRule="auto"/>
+              <w:ind w:firstLine="0"/>
+            </w:pPr>
+            <w:r>
+              <w:rPr>
+                <w:rFonts w:hint="eastAsia"/>
+                <w:sz w:val="21"/>
               </w:rPr>
               <w:t xml:space="preserve">8（1）</w:t>
             </w:r>
@@ -7257,10 +8424,13 @@
           <w:p>
             <w:pPr>
               <w:pStyle w:val="Compact"/>
-            </w:pPr>
-            <w:r>
-              <w:rPr>
-                <w:rFonts w:hint="eastAsia"/>
+              <w:spacing w:line="240" w:lineRule="auto"/>
+              <w:ind w:firstLine="0"/>
+            </w:pPr>
+            <w:r>
+              <w:rPr>
+                <w:rFonts w:hint="eastAsia"/>
+                <w:sz w:val="21"/>
               </w:rPr>
               <w:t xml:space="preserve">莫斯科维茨</w:t>
             </w:r>
@@ -7271,10 +8441,13 @@
           <w:p>
             <w:pPr>
               <w:pStyle w:val="Compact"/>
-            </w:pPr>
-            <w:r>
-              <w:rPr>
-                <w:rFonts w:hint="eastAsia"/>
+              <w:spacing w:line="240" w:lineRule="auto"/>
+              <w:ind w:firstLine="0"/>
+            </w:pPr>
+            <w:r>
+              <w:rPr>
+                <w:rFonts w:hint="eastAsia"/>
+                <w:sz w:val="21"/>
               </w:rPr>
               <w:t xml:space="preserve">民主党</w:t>
             </w:r>
@@ -7285,10 +8458,13 @@
           <w:p>
             <w:pPr>
               <w:pStyle w:val="Compact"/>
-            </w:pPr>
-            <w:r>
-              <w:rPr>
-                <w:rFonts w:hint="eastAsia"/>
+              <w:spacing w:line="240" w:lineRule="auto"/>
+              <w:ind w:firstLine="0"/>
+            </w:pPr>
+            <w:r>
+              <w:rPr>
+                <w:rFonts w:hint="eastAsia"/>
+                <w:sz w:val="21"/>
               </w:rPr>
               <w:t xml:space="preserve">众（FL-23）</w:t>
             </w:r>
@@ -7299,8 +8475,13 @@
           <w:p>
             <w:pPr>
               <w:pStyle w:val="Compact"/>
-            </w:pPr>
-            <w:r>
+              <w:spacing w:line="240" w:lineRule="auto"/>
+              <w:ind w:firstLine="0"/>
+            </w:pPr>
+            <w:r>
+              <w:rPr>
+                <w:sz w:val="21"/>
+              </w:rPr>
               <w:t xml:space="preserve">44</w:t>
             </w:r>
           </w:p>
@@ -7310,8 +8491,13 @@
           <w:p>
             <w:pPr>
               <w:pStyle w:val="Compact"/>
-            </w:pPr>
-            <w:r>
+              <w:spacing w:line="240" w:lineRule="auto"/>
+              <w:ind w:firstLine="0"/>
+            </w:pPr>
+            <w:r>
+              <w:rPr>
+                <w:sz w:val="21"/>
+              </w:rPr>
               <w:t xml:space="preserve">2023</w:t>
             </w:r>
           </w:p>
@@ -7321,10 +8507,13 @@
           <w:p>
             <w:pPr>
               <w:pStyle w:val="Compact"/>
-            </w:pPr>
-            <w:r>
-              <w:rPr>
-                <w:rFonts w:hint="eastAsia"/>
+              <w:spacing w:line="240" w:lineRule="auto"/>
+              <w:ind w:firstLine="0"/>
+            </w:pPr>
+            <w:r>
+              <w:rPr>
+                <w:rFonts w:hint="eastAsia"/>
+                <w:sz w:val="21"/>
               </w:rPr>
               <w:t xml:space="preserve">司法、外交</w:t>
             </w:r>
@@ -7335,8 +8524,13 @@
           <w:p>
             <w:pPr>
               <w:pStyle w:val="Compact"/>
-            </w:pPr>
-            <w:r>
+              <w:spacing w:line="240" w:lineRule="auto"/>
+              <w:ind w:firstLine="0"/>
+            </w:pPr>
+            <w:r>
+              <w:rPr>
+                <w:sz w:val="21"/>
+              </w:rPr>
               <w:t xml:space="preserve">1/0</w:t>
             </w:r>
           </w:p>
@@ -7346,10 +8540,13 @@
           <w:p>
             <w:pPr>
               <w:pStyle w:val="Compact"/>
-            </w:pPr>
-            <w:r>
-              <w:rPr>
-                <w:rFonts w:hint="eastAsia"/>
+              <w:spacing w:line="240" w:lineRule="auto"/>
+              <w:ind w:firstLine="0"/>
+            </w:pPr>
+            <w:r>
+              <w:rPr>
+                <w:rFonts w:hint="eastAsia"/>
+                <w:sz w:val="21"/>
               </w:rPr>
               <w:t xml:space="preserve">7（3）</w:t>
             </w:r>
@@ -7362,10 +8559,13 @@
           <w:p>
             <w:pPr>
               <w:pStyle w:val="Compact"/>
-            </w:pPr>
-            <w:r>
-              <w:rPr>
-                <w:rFonts w:hint="eastAsia"/>
+              <w:spacing w:line="240" w:lineRule="auto"/>
+              <w:ind w:firstLine="0"/>
+            </w:pPr>
+            <w:r>
+              <w:rPr>
+                <w:rFonts w:hint="eastAsia"/>
+                <w:sz w:val="21"/>
               </w:rPr>
               <w:t xml:space="preserve">希伊</w:t>
             </w:r>
@@ -7376,10 +8576,13 @@
           <w:p>
             <w:pPr>
               <w:pStyle w:val="Compact"/>
-            </w:pPr>
-            <w:r>
-              <w:rPr>
-                <w:rFonts w:hint="eastAsia"/>
+              <w:spacing w:line="240" w:lineRule="auto"/>
+              <w:ind w:firstLine="0"/>
+            </w:pPr>
+            <w:r>
+              <w:rPr>
+                <w:rFonts w:hint="eastAsia"/>
+                <w:sz w:val="21"/>
               </w:rPr>
               <w:t xml:space="preserve">共和党</w:t>
             </w:r>
@@ -7390,10 +8593,13 @@
           <w:p>
             <w:pPr>
               <w:pStyle w:val="Compact"/>
-            </w:pPr>
-            <w:r>
-              <w:rPr>
-                <w:rFonts w:hint="eastAsia"/>
+              <w:spacing w:line="240" w:lineRule="auto"/>
+              <w:ind w:firstLine="0"/>
+            </w:pPr>
+            <w:r>
+              <w:rPr>
+                <w:rFonts w:hint="eastAsia"/>
+                <w:sz w:val="21"/>
               </w:rPr>
               <w:t xml:space="preserve">参（MT）</w:t>
             </w:r>
@@ -7404,8 +8610,13 @@
           <w:p>
             <w:pPr>
               <w:pStyle w:val="Compact"/>
-            </w:pPr>
-            <w:r>
+              <w:spacing w:line="240" w:lineRule="auto"/>
+              <w:ind w:firstLine="0"/>
+            </w:pPr>
+            <w:r>
+              <w:rPr>
+                <w:sz w:val="21"/>
+              </w:rPr>
               <w:t xml:space="preserve">39</w:t>
             </w:r>
           </w:p>
@@ -7415,8 +8626,13 @@
           <w:p>
             <w:pPr>
               <w:pStyle w:val="Compact"/>
-            </w:pPr>
-            <w:r>
+              <w:spacing w:line="240" w:lineRule="auto"/>
+              <w:ind w:firstLine="0"/>
+            </w:pPr>
+            <w:r>
+              <w:rPr>
+                <w:sz w:val="21"/>
+              </w:rPr>
               <w:t xml:space="preserve">2025</w:t>
             </w:r>
           </w:p>
@@ -7426,10 +8642,13 @@
           <w:p>
             <w:pPr>
               <w:pStyle w:val="Compact"/>
-            </w:pPr>
-            <w:r>
-              <w:rPr>
-                <w:rFonts w:hint="eastAsia"/>
+              <w:spacing w:line="240" w:lineRule="auto"/>
+              <w:ind w:firstLine="0"/>
+            </w:pPr>
+            <w:r>
+              <w:rPr>
+                <w:rFonts w:hint="eastAsia"/>
+                <w:sz w:val="21"/>
               </w:rPr>
               <w:t xml:space="preserve">军事、商务</w:t>
             </w:r>
@@ -7440,8 +8659,13 @@
           <w:p>
             <w:pPr>
               <w:pStyle w:val="Compact"/>
-            </w:pPr>
-            <w:r>
+              <w:spacing w:line="240" w:lineRule="auto"/>
+              <w:ind w:firstLine="0"/>
+            </w:pPr>
+            <w:r>
+              <w:rPr>
+                <w:sz w:val="21"/>
+              </w:rPr>
               <w:t xml:space="preserve">1/0</w:t>
             </w:r>
           </w:p>
@@ -7451,10 +8675,13 @@
           <w:p>
             <w:pPr>
               <w:pStyle w:val="Compact"/>
-            </w:pPr>
-            <w:r>
-              <w:rPr>
-                <w:rFonts w:hint="eastAsia"/>
+              <w:spacing w:line="240" w:lineRule="auto"/>
+              <w:ind w:firstLine="0"/>
+            </w:pPr>
+            <w:r>
+              <w:rPr>
+                <w:rFonts w:hint="eastAsia"/>
+                <w:sz w:val="21"/>
               </w:rPr>
               <w:t xml:space="preserve">7（2）</w:t>
             </w:r>
@@ -7467,10 +8694,13 @@
           <w:p>
             <w:pPr>
               <w:pStyle w:val="Compact"/>
-            </w:pPr>
-            <w:r>
-              <w:rPr>
-                <w:rFonts w:hint="eastAsia"/>
+              <w:spacing w:line="240" w:lineRule="auto"/>
+              <w:ind w:firstLine="0"/>
+            </w:pPr>
+            <w:r>
+              <w:rPr>
+                <w:rFonts w:hint="eastAsia"/>
+                <w:sz w:val="21"/>
               </w:rPr>
               <w:t xml:space="preserve">哈马德</w:t>
             </w:r>
@@ -7481,10 +8711,13 @@
           <w:p>
             <w:pPr>
               <w:pStyle w:val="Compact"/>
-            </w:pPr>
-            <w:r>
-              <w:rPr>
-                <w:rFonts w:hint="eastAsia"/>
+              <w:spacing w:line="240" w:lineRule="auto"/>
+              <w:ind w:firstLine="0"/>
+            </w:pPr>
+            <w:r>
+              <w:rPr>
+                <w:rFonts w:hint="eastAsia"/>
+                <w:sz w:val="21"/>
               </w:rPr>
               <w:t xml:space="preserve">共和党</w:t>
             </w:r>
@@ -7495,10 +8728,13 @@
           <w:p>
             <w:pPr>
               <w:pStyle w:val="Compact"/>
-            </w:pPr>
-            <w:r>
-              <w:rPr>
-                <w:rFonts w:hint="eastAsia"/>
+              <w:spacing w:line="240" w:lineRule="auto"/>
+              <w:ind w:firstLine="0"/>
+            </w:pPr>
+            <w:r>
+              <w:rPr>
+                <w:rFonts w:hint="eastAsia"/>
+                <w:sz w:val="21"/>
               </w:rPr>
               <w:t xml:space="preserve">众（AZ-8）</w:t>
             </w:r>
@@ -7509,8 +8745,13 @@
           <w:p>
             <w:pPr>
               <w:pStyle w:val="Compact"/>
-            </w:pPr>
-            <w:r>
+              <w:spacing w:line="240" w:lineRule="auto"/>
+              <w:ind w:firstLine="0"/>
+            </w:pPr>
+            <w:r>
+              <w:rPr>
+                <w:sz w:val="21"/>
+              </w:rPr>
               <w:t xml:space="preserve">33</w:t>
             </w:r>
           </w:p>
@@ -7520,8 +8761,13 @@
           <w:p>
             <w:pPr>
               <w:pStyle w:val="Compact"/>
-            </w:pPr>
-            <w:r>
+              <w:spacing w:line="240" w:lineRule="auto"/>
+              <w:ind w:firstLine="0"/>
+            </w:pPr>
+            <w:r>
+              <w:rPr>
+                <w:sz w:val="21"/>
+              </w:rPr>
               <w:t xml:space="preserve">2025</w:t>
             </w:r>
           </w:p>
@@ -7531,10 +8777,13 @@
           <w:p>
             <w:pPr>
               <w:pStyle w:val="Compact"/>
-            </w:pPr>
-            <w:r>
-              <w:rPr>
-                <w:rFonts w:hint="eastAsia"/>
+              <w:spacing w:line="240" w:lineRule="auto"/>
+              <w:ind w:firstLine="0"/>
+            </w:pPr>
+            <w:r>
+              <w:rPr>
+                <w:rFonts w:hint="eastAsia"/>
+                <w:sz w:val="21"/>
               </w:rPr>
               <w:t xml:space="preserve">军事</w:t>
             </w:r>
@@ -7545,8 +8794,13 @@
           <w:p>
             <w:pPr>
               <w:pStyle w:val="Compact"/>
-            </w:pPr>
-            <w:r>
+              <w:spacing w:line="240" w:lineRule="auto"/>
+              <w:ind w:firstLine="0"/>
+            </w:pPr>
+            <w:r>
+              <w:rPr>
+                <w:sz w:val="21"/>
+              </w:rPr>
               <w:t xml:space="preserve">1/0</w:t>
             </w:r>
           </w:p>
@@ -7556,10 +8810,13 @@
           <w:p>
             <w:pPr>
               <w:pStyle w:val="Compact"/>
-            </w:pPr>
-            <w:r>
-              <w:rPr>
-                <w:rFonts w:hint="eastAsia"/>
+              <w:spacing w:line="240" w:lineRule="auto"/>
+              <w:ind w:firstLine="0"/>
+            </w:pPr>
+            <w:r>
+              <w:rPr>
+                <w:rFonts w:hint="eastAsia"/>
+                <w:sz w:val="21"/>
               </w:rPr>
               <w:t xml:space="preserve">6（3）</w:t>
             </w:r>
@@ -7572,10 +8829,13 @@
           <w:p>
             <w:pPr>
               <w:pStyle w:val="Compact"/>
-            </w:pPr>
-            <w:r>
-              <w:rPr>
-                <w:rFonts w:hint="eastAsia"/>
+              <w:spacing w:line="240" w:lineRule="auto"/>
+              <w:ind w:firstLine="0"/>
+            </w:pPr>
+            <w:r>
+              <w:rPr>
+                <w:rFonts w:hint="eastAsia"/>
+                <w:sz w:val="21"/>
               </w:rPr>
               <w:t xml:space="preserve">陈</w:t>
             </w:r>
@@ -7586,10 +8846,13 @@
           <w:p>
             <w:pPr>
               <w:pStyle w:val="Compact"/>
-            </w:pPr>
-            <w:r>
-              <w:rPr>
-                <w:rFonts w:hint="eastAsia"/>
+              <w:spacing w:line="240" w:lineRule="auto"/>
+              <w:ind w:firstLine="0"/>
+            </w:pPr>
+            <w:r>
+              <w:rPr>
+                <w:rFonts w:hint="eastAsia"/>
+                <w:sz w:val="21"/>
               </w:rPr>
               <w:t xml:space="preserve">民主党</w:t>
             </w:r>
@@ -7600,10 +8863,13 @@
           <w:p>
             <w:pPr>
               <w:pStyle w:val="Compact"/>
-            </w:pPr>
-            <w:r>
-              <w:rPr>
-                <w:rFonts w:hint="eastAsia"/>
+              <w:spacing w:line="240" w:lineRule="auto"/>
+              <w:ind w:firstLine="0"/>
+            </w:pPr>
+            <w:r>
+              <w:rPr>
+                <w:rFonts w:hint="eastAsia"/>
+                <w:sz w:val="21"/>
               </w:rPr>
               <w:t xml:space="preserve">众（CA-45）</w:t>
             </w:r>
@@ -7614,8 +8880,13 @@
           <w:p>
             <w:pPr>
               <w:pStyle w:val="Compact"/>
-            </w:pPr>
-            <w:r>
+              <w:spacing w:line="240" w:lineRule="auto"/>
+              <w:ind w:firstLine="0"/>
+            </w:pPr>
+            <w:r>
+              <w:rPr>
+                <w:sz w:val="21"/>
+              </w:rPr>
               <w:t xml:space="preserve">44</w:t>
             </w:r>
           </w:p>
@@ -7625,8 +8896,13 @@
           <w:p>
             <w:pPr>
               <w:pStyle w:val="Compact"/>
-            </w:pPr>
-            <w:r>
+              <w:spacing w:line="240" w:lineRule="auto"/>
+              <w:ind w:firstLine="0"/>
+            </w:pPr>
+            <w:r>
+              <w:rPr>
+                <w:sz w:val="21"/>
+              </w:rPr>
               <w:t xml:space="preserve">2025</w:t>
             </w:r>
           </w:p>
@@ -7636,10 +8912,13 @@
           <w:p>
             <w:pPr>
               <w:pStyle w:val="Compact"/>
-            </w:pPr>
-            <w:r>
-              <w:rPr>
-                <w:rFonts w:hint="eastAsia"/>
+              <w:spacing w:line="240" w:lineRule="auto"/>
+              <w:ind w:firstLine="0"/>
+            </w:pPr>
+            <w:r>
+              <w:rPr>
+                <w:rFonts w:hint="eastAsia"/>
+                <w:sz w:val="21"/>
               </w:rPr>
               <w:t xml:space="preserve">军事、小企业</w:t>
             </w:r>
@@ -7650,8 +8929,13 @@
           <w:p>
             <w:pPr>
               <w:pStyle w:val="Compact"/>
-            </w:pPr>
-            <w:r>
+              <w:spacing w:line="240" w:lineRule="auto"/>
+              <w:ind w:firstLine="0"/>
+            </w:pPr>
+            <w:r>
+              <w:rPr>
+                <w:sz w:val="21"/>
+              </w:rPr>
               <w:t xml:space="preserve">1/0</w:t>
             </w:r>
           </w:p>
@@ -7661,10 +8945,13 @@
           <w:p>
             <w:pPr>
               <w:pStyle w:val="Compact"/>
-            </w:pPr>
-            <w:r>
-              <w:rPr>
-                <w:rFonts w:hint="eastAsia"/>
+              <w:spacing w:line="240" w:lineRule="auto"/>
+              <w:ind w:firstLine="0"/>
+            </w:pPr>
+            <w:r>
+              <w:rPr>
+                <w:rFonts w:hint="eastAsia"/>
+                <w:sz w:val="21"/>
               </w:rPr>
               <w:t xml:space="preserve">6（1）</w:t>
             </w:r>
@@ -7677,10 +8964,13 @@
           <w:p>
             <w:pPr>
               <w:pStyle w:val="Compact"/>
-            </w:pPr>
-            <w:r>
-              <w:rPr>
-                <w:rFonts w:hint="eastAsia"/>
+              <w:spacing w:line="240" w:lineRule="auto"/>
+              <w:ind w:firstLine="0"/>
+            </w:pPr>
+            <w:r>
+              <w:rPr>
+                <w:rFonts w:hint="eastAsia"/>
+                <w:sz w:val="21"/>
               </w:rPr>
               <w:t xml:space="preserve">穆尔</w:t>
             </w:r>
@@ -7691,10 +8981,13 @@
           <w:p>
             <w:pPr>
               <w:pStyle w:val="Compact"/>
-            </w:pPr>
-            <w:r>
-              <w:rPr>
-                <w:rFonts w:hint="eastAsia"/>
+              <w:spacing w:line="240" w:lineRule="auto"/>
+              <w:ind w:firstLine="0"/>
+            </w:pPr>
+            <w:r>
+              <w:rPr>
+                <w:rFonts w:hint="eastAsia"/>
+                <w:sz w:val="21"/>
               </w:rPr>
               <w:t xml:space="preserve">共和党</w:t>
             </w:r>
@@ -7705,10 +8998,13 @@
           <w:p>
             <w:pPr>
               <w:pStyle w:val="Compact"/>
-            </w:pPr>
-            <w:r>
-              <w:rPr>
-                <w:rFonts w:hint="eastAsia"/>
+              <w:spacing w:line="240" w:lineRule="auto"/>
+              <w:ind w:firstLine="0"/>
+            </w:pPr>
+            <w:r>
+              <w:rPr>
+                <w:rFonts w:hint="eastAsia"/>
+                <w:sz w:val="21"/>
               </w:rPr>
               <w:t xml:space="preserve">众（WV-2）</w:t>
             </w:r>
@@ -7719,8 +9015,13 @@
           <w:p>
             <w:pPr>
               <w:pStyle w:val="Compact"/>
-            </w:pPr>
-            <w:r>
+              <w:spacing w:line="240" w:lineRule="auto"/>
+              <w:ind w:firstLine="0"/>
+            </w:pPr>
+            <w:r>
+              <w:rPr>
+                <w:sz w:val="21"/>
+              </w:rPr>
               <w:t xml:space="preserve">44</w:t>
             </w:r>
           </w:p>
@@ -7730,8 +9031,13 @@
           <w:p>
             <w:pPr>
               <w:pStyle w:val="Compact"/>
-            </w:pPr>
-            <w:r>
+              <w:spacing w:line="240" w:lineRule="auto"/>
+              <w:ind w:firstLine="0"/>
+            </w:pPr>
+            <w:r>
+              <w:rPr>
+                <w:sz w:val="21"/>
+              </w:rPr>
               <w:t xml:space="preserve">2025</w:t>
             </w:r>
           </w:p>
@@ -7741,10 +9047,13 @@
           <w:p>
             <w:pPr>
               <w:pStyle w:val="Compact"/>
-            </w:pPr>
-            <w:r>
-              <w:rPr>
-                <w:rFonts w:hint="eastAsia"/>
+              <w:spacing w:line="240" w:lineRule="auto"/>
+              <w:ind w:firstLine="0"/>
+            </w:pPr>
+            <w:r>
+              <w:rPr>
+                <w:rFonts w:hint="eastAsia"/>
+                <w:sz w:val="21"/>
               </w:rPr>
               <w:t xml:space="preserve">拨款</w:t>
             </w:r>
@@ -7755,8 +9064,13 @@
           <w:p>
             <w:pPr>
               <w:pStyle w:val="Compact"/>
-            </w:pPr>
-            <w:r>
+              <w:spacing w:line="240" w:lineRule="auto"/>
+              <w:ind w:firstLine="0"/>
+            </w:pPr>
+            <w:r>
+              <w:rPr>
+                <w:sz w:val="21"/>
+              </w:rPr>
               <w:t xml:space="preserve">1/0</w:t>
             </w:r>
           </w:p>
@@ -7766,10 +9080,13 @@
           <w:p>
             <w:pPr>
               <w:pStyle w:val="Compact"/>
-            </w:pPr>
-            <w:r>
-              <w:rPr>
-                <w:rFonts w:hint="eastAsia"/>
+              <w:spacing w:line="240" w:lineRule="auto"/>
+              <w:ind w:firstLine="0"/>
+            </w:pPr>
+            <w:r>
+              <w:rPr>
+                <w:rFonts w:hint="eastAsia"/>
+                <w:sz w:val="21"/>
               </w:rPr>
               <w:t xml:space="preserve">5（3）</w:t>
             </w:r>
@@ -8919,7 +10236,7 @@
   <w:docDefaults>
     <w:rPrDefault>
       <w:rPr>
-        <w:rFonts w:ascii="Times New Roman" w:cs="Times New Roman" w:eastAsia="宋体" w:hAnsi="Times New Roman"/>
+        <w:rFonts w:asciiTheme="minorHAnsi" w:cstheme="minorBidi" w:eastAsiaTheme="minorEastAsia" w:hAnsiTheme="minorHAnsi"/>
         <w:sz w:val="24"/>
         <w:szCs w:val="24"/>
         <w:lang w:bidi="ar-SA" w:eastAsia="zh-CN" w:val="en-US"/>
@@ -8935,6 +10252,10 @@
   <w:style w:default="1" w:styleId="Normal" w:type="paragraph">
     <w:name w:val="Normal"/>
     <w:qFormat/>
+    <w:rPr>
+      <w:rFonts w:ascii="Times New Roman" w:hAnsi="Times New Roman" w:cs="Times New Roman" w:eastAsia="宋体"/>
+      <w:sz w:val="24"/>
+    </w:rPr>
   </w:style>
   <w:style w:styleId="BodyText" w:type="paragraph">
     <w:name w:val="Body Text"/>
@@ -8943,14 +10264,26 @@
     <w:qFormat/>
     <w:pPr>
       <w:spacing w:after="120" w:before="0" w:line="360" w:lineRule="auto"/>
-      <w:ind w:firstLine="480"/>
+      <w:ind w:firstLine="482"/>
     </w:pPr>
+    <w:rPr>
+      <w:rFonts w:ascii="Times New Roman" w:hAnsi="Times New Roman" w:cs="Times New Roman" w:eastAsia="宋体"/>
+      <w:sz w:val="24"/>
+    </w:rPr>
   </w:style>
   <w:style w:customStyle="1" w:styleId="FirstParagraph" w:type="paragraph">
     <w:name w:val="First Paragraph"/>
     <w:basedOn w:val="BodyText"/>
     <w:next w:val="BodyText"/>
     <w:qFormat/>
+    <w:pPr>
+      <w:spacing w:line="360" w:lineRule="auto" w:after="120" w:before="0"/>
+      <w:ind w:firstLine="482"/>
+    </w:pPr>
+    <w:rPr>
+      <w:rFonts w:ascii="Times New Roman" w:hAnsi="Times New Roman" w:cs="Times New Roman" w:eastAsia="宋体"/>
+      <w:sz w:val="24"/>
+    </w:rPr>
   </w:style>
   <w:style w:customStyle="1" w:styleId="Compact" w:type="paragraph">
     <w:name w:val="Compact"/>
@@ -8959,6 +10292,10 @@
     <w:pPr>
       <w:spacing w:after="36" w:before="36"/>
     </w:pPr>
+    <w:rPr>
+      <w:rFonts w:ascii="Times New Roman" w:hAnsi="Times New Roman" w:cs="Times New Roman" w:eastAsia="宋体"/>
+      <w:sz w:val="21"/>
+    </w:rPr>
   </w:style>
   <w:style w:styleId="Title" w:type="paragraph">
     <w:name w:val="Title"/>
@@ -8974,8 +10311,9 @@
       <w:jc w:val="center"/>
     </w:pPr>
     <w:rPr>
-      <w:rFonts w:ascii="Times New Roman" w:cs="Times New Roman" w:eastAsia="黑体" w:hAnsi="Times New Roman"/>
-      <w:sz w:val="56"/>
+      <w:rFonts w:asciiTheme="majorHAnsi" w:cstheme="majorBidi" w:eastAsiaTheme="majorEastAsia" w:hAnsiTheme="majorHAnsi" w:ascii="Times New Roman" w:hAnsi="Times New Roman" w:cs="Times New Roman" w:eastAsia="黑体"/>
+      <w:b/>
+      <w:sz w:val="44"/>
       <w:szCs w:val="56"/>
     </w:rPr>
   </w:style>
@@ -9005,7 +10343,8 @@
       </w:numPr>
     </w:pPr>
     <w:rPr>
-      <w:rFonts w:ascii="Times New Roman" w:cs="Times New Roman" w:eastAsia="黑体" w:hAnsi="Times New Roman"/>
+      <w:rFonts w:cstheme="majorBidi" w:eastAsiaTheme="majorEastAsia" w:ascii="Times New Roman" w:hAnsi="Times New Roman" w:cs="Times New Roman" w:eastAsia="黑体"/>
+      <w:b w:val="0"/>
       <w:spacing w:val="15"/>
       <w:sz w:val="28"/>
       <w:szCs w:val="28"/>
@@ -9108,9 +10447,9 @@
       <w:outlineLvl w:val="0"/>
     </w:pPr>
     <w:rPr>
-      <w:rFonts w:ascii="Times New Roman" w:cs="Times New Roman" w:eastAsia="黑体" w:hAnsi="Times New Roman"/>
-      <w:color w:themeColor="accent1" w:themeShade="BF" w:val="0F4761"/>
-      <w:sz w:val="40"/>
+      <w:rFonts w:asciiTheme="majorHAnsi" w:cstheme="majorBidi" w:eastAsiaTheme="majorEastAsia" w:hAnsiTheme="majorHAnsi" w:ascii="Times New Roman" w:hAnsi="Times New Roman" w:cs="Times New Roman" w:eastAsia="黑体"/>
+      <w:b/>
+      <w:sz w:val="32"/>
       <w:szCs w:val="40"/>
     </w:rPr>
   </w:style>
@@ -9131,9 +10470,9 @@
       <w:outlineLvl w:val="1"/>
     </w:pPr>
     <w:rPr>
-      <w:rFonts w:ascii="Times New Roman" w:cs="Times New Roman" w:eastAsia="黑体" w:hAnsi="Times New Roman"/>
-      <w:color w:themeColor="accent1" w:themeShade="BF" w:val="0F4761"/>
-      <w:sz w:val="32"/>
+      <w:rFonts w:asciiTheme="majorHAnsi" w:cstheme="majorBidi" w:eastAsiaTheme="majorEastAsia" w:hAnsiTheme="majorHAnsi" w:ascii="Times New Roman" w:hAnsi="Times New Roman" w:cs="Times New Roman" w:eastAsia="黑体"/>
+      <w:b/>
+      <w:sz w:val="28"/>
       <w:szCs w:val="32"/>
     </w:rPr>
   </w:style>
@@ -9154,9 +10493,9 @@
       <w:outlineLvl w:val="2"/>
     </w:pPr>
     <w:rPr>
-      <w:rFonts w:ascii="Times New Roman" w:cs="Times New Roman" w:eastAsia="黑体" w:hAnsi="Times New Roman"/>
-      <w:color w:themeColor="accent1" w:themeShade="BF" w:val="0F4761"/>
-      <w:sz w:val="28"/>
+      <w:rFonts w:cstheme="majorBidi" w:eastAsiaTheme="majorEastAsia" w:ascii="Times New Roman" w:hAnsi="Times New Roman" w:cs="Times New Roman" w:eastAsia="黑体"/>
+      <w:b/>
+      <w:sz w:val="24"/>
       <w:szCs w:val="28"/>
     </w:rPr>
   </w:style>
@@ -9177,7 +10516,7 @@
       <w:outlineLvl w:val="3"/>
     </w:pPr>
     <w:rPr>
-      <w:rFonts w:ascii="Times New Roman" w:cs="Times New Roman" w:eastAsia="黑体" w:hAnsi="Times New Roman"/>
+      <w:rFonts w:cstheme="majorBidi" w:eastAsiaTheme="majorEastAsia"/>
       <w:i/>
       <w:iCs/>
       <w:color w:themeColor="accent1" w:themeShade="BF" w:val="0F4761"/>
@@ -9200,7 +10539,7 @@
       <w:outlineLvl w:val="4"/>
     </w:pPr>
     <w:rPr>
-      <w:rFonts w:ascii="Times New Roman" w:cs="Times New Roman" w:eastAsia="黑体" w:hAnsi="Times New Roman"/>
+      <w:rFonts w:cstheme="majorBidi" w:eastAsiaTheme="majorEastAsia"/>
       <w:color w:themeColor="accent1" w:themeShade="BF" w:val="0F4761"/>
     </w:rPr>
   </w:style>
@@ -9221,7 +10560,7 @@
       <w:outlineLvl w:val="5"/>
     </w:pPr>
     <w:rPr>
-      <w:rFonts w:ascii="Times New Roman" w:cs="Times New Roman" w:eastAsia="黑体" w:hAnsi="Times New Roman"/>
+      <w:rFonts w:cstheme="majorBidi" w:eastAsiaTheme="majorEastAsia"/>
       <w:i/>
       <w:iCs/>
       <w:color w:themeColor="text1" w:themeTint="A6" w:val="595959"/>
@@ -9244,7 +10583,7 @@
       <w:outlineLvl w:val="6"/>
     </w:pPr>
     <w:rPr>
-      <w:rFonts w:ascii="Times New Roman" w:cs="Times New Roman" w:eastAsia="黑体" w:hAnsi="Times New Roman"/>
+      <w:rFonts w:cstheme="majorBidi" w:eastAsiaTheme="majorEastAsia"/>
       <w:color w:themeColor="text1" w:themeTint="A6" w:val="595959"/>
     </w:rPr>
   </w:style>
@@ -9265,7 +10604,7 @@
       <w:outlineLvl w:val="7"/>
     </w:pPr>
     <w:rPr>
-      <w:rFonts w:ascii="Times New Roman" w:cs="Times New Roman" w:eastAsia="黑体" w:hAnsi="Times New Roman"/>
+      <w:rFonts w:cstheme="majorBidi" w:eastAsiaTheme="majorEastAsia"/>
       <w:i/>
       <w:iCs/>
       <w:color w:themeColor="text1" w:themeTint="D8" w:val="272727"/>
@@ -9288,7 +10627,7 @@
       <w:outlineLvl w:val="8"/>
     </w:pPr>
     <w:rPr>
-      <w:rFonts w:ascii="Times New Roman" w:cs="Times New Roman" w:eastAsia="黑体" w:hAnsi="Times New Roman"/>
+      <w:rFonts w:cstheme="majorBidi" w:eastAsiaTheme="majorEastAsia"/>
       <w:color w:themeColor="text1" w:themeTint="D8" w:val="272727"/>
     </w:rPr>
   </w:style>
@@ -9422,6 +10761,10 @@
       <w:spacing w:after="100" w:before="100"/>
       <w:ind w:firstLine="0" w:left="480" w:right="480"/>
     </w:pPr>
+    <w:rPr>
+      <w:rFonts w:ascii="Times New Roman" w:hAnsi="Times New Roman" w:cs="Times New Roman" w:eastAsia="宋体"/>
+      <w:sz w:val="21"/>
+    </w:rPr>
   </w:style>
   <w:style w:styleId="FootnoteText" w:type="paragraph">
     <w:name w:val="Footnote Text"/>
@@ -9430,6 +10773,10 @@
     <w:uiPriority w:val="9"/>
     <w:unhideWhenUsed/>
     <w:qFormat/>
+    <w:rPr>
+      <w:rFonts w:ascii="Times New Roman" w:hAnsi="Times New Roman" w:cs="Times New Roman" w:eastAsia="宋体"/>
+      <w:sz w:val="21"/>
+    </w:rPr>
   </w:style>
   <w:style w:styleId="FootnoteBlockText" w:type="paragraph">
     <w:name w:val="Footnote Block Text"/>
@@ -9454,6 +10801,10 @@
     <w:semiHidden/>
     <w:unhideWhenUsed/>
     <w:qFormat/>
+    <w:rPr>
+      <w:rFonts w:ascii="Times New Roman" w:hAnsi="Times New Roman" w:cs="Times New Roman" w:eastAsia="宋体"/>
+      <w:sz w:val="21"/>
+    </w:rPr>
     <w:tblPr>
       <w:tblInd w:type="dxa" w:w="0"/>
       <w:tblCellMar>
@@ -9497,7 +10848,9 @@
       <w:spacing w:after="120" w:before="0"/>
     </w:pPr>
     <w:rPr>
+      <w:rFonts w:ascii="Times New Roman" w:hAnsi="Times New Roman" w:cs="Times New Roman" w:eastAsia="宋体"/>
       <w:i/>
+      <w:sz w:val="21"/>
     </w:rPr>
   </w:style>
   <w:style w:customStyle="1" w:styleId="TableCaption" w:type="paragraph">

--- a/reports/新生代议员涉华行为分析/特朗普2.0时期美国新生代议员涉华行为分析.docx
+++ b/reports/新生代议员涉华行为分析/特朗普2.0时期美国新生代议员涉华行为分析.docx
@@ -520,7 +520,16 @@
         <w:rPr>
           <w:rFonts w:hint="eastAsia"/>
         </w:rPr>
-        <w:t xml:space="preserve">按照前述标准，第119届国会中符合年龄与资历标准的新生代议员共97人，占观察期内全部议员的17.5%。其中众议员91人、参议员6人；民主党49人、共和党47人、独立人士1人（凯文·基利，2026年3月退出共和党）；女性30人。基础样本在基准日的平均年龄为39.9岁，中位数40岁，最年轻者为1997年出生的马克斯韦尔·弗罗斯特（Maxwell</w:t>
+        <w:t xml:space="preserve">按照前述标准，第119届国会中符合年龄与资历标准的新生代议员共97人，占观察期内全部议员的17.5%。其中众议员91人、参议员6人；民主党49人、共和党47人、独立人士1人（凯文·基利〔Kevin</w:t>
+      </w:r>
+      <w:r>
+        <w:t xml:space="preserve"> </w:t>
+      </w:r>
+      <w:r>
+        <w:rPr>
+          <w:rFonts w:hint="eastAsia"/>
+        </w:rPr>
+        <w:t xml:space="preserve">Kiley〕，2026年3月退出共和党）；女性30人。基础样本在基准日的平均年龄为39.9岁，中位数40岁，最年轻者为1997年出生的马克斯韦尔·弗罗斯特（Maxwell</w:t>
       </w:r>
       <w:r>
         <w:t xml:space="preserve"> </w:t>
@@ -558,7 +567,25 @@
         <w:rPr>
           <w:rFonts w:hint="eastAsia"/>
         </w:rPr>
-        <w:t xml:space="preserve">Stevens）2名女性。参议员在核心样本中有3人（乔什·霍利、安迪·金、蒂姆·希伊），占基础样本中6名参议员的一半，高于众议员的入选比例（17/91）。从资历看，核心样本中有8人是2025年首次就任的新人，5人于2023年就任，2人于2021年就任，5人于2019年就任；新人在核心样本中的比例（40%）高于其在基础样本中的比例（31%），表明进入国会的时间长短并不构成参与涉华议程的门槛。</w:t>
+        <w:t xml:space="preserve">Stevens）2名女性。参议员在核心样本中有3人（乔什·霍利〔Josh</w:t>
+      </w:r>
+      <w:r>
+        <w:t xml:space="preserve"> </w:t>
+      </w:r>
+      <w:r>
+        <w:rPr>
+          <w:rFonts w:hint="eastAsia"/>
+        </w:rPr>
+        <w:t xml:space="preserve">Hawley〕、安迪·金、蒂姆·希伊〔Tim</w:t>
+      </w:r>
+      <w:r>
+        <w:t xml:space="preserve"> </w:t>
+      </w:r>
+      <w:r>
+        <w:rPr>
+          <w:rFonts w:hint="eastAsia"/>
+        </w:rPr>
+        <w:t xml:space="preserve">Sheehy〕），占基础样本中6名参议员的一半，高于众议员的入选比例（17/91）。从资历看，核心样本中有8人是2025年首次就任的新人，5人于2023年就任，2人于2021年就任，5人于2019年就任；新人在核心样本中的比例（40%）高于其在基础样本中的比例（31%），表明进入国会的时间长短并不构成参与涉华议程的门槛。</w:t>
       </w:r>
     </w:p>
     <w:p>
@@ -583,6 +610,7 @@
     </w:p>
     <w:tbl>
       <w:tblPr>
+        <w:tblStyle w:val="Table"/>
         <w:tblW w:type="auto" w:w="0"/>
         <w:tblLook w:firstRow="1" w:lastRow="0" w:firstColumn="0" w:lastColumn="0" w:noHBand="0" w:noVBand="0" w:val="0020"/>
       </w:tblPr>
@@ -1605,6 +1633,7 @@
     </w:p>
     <w:tbl>
       <w:tblPr>
+        <w:tblStyle w:val="Table"/>
         <w:tblW w:type="auto" w:w="0"/>
         <w:tblLook w:firstRow="1" w:lastRow="0" w:firstColumn="0" w:lastColumn="0" w:noHBand="0" w:noVBand="0" w:val="0020"/>
       </w:tblPr>
@@ -2555,6 +2584,7 @@
     </w:p>
     <w:tbl>
       <w:tblPr>
+        <w:tblStyle w:val="Table"/>
         <w:tblW w:type="pct" w:w="5000"/>
         <w:tblLayout w:type="fixed"/>
         <w:tblLook w:firstRow="1" w:lastRow="0" w:firstColumn="0" w:lastColumn="0" w:noHBand="0" w:noVBand="0" w:val="0020"/>
@@ -3531,7 +3561,25 @@
         <w:rPr>
           <w:rFonts w:hint="eastAsia"/>
         </w:rPr>
-        <w:t xml:space="preserve">第三，交叉议题和新兴议题是新生代议员相对活跃的领域。在交叉议题上，纳恩的《巩固美国市场免受中国军事侵略法》将台海军事风险与金融稳定监管相结合，要求在金融稳定监督委员会下设立评估中国对台军事行动经济后果的咨询委员会；哈里根的《台湾能源安全与反封锁法》将台湾议题与能源安全相结合；苏布拉曼尼亚姆的《禁止资金用于强迫劳动法》和《维吾尔强迫劳动披露法》将人权议题分别嵌入国际金融机构投票和证券信息披露制度；米勒与希伊的《中非矿业透明法》将关键矿产、强迫劳动与中国在非洲的活动相结合。在新兴议题上，人工智能是最集中的领域：霍利的《美国人工智能能力与中国脱钩法》禁止美国人推进中国境内的人工智能能力，埃文斯的《开源人工智能领导力法》要求商务部评估中国等国开源模型的风险并推广美国模型，哈里根的《人工智能网络防御法》要求国家标准与技术研究院就“蒸馏攻击”制定标准；基础样本成员还有9人联署了《禁止政府设备使用DeepSeek法》，10人联署了《人工智能监督法》。量子技术（劳勒、安迪·金、兰沃西）、联网汽车（史蒂文斯及28名联署《2026年联网汽车安全法》的基础样本成员）、无人机（冯、哈里根）、电子烟（欣森）、跨境电信诈骗园区（15名基础样本成员联署《瓦解外国诈骗集团法》）等议题，也集中出现在新生代议员的提案和联署之中。这些议题的共同特点是技术更新快、监管空白多、与选民日常生活关联直接，为资历较浅的议员提供了不必与资深议员正面竞争即可设置议题的空间。</w:t>
+        <w:t xml:space="preserve">第三，交叉议题和新兴议题是新生代议员相对活跃的领域。在交叉议题上，纳恩的《巩固美国市场免受中国军事侵略法》将台海军事风险与金融稳定监管相结合，要求在金融稳定监督委员会下设立评估中国对台军事行动经济后果的咨询委员会；哈里根的《台湾能源安全与反封锁法》将台湾议题与能源安全相结合；苏布拉曼尼亚姆的《禁止资金用于强迫劳动法》和《维吾尔强迫劳动披露法》将人权议题分别嵌入国际金融机构投票和证券信息披露制度；米勒与希伊的《中非矿业透明法》将关键矿产、强迫劳动与中国在非洲的活动相结合。在新兴议题上，人工智能是最集中的领域：霍利的《美国人工智能能力与中国脱钩法》禁止美国人推进中国境内的人工智能能力，埃文斯的《开源人工智能领导力法》要求商务部评估中国等国开源模型的风险并推广美国模型，哈里根的《人工智能网络防御法》要求国家标准与技术研究院就“蒸馏攻击”制定标准；基础样本成员还有9人联署了《禁止政府设备使用DeepSeek法》，10人联署了《人工智能监督法》。量子技术（劳勒、安迪·金、尼古拉斯·兰沃西〔Nicholas</w:t>
+      </w:r>
+      <w:r>
+        <w:t xml:space="preserve"> </w:t>
+      </w:r>
+      <w:r>
+        <w:rPr>
+          <w:rFonts w:hint="eastAsia"/>
+        </w:rPr>
+        <w:t xml:space="preserve">Langworthy〕）、联网汽车（史蒂文斯及28名联署《2026年联网汽车安全法》的基础样本成员）、无人机（文斯·冯〔Vince</w:t>
+      </w:r>
+      <w:r>
+        <w:t xml:space="preserve"> </w:t>
+      </w:r>
+      <w:r>
+        <w:rPr>
+          <w:rFonts w:hint="eastAsia"/>
+        </w:rPr>
+        <w:t xml:space="preserve">Fong〕、哈里根）、电子烟（欣森）、跨境电信诈骗园区（15名基础样本成员联署《瓦解外国诈骗集团法》）等议题，也集中出现在新生代议员的提案和联署之中。这些议题的共同特点是技术更新快、监管空白多、与选民日常生活关联直接，为资历较浅的议员提供了不必与资深议员正面竞争即可设置议题的空间。</w:t>
       </w:r>
     </w:p>
     <w:bookmarkEnd w:id="32"/>
@@ -3580,6 +3628,7 @@
     </w:p>
     <w:tbl>
       <w:tblPr>
+        <w:tblStyle w:val="Table"/>
         <w:tblW w:type="auto" w:w="0"/>
         <w:tblLook w:firstRow="1" w:lastRow="0" w:firstColumn="0" w:lastColumn="0" w:noHBand="0" w:noVBand="0" w:val="0020"/>
       </w:tblPr>
@@ -4387,7 +4436,16 @@
         <w:rPr>
           <w:rFonts w:hint="eastAsia"/>
         </w:rPr>
-        <w:t xml:space="preserve">制裁型与管制型工具合计仅5项，占全部标签的7%。欣森的《驱逐非法中国警察法》要求对在美设立“海外警察站”的相关人员实施签证制裁，冈萨雷斯的法案规定若解放军攻台则终止美中所得税协定，奥金克洛斯的《中共芬太尼制裁法》将第14059号行政令的芬太尼制裁法典化并针对中国；霍利的人工智能脱钩法案和米勒的《对手法》属于管制型。高强制工具使用频率低，一方面是因为制裁与出口管制的立法权限主要集中于外交、银行和金融服务委员会的资深成员，新生代议员在这些领域更多以联署方式参与（如安迪·金联署《对华投资限制法》和《安全芯片法》）；另一方面是因为此类法案直接触及特朗普政府在对华谈判中保留的筹码，在观察期内推进难度明显高于审查型法案。米勒的《对手法》是例外，该法案在2026年4月以44票对0票获外交委员会通过，其内容是将1260H清单企业纳入《出口管制改革法》的定义，属于对既有清单制度的技术性衔接而非新设管制。</w:t>
+        <w:t xml:space="preserve">制裁型与管制型工具合计仅5项，占全部标签的7%。欣森的《驱逐非法中国警察法》要求对在美设立“海外警察站”的相关人员实施签证制裁，托尼·冈萨雷斯（Tony</w:t>
+      </w:r>
+      <w:r>
+        <w:t xml:space="preserve"> </w:t>
+      </w:r>
+      <w:r>
+        <w:rPr>
+          <w:rFonts w:hint="eastAsia"/>
+        </w:rPr>
+        <w:t xml:space="preserve">Gonzales）的法案规定若解放军攻台则终止美中所得税协定，奥金克洛斯的《中共芬太尼制裁法》将第14059号行政令的芬太尼制裁法典化并针对中国；霍利的人工智能脱钩法案和米勒的《对手法》属于管制型。高强制工具使用频率低，一方面是因为制裁与出口管制的立法权限主要集中于外交、银行和金融服务委员会的资深成员，新生代议员在这些领域更多以联署方式参与（如安迪·金联署《对华投资限制法》和《安全芯片法》）；另一方面是因为此类法案直接触及特朗普政府在对华谈判中保留的筹码，在观察期内推进难度明显高于审查型法案。米勒的《对手法》是例外，该法案在2026年4月以44票对0票获外交委员会通过，其内容是将1260H清单企业纳入《出口管制改革法》的定义，属于对既有清单制度的技术性衔接而非新设管制。</w:t>
       </w:r>
     </w:p>
     <w:p>
@@ -4705,7 +4763,7 @@
         <w:t xml:space="preserve">（二）个案分析</w:t>
       </w:r>
     </w:p>
-    <w:bookmarkStart w:id="40" w:name="迈克尔劳勒以联署网络和架构设想见长的两党合作型议员"/>
+    <w:bookmarkStart w:id="40" w:name="迈克尔劳勒michael-lawler以联署网络和架构设想见长的两党合作型议员"/>
     <w:p>
       <w:pPr>
         <w:pStyle w:val="Heading3"/>
@@ -4717,7 +4775,16 @@
         <w:rPr>
           <w:rFonts w:hint="eastAsia"/>
         </w:rPr>
-        <w:t xml:space="preserve">迈克尔·劳勒：以联署网络和架构设想见长的“两党合作型”议员</w:t>
+        <w:t xml:space="preserve">迈克尔·劳勒（Michael</w:t>
+      </w:r>
+      <w:r>
+        <w:t xml:space="preserve"> </w:t>
+      </w:r>
+      <w:r>
+        <w:rPr>
+          <w:rFonts w:hint="eastAsia"/>
+        </w:rPr>
+        <w:t xml:space="preserve">Lawler）：以联署网络和架构设想见长的“两党合作型”议员</w:t>
       </w:r>
     </w:p>
     <w:p>
@@ -4777,7 +4844,7 @@
       </w:r>
     </w:p>
     <w:bookmarkEnd w:id="40"/>
-    <w:bookmarkStart w:id="42" w:name="扎卡里纳恩以金融安全交叉议题为特色的机制设计型议员"/>
+    <w:bookmarkStart w:id="42" w:name="扎卡里纳恩zachary-nunn以金融安全交叉议题为特色的机制设计型议员"/>
     <w:p>
       <w:pPr>
         <w:pStyle w:val="Heading3"/>
@@ -4789,7 +4856,16 @@
         <w:rPr>
           <w:rFonts w:hint="eastAsia"/>
         </w:rPr>
-        <w:t xml:space="preserve">扎卡里·纳恩：以金融—安全交叉议题为特色的“机制设计型”议员</w:t>
+        <w:t xml:space="preserve">扎卡里·纳恩（Zachary</w:t>
+      </w:r>
+      <w:r>
+        <w:t xml:space="preserve"> </w:t>
+      </w:r>
+      <w:r>
+        <w:rPr>
+          <w:rFonts w:hint="eastAsia"/>
+        </w:rPr>
+        <w:t xml:space="preserve">Nunn）：以金融—安全交叉议题为特色的“机制设计型”议员</w:t>
       </w:r>
     </w:p>
     <w:p>
@@ -4828,7 +4904,25 @@
         <w:rPr>
           <w:rFonts w:hint="eastAsia"/>
         </w:rPr>
-        <w:t xml:space="preserve">纳恩的高频议题是台湾、金融安全和农业安全，政策工具以组织建设型和审查型为主。其联署网络体现出明显的跨党派特征：20项联署中有7项为民主党议员主提的法案，包括苏布拉曼尼亚姆的两项新疆法案（均为原始联署人）、克里希纳穆尔蒂的《六项保证法》、贝拉的《矿产安全伙伴关系授权法》；同时他也是《恢复与台湾正常外交关系》共同决议的原始联署人，该决议是观察期内在台湾问题上立场最激进的文本之一。在政策转化方面，纳恩3项独立法案均未进入审议，但其修正案已成为2026财年国防授权法众议院版本的组成部分，最终法律中关于台湾安全合作的条款与其法案方向一致。</w:t>
+        <w:t xml:space="preserve">纳恩的高频议题是台湾、金融安全和农业安全，政策工具以组织建设型和审查型为主。其联署网络体现出明显的跨党派特征：20项联署中有7项为民主党议员主提的法案，包括苏布拉曼尼亚姆的两项新疆法案（均为原始联署人）、拉贾·克里希纳穆尔蒂（Raja</w:t>
+      </w:r>
+      <w:r>
+        <w:t xml:space="preserve"> </w:t>
+      </w:r>
+      <w:r>
+        <w:rPr>
+          <w:rFonts w:hint="eastAsia"/>
+        </w:rPr>
+        <w:t xml:space="preserve">Krishnamoorthi）的《六项保证法》、阿米·贝拉（Ami</w:t>
+      </w:r>
+      <w:r>
+        <w:t xml:space="preserve"> </w:t>
+      </w:r>
+      <w:r>
+        <w:rPr>
+          <w:rFonts w:hint="eastAsia"/>
+        </w:rPr>
+        <w:t xml:space="preserve">Bera）的《矿产安全伙伴关系授权法》；同时他也是《恢复与台湾正常外交关系》共同决议的原始联署人，该决议是观察期内在台湾问题上立场最激进的文本之一。在政策转化方面，纳恩3项独立法案均未进入审议，但其修正案已成为2026财年国防授权法众议院版本的组成部分，最终法律中关于台湾安全合作的条款与其法案方向一致。</w:t>
       </w:r>
     </w:p>
     <w:p>
@@ -4843,7 +4937,7 @@
       </w:r>
     </w:p>
     <w:bookmarkEnd w:id="42"/>
-    <w:bookmarkStart w:id="45" w:name="阿什利欣森从众议院走向参议院的农业安全型议员"/>
+    <w:bookmarkStart w:id="45" w:name="阿什利欣森ashley-hinson从众议院走向参议院的农业安全型议员"/>
     <w:p>
       <w:pPr>
         <w:pStyle w:val="Heading3"/>
@@ -4855,7 +4949,16 @@
         <w:rPr>
           <w:rFonts w:hint="eastAsia"/>
         </w:rPr>
-        <w:t xml:space="preserve">阿什利·欣森：从众议院走向参议院的“农业—安全型”议员</w:t>
+        <w:t xml:space="preserve">阿什利·欣森（Ashley</w:t>
+      </w:r>
+      <w:r>
+        <w:t xml:space="preserve"> </w:t>
+      </w:r>
+      <w:r>
+        <w:rPr>
+          <w:rFonts w:hint="eastAsia"/>
+        </w:rPr>
+        <w:t xml:space="preserve">Hinson）：从众议院走向参议院的“农业—安全型”议员</w:t>
       </w:r>
     </w:p>
     <w:p>
@@ -4907,7 +5010,25 @@
         <w:rPr>
           <w:rFonts w:hint="eastAsia"/>
         </w:rPr>
-        <w:t xml:space="preserve">观察期内，欣森主提涉华法案3项，联署11项（6项为原始联署人）。3项法案分别是：2025年3月10日提出的《保障美国农业安全法》，要求农业部每年评估美国对中国关键农业投入品（包括农场管理软件等）的依赖程度，并提出降低依赖的建议，该法案获18名议员联署，其中民主党5人，中国问题特设委员会首席民主党成员克里希纳穆尔蒂为共同提案人，参议院配套法案由里基茨和斯洛特金提出；2025年3月14日提出的《驱逐非法中国警察法》，要求对在美设立“海外警察站”相关的中国执法人员及其家属实施签证制裁，8名联署人全部为共和党人；2026年5月7日提出的《终结中国电子烟法》，对走私中国电子烟设置累进民事罚款。此外，欣森于2025年3月5日提出的《保护美国产业和劳工免受国际贸易犯罪法》要求司法部刑事司设立打击贸易犯罪的专项机构并每年向国会报告。该法案文本未提及中国，但欣森在院会发言中明确表示该法案旨在“让中国为数十年来通过转运、逃避关税和强迫劳动规避美国贸易法的行为负责”，共同提案人克里希纳穆尔蒂则说明该法案是将特朗普政府2025年在司法部设立的“贸易欺诈工作组”法典化。该法案于2026年6月3日以23票对0票获司法委员会通过，8月31日以口头表决方式获众议院通过，共有44名议员联署，其中民主党27人。</w:t>
+        <w:t xml:space="preserve">观察期内，欣森主提涉华法案3项，联署11项（6项为原始联署人）。3项法案分别是：2025年3月10日提出的《保障美国农业安全法》，要求农业部每年评估美国对中国关键农业投入品（包括农场管理软件等）的依赖程度，并提出降低依赖的建议，该法案获18名议员联署，其中民主党5人，中国问题特设委员会首席民主党成员克里希纳穆尔蒂为共同提案人，参议院配套法案由皮特·里基茨（Pete</w:t>
+      </w:r>
+      <w:r>
+        <w:t xml:space="preserve"> </w:t>
+      </w:r>
+      <w:r>
+        <w:rPr>
+          <w:rFonts w:hint="eastAsia"/>
+        </w:rPr>
+        <w:t xml:space="preserve">Ricketts）和伊莉莎·斯洛特金（Elissa</w:t>
+      </w:r>
+      <w:r>
+        <w:t xml:space="preserve"> </w:t>
+      </w:r>
+      <w:r>
+        <w:rPr>
+          <w:rFonts w:hint="eastAsia"/>
+        </w:rPr>
+        <w:t xml:space="preserve">Slotkin）提出；2025年3月14日提出的《驱逐非法中国警察法》，要求对在美设立“海外警察站”相关的中国执法人员及其家属实施签证制裁，8名联署人全部为共和党人；2026年5月7日提出的《终结中国电子烟法》，对走私中国电子烟设置累进民事罚款。此外，欣森于2025年3月5日提出的《保护美国产业和劳工免受国际贸易犯罪法》要求司法部刑事司设立打击贸易犯罪的专项机构并每年向国会报告。该法案文本未提及中国，但欣森在院会发言中明确表示该法案旨在“让中国为数十年来通过转运、逃避关税和强迫劳动规避美国贸易法的行为负责”，共同提案人克里希纳穆尔蒂则说明该法案是将特朗普政府2025年在司法部设立的“贸易欺诈工作组”法典化。该法案于2026年6月3日以23票对0票获司法委员会通过，8月31日以口头表决方式获众议院通过，共有44名议员联署，其中民主党27人。</w:t>
       </w:r>
       <w:r>
         <w:rPr>
@@ -4924,7 +5045,16 @@
         <w:rPr>
           <w:rFonts w:hint="eastAsia"/>
         </w:rPr>
-        <w:t xml:space="preserve">欣森的高频议题是农业安全、影响力渗透和贸易执法，政策工具以审查型、制裁型和限制型为主。其联署集中于农地（两项纽豪斯法案的原始联署人）、台湾（纳恩的美台国防创新法案、重申《与台湾关系法》决议的原始联署人）和教育（《关键共产主义教学法》）。在政策转化方面，欣森3项涉华法案均未进入审议，但其贸易犯罪法案已获众议院通过并于9月14日送交参议院，是基础样本成员主提法案中推进最远的一项。</w:t>
+        <w:t xml:space="preserve">欣森的高频议题是农业安全、影响力渗透和贸易执法，政策工具以审查型、制裁型和限制型为主。其联署集中于农地（丹·纽豪斯〔Dan</w:t>
+      </w:r>
+      <w:r>
+        <w:t xml:space="preserve"> </w:t>
+      </w:r>
+      <w:r>
+        <w:rPr>
+          <w:rFonts w:hint="eastAsia"/>
+        </w:rPr>
+        <w:t xml:space="preserve">Newhouse〕两项法案的原始联署人）、台湾（纳恩的美台国防创新法案、重申《与台湾关系法》决议的原始联署人）和教育（《关键共产主义教学法》）。在政策转化方面，欣森3项涉华法案均未进入审议，但其贸易犯罪法案已获众议院通过并于9月14日送交参议院，是基础样本成员主提法案中推进最远的一项。</w:t>
       </w:r>
     </w:p>
     <w:p>
@@ -4939,7 +5069,7 @@
       </w:r>
     </w:p>
     <w:bookmarkEnd w:id="45"/>
-    <w:bookmarkStart w:id="47" w:name="帕特哈里根以军事委员会修正案为主要渠道的一线军人型议员"/>
+    <w:bookmarkStart w:id="47" w:name="帕特哈里根pat-harrigan以军事委员会修正案为主要渠道的一线军人型议员"/>
     <w:p>
       <w:pPr>
         <w:pStyle w:val="Heading3"/>
@@ -4951,7 +5081,16 @@
         <w:rPr>
           <w:rFonts w:hint="eastAsia"/>
         </w:rPr>
-        <w:t xml:space="preserve">帕特·哈里根：以军事委员会修正案为主要渠道的“一线军人型”议员</w:t>
+        <w:t xml:space="preserve">帕特·哈里根（Pat</w:t>
+      </w:r>
+      <w:r>
+        <w:t xml:space="preserve"> </w:t>
+      </w:r>
+      <w:r>
+        <w:rPr>
+          <w:rFonts w:hint="eastAsia"/>
+        </w:rPr>
+        <w:t xml:space="preserve">Harrigan）：以军事委员会修正案为主要渠道的“一线军人型”议员</w:t>
       </w:r>
     </w:p>
     <w:p>
@@ -5005,7 +5144,7 @@
       </w:r>
     </w:p>
     <w:bookmarkEnd w:id="47"/>
-    <w:bookmarkStart w:id="48" w:name="乔什霍利以强硬脱钩法案为标志的民粹民族主义型参议员"/>
+    <w:bookmarkStart w:id="48" w:name="乔什霍利josh-hawley以强硬脱钩法案为标志的民粹民族主义型参议员"/>
     <w:p>
       <w:pPr>
         <w:pStyle w:val="Heading3"/>
@@ -5017,7 +5156,16 @@
         <w:rPr>
           <w:rFonts w:hint="eastAsia"/>
         </w:rPr>
-        <w:t xml:space="preserve">乔什·霍利：以强硬脱钩法案为标志的“民粹—民族主义型”参议员</w:t>
+        <w:t xml:space="preserve">乔什·霍利（Josh</w:t>
+      </w:r>
+      <w:r>
+        <w:t xml:space="preserve"> </w:t>
+      </w:r>
+      <w:r>
+        <w:rPr>
+          <w:rFonts w:hint="eastAsia"/>
+        </w:rPr>
+        <w:t xml:space="preserve">Hawley）：以强硬脱钩法案为标志的“民粹—民族主义型”参议员</w:t>
       </w:r>
     </w:p>
     <w:p>
@@ -5039,7 +5187,52 @@
         <w:rPr>
           <w:rFonts w:hint="eastAsia"/>
         </w:rPr>
-        <w:t xml:space="preserve">观察期内，霍利主提涉华法案3项，联署5项（4项为原始联署人），均集中于2025年。3项法案分别是：2025年1月29日提出的《美国人工智能能力与中国脱钩法》，禁止美国人推进中国境内的人工智能能力，并限制人工智能技术的进出口，是观察期内国会提出的最为彻底的人工智能脱钩法案；2025年2月25日提出的《选择时刻法》，禁止同时为中国政府、中共、解放军等“涵盖外国实体”和美国政府提供咨询服务的企业获得联邦合同，获两党4名参议员联署，众议院配套法案由新生代议员布雷斯纳汉提出；2025年7月10日提出的《保护我们的农场和住宅免受中国侵害法》，禁止特定中国实体购买美国农地和住宅，众议院配套法案由玛丽·米勒提出并获哈里根原始联署。其联署的5项法案均为共和党参议员主提，包括科顿的《恢复贸易公平法》（撤销对华永久正常贸易关系）、巴拉索的《终止对华贷款法》和里克·斯科特的《让中国远离太阳能法》。</w:t>
+        <w:t xml:space="preserve">观察期内，霍利主提涉华法案3项，联署5项（4项为原始联署人），均集中于2025年。3项法案分别是：2025年1月29日提出的《美国人工智能能力与中国脱钩法》，禁止美国人推进中国境内的人工智能能力，并限制人工智能技术的进出口，是观察期内国会提出的最为彻底的人工智能脱钩法案；2025年2月25日提出的《选择时刻法》，禁止同时为中国政府、中共、解放军等“涵盖外国实体”和美国政府提供咨询服务的企业获得联邦合同，获两党4名参议员联署，众议院配套法案由新生代议员罗伯特·布雷斯纳汉（Robert</w:t>
+      </w:r>
+      <w:r>
+        <w:t xml:space="preserve"> </w:t>
+      </w:r>
+      <w:r>
+        <w:rPr>
+          <w:rFonts w:hint="eastAsia"/>
+        </w:rPr>
+        <w:t xml:space="preserve">Bresnahan）提出；2025年7月10日提出的《保护我们的农场和住宅免受中国侵害法》，禁止特定中国实体购买美国农地和住宅，众议院配套法案由玛丽·米勒（Mary</w:t>
+      </w:r>
+      <w:r>
+        <w:t xml:space="preserve"> </w:t>
+      </w:r>
+      <w:r>
+        <w:rPr>
+          <w:rFonts w:hint="eastAsia"/>
+        </w:rPr>
+        <w:t xml:space="preserve">Miller）提出并获哈里根原始联署。其联署的5项法案均为共和党参议员主提，包括汤姆·科顿（Tom</w:t>
+      </w:r>
+      <w:r>
+        <w:t xml:space="preserve"> </w:t>
+      </w:r>
+      <w:r>
+        <w:rPr>
+          <w:rFonts w:hint="eastAsia"/>
+        </w:rPr>
+        <w:t xml:space="preserve">Cotton）的《恢复贸易公平法》（撤销对华永久正常贸易关系）、约翰·巴拉索（John</w:t>
+      </w:r>
+      <w:r>
+        <w:t xml:space="preserve"> </w:t>
+      </w:r>
+      <w:r>
+        <w:rPr>
+          <w:rFonts w:hint="eastAsia"/>
+        </w:rPr>
+        <w:t xml:space="preserve">Barrasso）的《终止对华贷款法》和里克·斯科特（Rick</w:t>
+      </w:r>
+      <w:r>
+        <w:t xml:space="preserve"> </w:t>
+      </w:r>
+      <w:r>
+        <w:rPr>
+          <w:rFonts w:hint="eastAsia"/>
+        </w:rPr>
+        <w:t xml:space="preserve">Scott）的《让中国远离太阳能法》。</w:t>
       </w:r>
     </w:p>
     <w:p>
@@ -5065,7 +5258,7 @@
       </w:r>
     </w:p>
     <w:bookmarkEnd w:id="48"/>
-    <w:bookmarkStart w:id="49" w:name="苏哈斯苏布拉曼尼亚姆以新疆议题为中心的人权金融型议员"/>
+    <w:bookmarkStart w:id="49" w:name="Xa76da1636a0471fef6eb5ce9c617bbd4abb2c8d"/>
     <w:p>
       <w:pPr>
         <w:pStyle w:val="Heading3"/>
@@ -5077,7 +5270,16 @@
         <w:rPr>
           <w:rFonts w:hint="eastAsia"/>
         </w:rPr>
-        <w:t xml:space="preserve">苏哈斯·苏布拉曼尼亚姆：以新疆议题为中心的“人权—金融型”议员</w:t>
+        <w:t xml:space="preserve">苏哈斯·苏布拉曼尼亚姆（Suhas</w:t>
+      </w:r>
+      <w:r>
+        <w:t xml:space="preserve"> </w:t>
+      </w:r>
+      <w:r>
+        <w:rPr>
+          <w:rFonts w:hint="eastAsia"/>
+        </w:rPr>
+        <w:t xml:space="preserve">Subramanyam）：以新疆议题为中心的“人权—金融型”议员</w:t>
       </w:r>
     </w:p>
     <w:p>
@@ -5099,16 +5301,52 @@
         <w:rPr>
           <w:rFonts w:hint="eastAsia"/>
         </w:rPr>
-        <w:t xml:space="preserve">观察期内，苏布拉曼尼亚姆主提涉华法案3项，联署5项（2项为原始联署人）。3项法案全部围绕新疆强迫劳动展开：2025年3月25日提出的《维吾尔人权保护法》，将新疆居民列为P-2类优先难民，获19名议员联署，其中共和党3人（包括纳恩），外交委员会首席民主党成员米克斯、特设委员会首席民主党成员克里希纳穆尔蒂在列，该法案系接续其前任、同选区众议员珍妮弗·韦克斯顿（Jennifer</w:t>
-      </w:r>
-      <w:r>
-        <w:t xml:space="preserve"> </w:t>
-      </w:r>
-      <w:r>
-        <w:rPr>
-          <w:rFonts w:hint="eastAsia"/>
-        </w:rPr>
-        <w:t xml:space="preserve">Wexton）2023年提出的同名法案；2026年2月11日提出的《禁止资金用于强迫劳动法》，指示美国在国际金融机构的代表反对涉及强迫劳动的项目，获13名议员联署，其中共和党4人（包括纳恩为原始联署人）；2026年5月7日提出的《维吾尔强迫劳动披露法》，要求上市公司披露涉新疆业务，获13名议员联署，包括佩洛西、麦戈文等资深民主党人和共和党人莫兰，他于5月14日在院会就该法案作了介绍性发言。其联署的5项法案包括《MATCH法》（原始联署人）、《西藏未来保障法》和关于联合国第2758号决议的决议。</w:t>
+        <w:t xml:space="preserve">观察期内，苏布拉曼尼亚姆主提涉华法案3项，联署5项（2项为原始联署人）。3项法案全部围绕新疆强迫劳动展开：2025年3月25日提出的《维吾尔人权保护法》，将新疆居民列为P-2类优先难民，获19名议员联署，其中共和党3人（包括纳恩），外交委员会首席民主党成员格雷戈里·米克斯（Gregory</w:t>
+      </w:r>
+      <w:r>
+        <w:t xml:space="preserve"> </w:t>
+      </w:r>
+      <w:r>
+        <w:rPr>
+          <w:rFonts w:hint="eastAsia"/>
+        </w:rPr>
+        <w:t xml:space="preserve">Meeks）、特设委员会首席民主党成员克里希纳穆尔蒂在列，该法案系接续其前任、同选区众议员珍妮弗·韦克斯顿（Jennifer</w:t>
+      </w:r>
+      <w:r>
+        <w:t xml:space="preserve"> </w:t>
+      </w:r>
+      <w:r>
+        <w:rPr>
+          <w:rFonts w:hint="eastAsia"/>
+        </w:rPr>
+        <w:t xml:space="preserve">Wexton）2023年提出的同名法案；2026年2月11日提出的《禁止资金用于强迫劳动法》，指示美国在国际金融机构的代表反对涉及强迫劳动的项目，获13名议员联署，其中共和党4人（包括纳恩为原始联署人）；2026年5月7日提出的《维吾尔强迫劳动披露法》，要求上市公司披露涉新疆业务，获13名议员联署，包括南希·佩洛西（Nancy</w:t>
+      </w:r>
+      <w:r>
+        <w:t xml:space="preserve"> </w:t>
+      </w:r>
+      <w:r>
+        <w:rPr>
+          <w:rFonts w:hint="eastAsia"/>
+        </w:rPr>
+        <w:t xml:space="preserve">Pelosi）、吉姆·麦戈文（Jim</w:t>
+      </w:r>
+      <w:r>
+        <w:t xml:space="preserve"> </w:t>
+      </w:r>
+      <w:r>
+        <w:rPr>
+          <w:rFonts w:hint="eastAsia"/>
+        </w:rPr>
+        <w:t xml:space="preserve">McGovern）等资深民主党人和共和党人纳撒尼尔·莫兰（Nathaniel</w:t>
+      </w:r>
+      <w:r>
+        <w:t xml:space="preserve"> </w:t>
+      </w:r>
+      <w:r>
+        <w:rPr>
+          <w:rFonts w:hint="eastAsia"/>
+        </w:rPr>
+        <w:t xml:space="preserve">Moran），他于5月14日在院会就该法案作了介绍性发言。其联署的5项法案包括《MATCH法》（原始联署人）、《西藏未来保障法》和关于联合国第2758号决议的决议。</w:t>
       </w:r>
     </w:p>
     <w:p>
@@ -5134,7 +5372,7 @@
       </w:r>
     </w:p>
     <w:bookmarkEnd w:id="49"/>
-    <w:bookmarkStart w:id="51" w:name="黑利史蒂文斯以汽车产业为中心的产业保护型议员"/>
+    <w:bookmarkStart w:id="51" w:name="黑利史蒂文斯haley-stevens以汽车产业为中心的产业保护型议员"/>
     <w:p>
       <w:pPr>
         <w:pStyle w:val="Heading3"/>
@@ -5146,7 +5384,16 @@
         <w:rPr>
           <w:rFonts w:hint="eastAsia"/>
         </w:rPr>
-        <w:t xml:space="preserve">黑利·史蒂文斯：以汽车产业为中心的“产业保护型”议员</w:t>
+        <w:t xml:space="preserve">黑利·史蒂文斯（Haley</w:t>
+      </w:r>
+      <w:r>
+        <w:t xml:space="preserve"> </w:t>
+      </w:r>
+      <w:r>
+        <w:rPr>
+          <w:rFonts w:hint="eastAsia"/>
+        </w:rPr>
+        <w:t xml:space="preserve">Stevens）：以汽车产业为中心的“产业保护型”议员</w:t>
       </w:r>
     </w:p>
     <w:p>
@@ -5215,7 +5462,7 @@
       </w:r>
     </w:p>
     <w:bookmarkEnd w:id="51"/>
-    <w:bookmarkStart w:id="53" w:name="安迪金以盟友协调和出口管制为重心的外交专业型参议员"/>
+    <w:bookmarkStart w:id="53" w:name="安迪金andy-kim以盟友协调和出口管制为重心的外交专业型参议员"/>
     <w:p>
       <w:pPr>
         <w:pStyle w:val="Heading3"/>
@@ -5227,7 +5474,16 @@
         <w:rPr>
           <w:rFonts w:hint="eastAsia"/>
         </w:rPr>
-        <w:t xml:space="preserve">安迪·金：以盟友协调和出口管制为重心的“外交专业型”参议员</w:t>
+        <w:t xml:space="preserve">安迪·金（Andy</w:t>
+      </w:r>
+      <w:r>
+        <w:t xml:space="preserve"> </w:t>
+      </w:r>
+      <w:r>
+        <w:rPr>
+          <w:rFonts w:hint="eastAsia"/>
+        </w:rPr>
+        <w:t xml:space="preserve">Kim）：以盟友协调和出口管制为重心的“外交专业型”参议员</w:t>
       </w:r>
     </w:p>
     <w:p>
@@ -5258,7 +5514,61 @@
         <w:rPr>
           <w:rFonts w:hint="eastAsia"/>
         </w:rPr>
-        <w:t xml:space="preserve">Rounds）联署，劳勒于7月2日在众议院提出配套法案。其12项联署中8项为共和党参议员主提，包括科宁的《对华投资限制法》（原始联署人，该法案内容以《COINS法》名义并入2026财年国防授权法第八十五编）、里基茨的《安全芯片法》（原始联署人，要求对向中国出口先进人工智能芯片维持更严格的限制）和《MATCH法》（原始联署人，推动对华技术管制的盟友协调）、里施的《威慑中国对台侵略法》（该法案已于2025年10月获外交关系委员会通过并列入参议院日程）、哈格蒂的《BLADE法》和两项关于美日同盟的决议（其中一项获参议院通过）；4项为民主党参议员主提，包括范霍伦的《台湾盟友基金法》、默克利的《台湾蓝天法》、舒默的《在美国制造更多法》和库恩斯关于对台政策关键要素的决议（均为原始联署人）。</w:t>
+        <w:t xml:space="preserve">Rounds）联署，劳勒于7月2日在众议院提出配套法案。其12项联署中8项为共和党参议员主提，包括科宁的《对华投资限制法》（原始联署人，该法案内容以《COINS法》名义并入2026财年国防授权法第八十五编）、里基茨的《安全芯片法》（原始联署人，要求对向中国出口先进人工智能芯片维持更严格的限制）和《MATCH法》（原始联署人，推动对华技术管制的盟友协调）、吉姆·里施（Jim</w:t>
+      </w:r>
+      <w:r>
+        <w:t xml:space="preserve"> </w:t>
+      </w:r>
+      <w:r>
+        <w:rPr>
+          <w:rFonts w:hint="eastAsia"/>
+        </w:rPr>
+        <w:t xml:space="preserve">Risch）的《威慑中国对台侵略法》（该法案已于2025年10月获外交关系委员会通过并列入参议院日程）、比尔·哈格蒂（Bill</w:t>
+      </w:r>
+      <w:r>
+        <w:t xml:space="preserve"> </w:t>
+      </w:r>
+      <w:r>
+        <w:rPr>
+          <w:rFonts w:hint="eastAsia"/>
+        </w:rPr>
+        <w:t xml:space="preserve">Hagerty）的《BLADE法》和两项关于美日同盟的决议（其中一项获参议院通过）；4项为民主党参议员主提，包括克里斯·范霍伦（Chris</w:t>
+      </w:r>
+      <w:r>
+        <w:t xml:space="preserve"> Van </w:t>
+      </w:r>
+      <w:r>
+        <w:rPr>
+          <w:rFonts w:hint="eastAsia"/>
+        </w:rPr>
+        <w:t xml:space="preserve">Hollen）的《台湾盟友基金法》、杰夫·默克利（Jeff</w:t>
+      </w:r>
+      <w:r>
+        <w:t xml:space="preserve"> </w:t>
+      </w:r>
+      <w:r>
+        <w:rPr>
+          <w:rFonts w:hint="eastAsia"/>
+        </w:rPr>
+        <w:t xml:space="preserve">Merkley）的《台湾蓝天法》、查克·舒默（Chuck</w:t>
+      </w:r>
+      <w:r>
+        <w:t xml:space="preserve"> </w:t>
+      </w:r>
+      <w:r>
+        <w:rPr>
+          <w:rFonts w:hint="eastAsia"/>
+        </w:rPr>
+        <w:t xml:space="preserve">Schumer）的《在美国制造更多法》和克里斯·库恩斯（Chris</w:t>
+      </w:r>
+      <w:r>
+        <w:t xml:space="preserve"> </w:t>
+      </w:r>
+      <w:r>
+        <w:rPr>
+          <w:rFonts w:hint="eastAsia"/>
+        </w:rPr>
+        <w:t xml:space="preserve">Coons）关于对台政策关键要素的决议（均为原始联署人）。</w:t>
       </w:r>
     </w:p>
     <w:p>
@@ -5390,7 +5700,16 @@
         <w:rPr>
           <w:rFonts w:hint="eastAsia"/>
         </w:rPr>
-        <w:t xml:space="preserve">新生代议员对国会涉华立法的影响首先体现在议程供给层面。观察期内，基础样本成员主提的56项涉华法案中有7项获委员会通过、2项获众议院通过，另有欣森的贸易犯罪法案以不含中国字样的形式获众议院通过；这些法案均由共和党议员主提，且所在委员会主席对相关议题持积极态度。获委员会通过的法案在议题上集中于司法部机构设置（古登）、出口管制定义（米勒）、人工智能模型风险评估（埃文斯）、量子供应链（兰沃西）、非法捕捞（克伦肖）和工业与安全局信息化（克罗），这些议题的共同特点是技术性强、不直接触及对华谈判筹码，表明新生代议员法案能否进入审议，取决于其是否避开了白宫在中美谈判中保留的政策空间。</w:t>
+        <w:t xml:space="preserve">新生代议员对国会涉华立法的影响首先体现在议程供给层面。观察期内，基础样本成员主提的56项涉华法案中有7项获委员会通过、2项获众议院通过，另有欣森的贸易犯罪法案以不含中国字样的形式获众议院通过；这些法案均由共和党议员主提，且所在委员会主席对相关议题持积极态度。获委员会通过的法案在议题上集中于司法部机构设置（古登）、出口管制定义（米勒）、人工智能模型风险评估（埃文斯）、量子供应链（兰沃西）、非法捕捞（克伦肖）和工业与安全局信息化（贾森·克罗〔Jason</w:t>
+      </w:r>
+      <w:r>
+        <w:t xml:space="preserve"> </w:t>
+      </w:r>
+      <w:r>
+        <w:rPr>
+          <w:rFonts w:hint="eastAsia"/>
+        </w:rPr>
+        <w:t xml:space="preserve">Crow〕），这些议题的共同特点是技术性强、不直接触及对华谈判筹码，表明新生代议员法案能否进入审议，取决于其是否避开了白宫在中美谈判中保留的政策空间。</w:t>
       </w:r>
     </w:p>
     <w:p>
@@ -5537,7 +5856,16 @@
         <w:rPr>
           <w:rFonts w:hint="eastAsia"/>
         </w:rPr>
-        <w:t xml:space="preserve">在此期间，国会的回应包括：4月30日库恩斯提出对台政策决议（安迪·金原始联署），5月7日金映玉在众议院提出《威慑中国对台侵略法》（劳勒联署），5月12日托库达提出重申《与台湾关系法》决议（欣森、史蒂文斯原始联署，托雷斯联署），6月11日沃金肖提出支持台湾民主的决议（劳勒原始联署，获16名两党议员联署）。这些行动构成国会对白宫对台政策调整的集体回应，新生代议员以主提和联署方式参与其中；但截至检索截止日，上述决议均未获院会表决，被“搁置”的军售是否恢复也无公开的最终记录，因此这一路径的政策效果尚不能确认。</w:t>
+        <w:t xml:space="preserve">在此期间，国会的回应包括：4月30日库恩斯提出对台政策决议（安迪·金原始联署），5月7日金映玉在众议院提出《威慑中国对台侵略法》（劳勒联署），5月12日吉尔·托库达（Jill</w:t>
+      </w:r>
+      <w:r>
+        <w:t xml:space="preserve"> </w:t>
+      </w:r>
+      <w:r>
+        <w:rPr>
+          <w:rFonts w:hint="eastAsia"/>
+        </w:rPr>
+        <w:t xml:space="preserve">Tokuda）提出重申《与台湾关系法》决议（欣森、史蒂文斯原始联署，托雷斯联署），6月11日沃金肖提出支持台湾民主的决议（劳勒原始联署，获16名两党议员联署）。这些行动构成国会对白宫对台政策调整的集体回应，新生代议员以主提和联署方式参与其中；但截至检索截止日，上述决议均未获院会表决，被“搁置”的军售是否恢复也无公开的最终记录，因此这一路径的政策效果尚不能确认。</w:t>
       </w:r>
     </w:p>
     <w:p>
@@ -5826,7 +6154,16 @@
         <w:rPr>
           <w:rFonts w:hint="eastAsia"/>
         </w:rPr>
-        <w:t xml:space="preserve">第八，未完成会期与议员个人政治前景的不确定性。本届国会将于2027年1月3日结束，届时所有未成法的法案自动失效，新生代议员需要在下一届国会重新提出。2026年11月的中期选举将决定核心议员的去留：史蒂文斯已在参议员初选中落败，欣森正在竞选参议员，劳勒、纳恩、埃文斯所在选区竞争激烈，基利已退出共和党以独立人士身份参选。年轻资深型议员中，斯沃韦尔于2026年4月辞职，基础样本中冈萨雷斯、谢尔菲卢斯-麦考密克亦于2026年4月辞职。议员个人前景的变化使得对该群体涉华行为的任何判断都具有阶段性。</w:t>
+        <w:t xml:space="preserve">第八，未完成会期与议员个人政治前景的不确定性。本届国会将于2027年1月3日结束，届时所有未成法的法案自动失效，新生代议员需要在下一届国会重新提出。2026年11月的中期选举将决定核心议员的去留：史蒂文斯已在参议员初选中落败，欣森正在竞选参议员，劳勒、纳恩、埃文斯所在选区竞争激烈，基利已退出共和党以独立人士身份参选。年轻资深型议员中，斯沃韦尔于2026年4月辞职，基础样本中冈萨雷斯、希拉·谢尔菲卢斯-麦考密克（Sheila</w:t>
+      </w:r>
+      <w:r>
+        <w:t xml:space="preserve"> </w:t>
+      </w:r>
+      <w:r>
+        <w:rPr>
+          <w:rFonts w:hint="eastAsia"/>
+        </w:rPr>
+        <w:t xml:space="preserve">Cherfilus-McCormick）亦于2026年4月辞职。议员个人前景的变化使得对该群体涉华行为的任何判断都具有阶段性。</w:t>
       </w:r>
     </w:p>
     <w:bookmarkEnd w:id="68"/>
@@ -6098,7 +6435,25 @@
         <w:rPr>
           <w:rFonts w:hint="eastAsia"/>
         </w:rPr>
-        <w:t xml:space="preserve">第一，识别核心发起人、关键联署人和跨党派桥梁人物。观察期内新生代议员涉华网络中的核心发起人是劳勒、纳恩、哈里根（主提案数量多且持续）；关键联署人是劳勒（53项）、纳恩（20项）、哈里根（18项）、马利奥塔基斯（14项）、安迪·金（12项）、奥尔舍夫斯基（12项）；跨党派桥梁人物是在两党法案之间均有大量联署的议员，包括劳勒（联署12项民主党法案）、纳恩（联署7项民主党法案）、安迪·金（联署8项共和党法案）、托雷斯（7项联署中4项为共和党法案）。这些桥梁人物是涉华议题跨党派共识形成的中介，其立场变化对联盟结构的影响大于其个人法案。</w:t>
+        <w:t xml:space="preserve">第一，识别核心发起人、关键联署人和跨党派桥梁人物。观察期内新生代议员涉华网络中的核心发起人是劳勒、纳恩、哈里根（主提案数量多且持续）；关键联署人是劳勒（53项）、纳恩（20项）、哈里根（18项）、妮可·马利奥塔基斯（Nicole</w:t>
+      </w:r>
+      <w:r>
+        <w:t xml:space="preserve"> </w:t>
+      </w:r>
+      <w:r>
+        <w:rPr>
+          <w:rFonts w:hint="eastAsia"/>
+        </w:rPr>
+        <w:t xml:space="preserve">Malliotakis，14项）、安迪·金（12项）、约翰尼·奥尔舍夫斯基（Johnny</w:t>
+      </w:r>
+      <w:r>
+        <w:t xml:space="preserve"> </w:t>
+      </w:r>
+      <w:r>
+        <w:rPr>
+          <w:rFonts w:hint="eastAsia"/>
+        </w:rPr>
+        <w:t xml:space="preserve">Olszewski，12项）；跨党派桥梁人物是在两党法案之间均有大量联署的议员，包括劳勒（联署12项民主党法案）、纳恩（联署7项民主党法案）、安迪·金（联署8项共和党法案）、托雷斯（7项联署中4项为共和党法案）。这些桥梁人物是涉华议题跨党派共识形成的中介，其立场变化对联盟结构的影响大于其个人法案。</w:t>
       </w:r>
     </w:p>
     <w:p>
@@ -6120,7 +6475,16 @@
         <w:rPr>
           <w:rFonts w:hint="eastAsia"/>
         </w:rPr>
-        <w:t xml:space="preserve">第三，关注委员会、党团和外部利益相关者之间的互动。中国问题特设委员会是新生代议员涉华网络的组织中枢，其4名新生代成员全部进入核心样本，委员会的调查报告直接为成员的法案提供依据，委员会主席穆勒纳尔和首席民主党成员（2026年1月起为康纳）对成员法案的支持是其推进的重要条件。</w:t>
+        <w:t xml:space="preserve">第三，关注委员会、党团和外部利益相关者之间的互动。中国问题特设委员会是新生代议员涉华网络的组织中枢，其4名新生代成员全部进入核心样本，委员会的调查报告直接为成员的法案提供依据，委员会主席穆勒纳尔和首席民主党成员（2026年1月起为罗·康纳〔Ro</w:t>
+      </w:r>
+      <w:r>
+        <w:t xml:space="preserve"> </w:t>
+      </w:r>
+      <w:r>
+        <w:rPr>
+          <w:rFonts w:hint="eastAsia"/>
+        </w:rPr>
+        <w:t xml:space="preserve">Khanna〕）对成员法案的支持是其推进的重要条件。</w:t>
       </w:r>
       <w:r>
         <w:rPr>
@@ -6238,19 +6602,21 @@
     </w:p>
     <w:tbl>
       <w:tblPr>
+        <w:tblStyle w:val="Table"/>
         <w:tblW w:type="pct" w:w="5000"/>
         <w:tblLayout w:type="fixed"/>
         <w:tblLook w:firstRow="1" w:lastRow="0" w:firstColumn="0" w:lastColumn="0" w:noHBand="0" w:noVBand="0" w:val="0020"/>
       </w:tblPr>
       <w:tblGrid>
-        <w:gridCol w:w="990"/>
-        <w:gridCol w:w="990"/>
-        <w:gridCol w:w="990"/>
-        <w:gridCol w:w="990"/>
-        <w:gridCol w:w="990"/>
-        <w:gridCol w:w="990"/>
-        <w:gridCol w:w="990"/>
-        <w:gridCol w:w="990"/>
+        <w:gridCol w:w="879"/>
+        <w:gridCol w:w="879"/>
+        <w:gridCol w:w="879"/>
+        <w:gridCol w:w="879"/>
+        <w:gridCol w:w="879"/>
+        <w:gridCol w:w="879"/>
+        <w:gridCol w:w="879"/>
+        <w:gridCol w:w="879"/>
+        <w:gridCol w:w="879"/>
       </w:tblGrid>
       <w:tr>
         <w:trPr>
@@ -6286,6 +6652,23 @@
                 <w:rFonts w:hint="eastAsia"/>
                 <w:sz w:val="21"/>
               </w:rPr>
+              <w:t xml:space="preserve">英文名</w:t>
+            </w:r>
+          </w:p>
+        </w:tc>
+        <w:tc>
+          <w:tcPr/>
+          <w:p>
+            <w:pPr>
+              <w:pStyle w:val="Compact"/>
+              <w:spacing w:line="240" w:lineRule="auto"/>
+              <w:ind w:firstLine="0"/>
+            </w:pPr>
+            <w:r>
+              <w:rPr>
+                <w:rFonts w:hint="eastAsia"/>
+                <w:sz w:val="21"/>
+              </w:rPr>
               <w:t xml:space="preserve">党派</w:t>
             </w:r>
           </w:p>
@@ -6421,6 +6804,22 @@
             </w:pPr>
             <w:r>
               <w:rPr>
+                <w:sz w:val="21"/>
+              </w:rPr>
+              <w:t xml:space="preserve">Michael Lawler</w:t>
+            </w:r>
+          </w:p>
+        </w:tc>
+        <w:tc>
+          <w:tcPr/>
+          <w:p>
+            <w:pPr>
+              <w:pStyle w:val="Compact"/>
+              <w:spacing w:line="240" w:lineRule="auto"/>
+              <w:ind w:firstLine="0"/>
+            </w:pPr>
+            <w:r>
+              <w:rPr>
                 <w:rFonts w:hint="eastAsia"/>
                 <w:sz w:val="21"/>
               </w:rPr>
@@ -6556,6 +6955,22 @@
             </w:pPr>
             <w:r>
               <w:rPr>
+                <w:sz w:val="21"/>
+              </w:rPr>
+              <w:t xml:space="preserve">Pat Harrigan</w:t>
+            </w:r>
+          </w:p>
+        </w:tc>
+        <w:tc>
+          <w:tcPr/>
+          <w:p>
+            <w:pPr>
+              <w:pStyle w:val="Compact"/>
+              <w:spacing w:line="240" w:lineRule="auto"/>
+              <w:ind w:firstLine="0"/>
+            </w:pPr>
+            <w:r>
+              <w:rPr>
                 <w:rFonts w:hint="eastAsia"/>
                 <w:sz w:val="21"/>
               </w:rPr>
@@ -6691,6 +7106,22 @@
             </w:pPr>
             <w:r>
               <w:rPr>
+                <w:sz w:val="21"/>
+              </w:rPr>
+              <w:t xml:space="preserve">Cory Mills</w:t>
+            </w:r>
+          </w:p>
+        </w:tc>
+        <w:tc>
+          <w:tcPr/>
+          <w:p>
+            <w:pPr>
+              <w:pStyle w:val="Compact"/>
+              <w:spacing w:line="240" w:lineRule="auto"/>
+              <w:ind w:firstLine="0"/>
+            </w:pPr>
+            <w:r>
+              <w:rPr>
                 <w:rFonts w:hint="eastAsia"/>
                 <w:sz w:val="21"/>
               </w:rPr>
@@ -6826,6 +7257,22 @@
             </w:pPr>
             <w:r>
               <w:rPr>
+                <w:sz w:val="21"/>
+              </w:rPr>
+              <w:t xml:space="preserve">Zachary Nunn</w:t>
+            </w:r>
+          </w:p>
+        </w:tc>
+        <w:tc>
+          <w:tcPr/>
+          <w:p>
+            <w:pPr>
+              <w:pStyle w:val="Compact"/>
+              <w:spacing w:line="240" w:lineRule="auto"/>
+              <w:ind w:firstLine="0"/>
+            </w:pPr>
+            <w:r>
+              <w:rPr>
                 <w:rFonts w:hint="eastAsia"/>
                 <w:sz w:val="21"/>
               </w:rPr>
@@ -6961,6 +7408,22 @@
             </w:pPr>
             <w:r>
               <w:rPr>
+                <w:sz w:val="21"/>
+              </w:rPr>
+              <w:t xml:space="preserve">Lance Gooden</w:t>
+            </w:r>
+          </w:p>
+        </w:tc>
+        <w:tc>
+          <w:tcPr/>
+          <w:p>
+            <w:pPr>
+              <w:pStyle w:val="Compact"/>
+              <w:spacing w:line="240" w:lineRule="auto"/>
+              <w:ind w:firstLine="0"/>
+            </w:pPr>
+            <w:r>
+              <w:rPr>
                 <w:rFonts w:hint="eastAsia"/>
                 <w:sz w:val="21"/>
               </w:rPr>
@@ -7096,6 +7559,22 @@
             </w:pPr>
             <w:r>
               <w:rPr>
+                <w:sz w:val="21"/>
+              </w:rPr>
+              <w:t xml:space="preserve">Ashley Hinson</w:t>
+            </w:r>
+          </w:p>
+        </w:tc>
+        <w:tc>
+          <w:tcPr/>
+          <w:p>
+            <w:pPr>
+              <w:pStyle w:val="Compact"/>
+              <w:spacing w:line="240" w:lineRule="auto"/>
+              <w:ind w:firstLine="0"/>
+            </w:pPr>
+            <w:r>
+              <w:rPr>
                 <w:rFonts w:hint="eastAsia"/>
                 <w:sz w:val="21"/>
               </w:rPr>
@@ -7231,6 +7710,22 @@
             </w:pPr>
             <w:r>
               <w:rPr>
+                <w:sz w:val="21"/>
+              </w:rPr>
+              <w:t xml:space="preserve">Josh Hawley</w:t>
+            </w:r>
+          </w:p>
+        </w:tc>
+        <w:tc>
+          <w:tcPr/>
+          <w:p>
+            <w:pPr>
+              <w:pStyle w:val="Compact"/>
+              <w:spacing w:line="240" w:lineRule="auto"/>
+              <w:ind w:firstLine="0"/>
+            </w:pPr>
+            <w:r>
+              <w:rPr>
                 <w:rFonts w:hint="eastAsia"/>
                 <w:sz w:val="21"/>
               </w:rPr>
@@ -7366,6 +7861,22 @@
             </w:pPr>
             <w:r>
               <w:rPr>
+                <w:sz w:val="21"/>
+              </w:rPr>
+              <w:t xml:space="preserve">Suhas Subramanyam</w:t>
+            </w:r>
+          </w:p>
+        </w:tc>
+        <w:tc>
+          <w:tcPr/>
+          <w:p>
+            <w:pPr>
+              <w:pStyle w:val="Compact"/>
+              <w:spacing w:line="240" w:lineRule="auto"/>
+              <w:ind w:firstLine="0"/>
+            </w:pPr>
+            <w:r>
+              <w:rPr>
                 <w:rFonts w:hint="eastAsia"/>
                 <w:sz w:val="21"/>
               </w:rPr>
@@ -7501,6 +8012,22 @@
             </w:pPr>
             <w:r>
               <w:rPr>
+                <w:sz w:val="21"/>
+              </w:rPr>
+              <w:t xml:space="preserve">Haley Stevens</w:t>
+            </w:r>
+          </w:p>
+        </w:tc>
+        <w:tc>
+          <w:tcPr/>
+          <w:p>
+            <w:pPr>
+              <w:pStyle w:val="Compact"/>
+              <w:spacing w:line="240" w:lineRule="auto"/>
+              <w:ind w:firstLine="0"/>
+            </w:pPr>
+            <w:r>
+              <w:rPr>
                 <w:rFonts w:hint="eastAsia"/>
                 <w:sz w:val="21"/>
               </w:rPr>
@@ -7636,6 +8163,22 @@
             </w:pPr>
             <w:r>
               <w:rPr>
+                <w:sz w:val="21"/>
+              </w:rPr>
+              <w:t xml:space="preserve">Ritchie Torres</w:t>
+            </w:r>
+          </w:p>
+        </w:tc>
+        <w:tc>
+          <w:tcPr/>
+          <w:p>
+            <w:pPr>
+              <w:pStyle w:val="Compact"/>
+              <w:spacing w:line="240" w:lineRule="auto"/>
+              <w:ind w:firstLine="0"/>
+            </w:pPr>
+            <w:r>
+              <w:rPr>
                 <w:rFonts w:hint="eastAsia"/>
                 <w:sz w:val="21"/>
               </w:rPr>
@@ -7771,6 +8314,22 @@
             </w:pPr>
             <w:r>
               <w:rPr>
+                <w:sz w:val="21"/>
+              </w:rPr>
+              <w:t xml:space="preserve">Gabe Evans</w:t>
+            </w:r>
+          </w:p>
+        </w:tc>
+        <w:tc>
+          <w:tcPr/>
+          <w:p>
+            <w:pPr>
+              <w:pStyle w:val="Compact"/>
+              <w:spacing w:line="240" w:lineRule="auto"/>
+              <w:ind w:firstLine="0"/>
+            </w:pPr>
+            <w:r>
+              <w:rPr>
                 <w:rFonts w:hint="eastAsia"/>
                 <w:sz w:val="21"/>
               </w:rPr>
@@ -7906,6 +8465,22 @@
             </w:pPr>
             <w:r>
               <w:rPr>
+                <w:sz w:val="21"/>
+              </w:rPr>
+              <w:t xml:space="preserve">Max Miller</w:t>
+            </w:r>
+          </w:p>
+        </w:tc>
+        <w:tc>
+          <w:tcPr/>
+          <w:p>
+            <w:pPr>
+              <w:pStyle w:val="Compact"/>
+              <w:spacing w:line="240" w:lineRule="auto"/>
+              <w:ind w:firstLine="0"/>
+            </w:pPr>
+            <w:r>
+              <w:rPr>
                 <w:rFonts w:hint="eastAsia"/>
                 <w:sz w:val="21"/>
               </w:rPr>
@@ -8041,6 +8616,22 @@
             </w:pPr>
             <w:r>
               <w:rPr>
+                <w:sz w:val="21"/>
+              </w:rPr>
+              <w:t xml:space="preserve">Dan Crenshaw</w:t>
+            </w:r>
+          </w:p>
+        </w:tc>
+        <w:tc>
+          <w:tcPr/>
+          <w:p>
+            <w:pPr>
+              <w:pStyle w:val="Compact"/>
+              <w:spacing w:line="240" w:lineRule="auto"/>
+              <w:ind w:firstLine="0"/>
+            </w:pPr>
+            <w:r>
+              <w:rPr>
                 <w:rFonts w:hint="eastAsia"/>
                 <w:sz w:val="21"/>
               </w:rPr>
@@ -8176,6 +8767,22 @@
             </w:pPr>
             <w:r>
               <w:rPr>
+                <w:sz w:val="21"/>
+              </w:rPr>
+              <w:t xml:space="preserve">Andy Kim</w:t>
+            </w:r>
+          </w:p>
+        </w:tc>
+        <w:tc>
+          <w:tcPr/>
+          <w:p>
+            <w:pPr>
+              <w:pStyle w:val="Compact"/>
+              <w:spacing w:line="240" w:lineRule="auto"/>
+              <w:ind w:firstLine="0"/>
+            </w:pPr>
+            <w:r>
+              <w:rPr>
                 <w:rFonts w:hint="eastAsia"/>
                 <w:sz w:val="21"/>
               </w:rPr>
@@ -8311,6 +8918,22 @@
             </w:pPr>
             <w:r>
               <w:rPr>
+                <w:sz w:val="21"/>
+              </w:rPr>
+              <w:t xml:space="preserve">James Walkinshaw</w:t>
+            </w:r>
+          </w:p>
+        </w:tc>
+        <w:tc>
+          <w:tcPr/>
+          <w:p>
+            <w:pPr>
+              <w:pStyle w:val="Compact"/>
+              <w:spacing w:line="240" w:lineRule="auto"/>
+              <w:ind w:firstLine="0"/>
+            </w:pPr>
+            <w:r>
+              <w:rPr>
                 <w:rFonts w:hint="eastAsia"/>
                 <w:sz w:val="21"/>
               </w:rPr>
@@ -8446,6 +9069,22 @@
             </w:pPr>
             <w:r>
               <w:rPr>
+                <w:sz w:val="21"/>
+              </w:rPr>
+              <w:t xml:space="preserve">Jared Moskowitz</w:t>
+            </w:r>
+          </w:p>
+        </w:tc>
+        <w:tc>
+          <w:tcPr/>
+          <w:p>
+            <w:pPr>
+              <w:pStyle w:val="Compact"/>
+              <w:spacing w:line="240" w:lineRule="auto"/>
+              <w:ind w:firstLine="0"/>
+            </w:pPr>
+            <w:r>
+              <w:rPr>
                 <w:rFonts w:hint="eastAsia"/>
                 <w:sz w:val="21"/>
               </w:rPr>
@@ -8581,6 +9220,22 @@
             </w:pPr>
             <w:r>
               <w:rPr>
+                <w:sz w:val="21"/>
+              </w:rPr>
+              <w:t xml:space="preserve">Tim Sheehy</w:t>
+            </w:r>
+          </w:p>
+        </w:tc>
+        <w:tc>
+          <w:tcPr/>
+          <w:p>
+            <w:pPr>
+              <w:pStyle w:val="Compact"/>
+              <w:spacing w:line="240" w:lineRule="auto"/>
+              <w:ind w:firstLine="0"/>
+            </w:pPr>
+            <w:r>
+              <w:rPr>
                 <w:rFonts w:hint="eastAsia"/>
                 <w:sz w:val="21"/>
               </w:rPr>
@@ -8716,6 +9371,22 @@
             </w:pPr>
             <w:r>
               <w:rPr>
+                <w:sz w:val="21"/>
+              </w:rPr>
+              <w:t xml:space="preserve">Abraham Hamadeh</w:t>
+            </w:r>
+          </w:p>
+        </w:tc>
+        <w:tc>
+          <w:tcPr/>
+          <w:p>
+            <w:pPr>
+              <w:pStyle w:val="Compact"/>
+              <w:spacing w:line="240" w:lineRule="auto"/>
+              <w:ind w:firstLine="0"/>
+            </w:pPr>
+            <w:r>
+              <w:rPr>
                 <w:rFonts w:hint="eastAsia"/>
                 <w:sz w:val="21"/>
               </w:rPr>
@@ -8851,6 +9522,22 @@
             </w:pPr>
             <w:r>
               <w:rPr>
+                <w:sz w:val="21"/>
+              </w:rPr>
+              <w:t xml:space="preserve">Derek Tran</w:t>
+            </w:r>
+          </w:p>
+        </w:tc>
+        <w:tc>
+          <w:tcPr/>
+          <w:p>
+            <w:pPr>
+              <w:pStyle w:val="Compact"/>
+              <w:spacing w:line="240" w:lineRule="auto"/>
+              <w:ind w:firstLine="0"/>
+            </w:pPr>
+            <w:r>
+              <w:rPr>
                 <w:rFonts w:hint="eastAsia"/>
                 <w:sz w:val="21"/>
               </w:rPr>
@@ -8973,6 +9660,22 @@
                 <w:sz w:val="21"/>
               </w:rPr>
               <w:t xml:space="preserve">穆尔</w:t>
+            </w:r>
+          </w:p>
+        </w:tc>
+        <w:tc>
+          <w:tcPr/>
+          <w:p>
+            <w:pPr>
+              <w:pStyle w:val="Compact"/>
+              <w:spacing w:line="240" w:lineRule="auto"/>
+              <w:ind w:firstLine="0"/>
+            </w:pPr>
+            <w:r>
+              <w:rPr>
+                <w:sz w:val="21"/>
+              </w:rPr>
+              <w:t xml:space="preserve">Riley Moore</w:t>
             </w:r>
           </w:p>
         </w:tc>
@@ -9227,7 +9930,16 @@
         <w:rPr>
           <w:rFonts w:hint="eastAsia"/>
         </w:rPr>
-        <w:t xml:space="preserve">关于“谈判筹码”的表述及国会反应，见路透社、美联社2026年5月15日至6月上旬的系列报道；美国海军代理部长于5月21日在国会听证中使用“暂停”一词描述对台军售状态，国务卿鲁比奥于6月3日表示相关军售“处于审查之中”。</w:t>
+        <w:t xml:space="preserve">关于“谈判筹码”的表述及国会反应，见路透社、美联社2026年5月15日至6月上旬的系列报道；美国海军代理部长于5月21日在国会听证中使用“暂停”一词描述对台军售状态，国务卿马尔科·鲁比奥（Marco</w:t>
+      </w:r>
+      <w:r>
+        <w:t xml:space="preserve"> </w:t>
+      </w:r>
+      <w:r>
+        <w:rPr>
+          <w:rFonts w:hint="eastAsia"/>
+        </w:rPr>
+        <w:t xml:space="preserve">Rubio）于6月3日表示相关军售“处于审查之中”。</w:t>
       </w:r>
     </w:p>
   </w:footnote>
@@ -9356,7 +10068,52 @@
         <w:rPr>
           <w:rFonts w:hint="eastAsia"/>
         </w:rPr>
-        <w:t xml:space="preserve">按此标准，仅提出1项涉华法案且联署不足5项者（如拉塞尔·弗赖、贾里德·戈尔登、杰克·奥金克洛斯），以及仅提出1项B类法案者（如布兰登·吉尔、艾迪生·麦克道尔），未纳入核心样本，但其行为计入基础样本的总体统计。</w:t>
+        <w:t xml:space="preserve">按此标准，拉塞尔·弗赖（Russell</w:t>
+      </w:r>
+      <w:r>
+        <w:t xml:space="preserve"> </w:t>
+      </w:r>
+      <w:r>
+        <w:rPr>
+          <w:rFonts w:hint="eastAsia"/>
+        </w:rPr>
+        <w:t xml:space="preserve">Fry）、贾里德·戈尔登（Jared</w:t>
+      </w:r>
+      <w:r>
+        <w:t xml:space="preserve"> </w:t>
+      </w:r>
+      <w:r>
+        <w:rPr>
+          <w:rFonts w:hint="eastAsia"/>
+        </w:rPr>
+        <w:t xml:space="preserve">Golden）、杰克·奥金克洛斯（Jake</w:t>
+      </w:r>
+      <w:r>
+        <w:t xml:space="preserve"> </w:t>
+      </w:r>
+      <w:r>
+        <w:rPr>
+          <w:rFonts w:hint="eastAsia"/>
+        </w:rPr>
+        <w:t xml:space="preserve">Auchincloss）等仅提出1项涉华法案且联署不足5项者，以及布兰登·吉尔（Brandon</w:t>
+      </w:r>
+      <w:r>
+        <w:t xml:space="preserve"> </w:t>
+      </w:r>
+      <w:r>
+        <w:rPr>
+          <w:rFonts w:hint="eastAsia"/>
+        </w:rPr>
+        <w:t xml:space="preserve">Gill）、艾迪生·麦克道尔（Addison</w:t>
+      </w:r>
+      <w:r>
+        <w:t xml:space="preserve"> </w:t>
+      </w:r>
+      <w:r>
+        <w:rPr>
+          <w:rFonts w:hint="eastAsia"/>
+        </w:rPr>
+        <w:t xml:space="preserve">McDowell）等仅提出1项B类法案者，未纳入核心样本，但其行为计入基础样本的总体统计。</w:t>
       </w:r>
     </w:p>
   </w:footnote>
